--- a/04-滤波电路/01-低通滤波/开关电容低通滤波电路/开关电容低通滤波电路.docx
+++ b/04-滤波电路/01-低通滤波/开关电容低通滤波电路/开关电容低通滤波电路.docx
@@ -2774,6 +2774,20 @@
     </w:p>
     <w:bookmarkEnd w:id="26"/>
     <w:bookmarkEnd w:id="27"/>
+    <w:p>
+      <w:pPr>
+        <w:spacing w:before="360"/>
+        <w:jc w:val="center"/>
+      </w:pPr>
+      <w:r>
+        <w:rPr>
+          <w:rFonts w:ascii="Times New Roman" w:hAnsi="Times New Roman"/>
+          <w:color w:val="555555"/>
+          <w:sz w:val="21"/>
+        </w:rPr>
+        <w:t>材料收集者：杜文杰</w:t>
+      </w:r>
+    </w:p>
     <w:sectPr>
       <w:headerReference r:id="rId9" w:type="default"/>
       <w:footerReference r:id="rId10" w:type="default"/>

--- a/04-滤波电路/01-低通滤波/开关电容低通滤波电路/开关电容低通滤波电路.docx
+++ b/04-滤波电路/01-低通滤波/开关电容低通滤波电路/开关电容低通滤波电路.docx
@@ -1,6 +1,6 @@
 
 <file path=word/document.xml><?xml version="1.0" encoding="utf-8"?>
-<w:document xmlns:w="http://schemas.openxmlformats.org/wordprocessingml/2006/main" xmlns:m="http://schemas.openxmlformats.org/officeDocument/2006/math" xmlns:r="http://schemas.openxmlformats.org/officeDocument/2006/relationships" xmlns:o="urn:schemas-microsoft-com:office:office" xmlns:v="urn:schemas-microsoft-com:vml" xmlns:w10="urn:schemas-microsoft-com:office:word" xmlns:a="http://schemas.openxmlformats.org/drawingml/2006/main" xmlns:pic="http://schemas.openxmlformats.org/drawingml/2006/picture" xmlns:wp="http://schemas.openxmlformats.org/drawingml/2006/wordprocessingDrawing">
+<w:document xmlns:m="http://schemas.openxmlformats.org/officeDocument/2006/math" xmlns:r="http://schemas.openxmlformats.org/officeDocument/2006/relationships" xmlns:w="http://schemas.openxmlformats.org/wordprocessingml/2006/main" xmlns:o="urn:schemas-microsoft-com:office:office" xmlns:v="urn:schemas-microsoft-com:vml" xmlns:w10="urn:schemas-microsoft-com:office:word" xmlns:a="http://schemas.openxmlformats.org/drawingml/2006/main" xmlns:pic="http://schemas.openxmlformats.org/drawingml/2006/picture" xmlns:wp="http://schemas.openxmlformats.org/drawingml/2006/wordprocessingDrawing">
   <w:body>
     <w:bookmarkStart w:id="27" w:name="开关电容低通滤波电路"/>
     <w:p>
@@ -9,7 +9,7 @@
       </w:pPr>
       <w:r>
         <w:rPr>
-          <w:rFonts w:hint="eastAsia"/>
+          <w:rFonts w:hint="eastAsia" w:eastAsia="黑体"/>
         </w:rPr>
         <w:t xml:space="preserve">开关电容低通滤波电路</w:t>
       </w:r>
@@ -21,7 +21,7 @@
       </w:pPr>
       <w:r>
         <w:rPr>
-          <w:rFonts w:hint="eastAsia"/>
+          <w:rFonts w:hint="eastAsia" w:eastAsia="黑体"/>
         </w:rPr>
         <w:t xml:space="preserve">拓扑描述</w:t>
       </w:r>
@@ -32,16 +32,19 @@
       </w:pPr>
       <w:r>
         <w:rPr>
-          <w:rFonts w:hint="eastAsia"/>
+          <w:rFonts w:hint="eastAsia" w:eastAsia="黑体"/>
         </w:rPr>
         <w:t xml:space="preserve">由</w:t>
       </w:r>
       <w:r>
+        <w:rPr>
+          <w:rFonts w:eastAsia="黑体"/>
+        </w:rPr>
         <w:t xml:space="preserve"> </w:t>
       </w:r>
       <w:r>
         <w:rPr>
-          <w:rFonts w:hint="eastAsia"/>
+          <w:rFonts w:hint="eastAsia" w:eastAsia="黑体"/>
           <w:b/>
           <w:bCs/>
         </w:rPr>
@@ -49,17 +52,21 @@
       </w:r>
       <w:r>
         <w:rPr>
+          <w:rFonts w:eastAsia="黑体"/>
           <w:b/>
           <w:bCs/>
         </w:rPr>
         <w:t xml:space="preserve"> A1</w:t>
       </w:r>
       <w:r>
+        <w:rPr>
+          <w:rFonts w:eastAsia="黑体"/>
+        </w:rPr>
         <w:t xml:space="preserve">、</w:t>
       </w:r>
       <w:r>
         <w:rPr>
-          <w:rFonts w:hint="eastAsia"/>
+          <w:rFonts w:hint="eastAsia" w:eastAsia="黑体"/>
           <w:b/>
           <w:bCs/>
         </w:rPr>
@@ -67,6 +74,7 @@
       </w:r>
       <w:r>
         <w:rPr>
+          <w:rFonts w:eastAsia="黑体"/>
           <w:b/>
           <w:bCs/>
         </w:rPr>
@@ -88,6 +96,7 @@
       </m:oMath>
       <w:r>
         <w:rPr>
+          <w:rFonts w:eastAsia="黑体"/>
           <w:b/>
           <w:bCs/>
         </w:rPr>
@@ -108,11 +117,14 @@
         </m:sSub>
       </m:oMath>
       <w:r>
+        <w:rPr>
+          <w:rFonts w:eastAsia="黑体"/>
+        </w:rPr>
         <w:t xml:space="preserve">、</w:t>
       </w:r>
       <w:r>
         <w:rPr>
-          <w:rFonts w:hint="eastAsia"/>
+          <w:rFonts w:hint="eastAsia" w:eastAsia="黑体"/>
           <w:b/>
           <w:bCs/>
         </w:rPr>
@@ -120,6 +132,7 @@
       </w:r>
       <w:r>
         <w:rPr>
+          <w:rFonts w:eastAsia="黑体"/>
           <w:b/>
           <w:bCs/>
         </w:rPr>
@@ -140,20 +153,26 @@
         </m:sSub>
       </m:oMath>
       <w:r>
+        <w:rPr>
+          <w:rFonts w:eastAsia="黑体"/>
+        </w:rPr>
         <w:t xml:space="preserve"> </w:t>
       </w:r>
       <w:r>
         <w:rPr>
-          <w:rFonts w:hint="eastAsia"/>
+          <w:rFonts w:hint="eastAsia" w:eastAsia="黑体"/>
         </w:rPr>
         <w:t xml:space="preserve">与</w:t>
       </w:r>
       <w:r>
+        <w:rPr>
+          <w:rFonts w:eastAsia="黑体"/>
+        </w:rPr>
         <w:t xml:space="preserve"> </w:t>
       </w:r>
       <w:r>
         <w:rPr>
-          <w:rFonts w:hint="eastAsia"/>
+          <w:rFonts w:hint="eastAsia" w:eastAsia="黑体"/>
           <w:b/>
           <w:bCs/>
         </w:rPr>
@@ -161,6 +180,7 @@
       </w:r>
       <w:r>
         <w:rPr>
+          <w:rFonts w:eastAsia="黑体"/>
           <w:b/>
           <w:bCs/>
         </w:rPr>
@@ -172,15 +192,21 @@
         </m:r>
       </m:oMath>
       <w:r>
+        <w:rPr>
+          <w:rFonts w:eastAsia="黑体"/>
+        </w:rPr>
         <w:t xml:space="preserve"> </w:t>
       </w:r>
       <w:r>
         <w:rPr>
-          <w:rFonts w:hint="eastAsia"/>
+          <w:rFonts w:hint="eastAsia" w:eastAsia="黑体"/>
         </w:rPr>
         <w:t xml:space="preserve">组成的离散时间一阶低通滤波器，开关以时钟频率</w:t>
       </w:r>
       <w:r>
+        <w:rPr>
+          <w:rFonts w:eastAsia="黑体"/>
+        </w:rPr>
         <w:t xml:space="preserve"> </w:t>
       </w:r>
       <m:oMath>
@@ -198,26 +224,32 @@
         </m:sSub>
       </m:oMath>
       <w:r>
+        <w:rPr>
+          <w:rFonts w:eastAsia="黑体"/>
+        </w:rPr>
         <w:t xml:space="preserve"> </w:t>
       </w:r>
       <w:r>
         <w:rPr>
-          <w:rFonts w:hint="eastAsia"/>
+          <w:rFonts w:hint="eastAsia" w:eastAsia="黑体"/>
         </w:rPr>
         <w:t xml:space="preserve">周期通断。电路共有</w:t>
       </w:r>
       <w:r>
+        <w:rPr>
+          <w:rFonts w:eastAsia="黑体"/>
+        </w:rPr>
         <w:t xml:space="preserve"> 4 </w:t>
       </w:r>
       <w:r>
         <w:rPr>
-          <w:rFonts w:hint="eastAsia"/>
+          <w:rFonts w:hint="eastAsia" w:eastAsia="黑体"/>
         </w:rPr>
         <w:t xml:space="preserve">个关键节点：</w:t>
       </w:r>
       <w:r>
         <w:rPr>
-          <w:rFonts w:hint="eastAsia"/>
+          <w:rFonts w:hint="eastAsia" w:eastAsia="黑体"/>
           <w:b/>
           <w:bCs/>
         </w:rPr>
@@ -225,6 +257,7 @@
       </w:r>
       <w:r>
         <w:rPr>
+          <w:rFonts w:eastAsia="黑体"/>
           <w:b/>
           <w:bCs/>
         </w:rPr>
@@ -232,7 +265,7 @@
       </w:r>
       <w:r>
         <w:rPr>
-          <w:rFonts w:hint="eastAsia"/>
+          <w:rFonts w:hint="eastAsia" w:eastAsia="黑体"/>
           <w:b/>
           <w:bCs/>
         </w:rPr>
@@ -240,11 +273,14 @@
       </w:r>
       <w:r>
         <w:rPr>
-          <w:rFonts w:hint="eastAsia"/>
+          <w:rFonts w:hint="eastAsia" w:eastAsia="黑体"/>
         </w:rPr>
         <w:t xml:space="preserve">（信号源</w:t>
       </w:r>
       <w:r>
+        <w:rPr>
+          <w:rFonts w:eastAsia="黑体"/>
+        </w:rPr>
         <w:t xml:space="preserve"> </w:t>
       </w:r>
       <m:oMath>
@@ -265,15 +301,21 @@
         </m:sSub>
       </m:oMath>
       <w:r>
+        <w:rPr>
+          <w:rFonts w:eastAsia="黑体"/>
+        </w:rPr>
         <w:t xml:space="preserve"> </w:t>
       </w:r>
       <w:r>
         <w:rPr>
-          <w:rFonts w:hint="eastAsia"/>
+          <w:rFonts w:hint="eastAsia" w:eastAsia="黑体"/>
         </w:rPr>
         <w:t xml:space="preserve">正端与</w:t>
       </w:r>
       <w:r>
+        <w:rPr>
+          <w:rFonts w:eastAsia="黑体"/>
+        </w:rPr>
         <w:t xml:space="preserve"> </w:t>
       </w:r>
       <m:oMath>
@@ -291,17 +333,20 @@
         </m:sSub>
       </m:oMath>
       <w:r>
+        <w:rPr>
+          <w:rFonts w:eastAsia="黑体"/>
+        </w:rPr>
         <w:t xml:space="preserve"> </w:t>
       </w:r>
       <w:r>
         <w:rPr>
-          <w:rFonts w:hint="eastAsia"/>
+          <w:rFonts w:hint="eastAsia" w:eastAsia="黑体"/>
         </w:rPr>
         <w:t xml:space="preserve">的输入脚相连）；</w:t>
       </w:r>
       <w:r>
         <w:rPr>
-          <w:rFonts w:hint="eastAsia"/>
+          <w:rFonts w:hint="eastAsia" w:eastAsia="黑体"/>
           <w:b/>
           <w:bCs/>
         </w:rPr>
@@ -309,6 +354,7 @@
       </w:r>
       <w:r>
         <w:rPr>
+          <w:rFonts w:eastAsia="黑体"/>
           <w:b/>
           <w:bCs/>
         </w:rPr>
@@ -316,7 +362,7 @@
       </w:r>
       <w:r>
         <w:rPr>
-          <w:rFonts w:hint="eastAsia"/>
+          <w:rFonts w:hint="eastAsia" w:eastAsia="黑体"/>
           <w:b/>
           <w:bCs/>
         </w:rPr>
@@ -324,7 +370,7 @@
       </w:r>
       <w:r>
         <w:rPr>
-          <w:rFonts w:hint="eastAsia"/>
+          <w:rFonts w:hint="eastAsia" w:eastAsia="黑体"/>
         </w:rPr>
         <w:t xml:space="preserve">（</w:t>
       </w:r>
@@ -343,11 +389,14 @@
         </m:sSub>
       </m:oMath>
       <w:r>
+        <w:rPr>
+          <w:rFonts w:eastAsia="黑体"/>
+        </w:rPr>
         <w:t xml:space="preserve"> </w:t>
       </w:r>
       <w:r>
         <w:rPr>
-          <w:rFonts w:hint="eastAsia"/>
+          <w:rFonts w:hint="eastAsia" w:eastAsia="黑体"/>
         </w:rPr>
         <w:t xml:space="preserve">的输出脚、</w:t>
       </w:r>
@@ -366,15 +415,21 @@
         </m:sSub>
       </m:oMath>
       <w:r>
+        <w:rPr>
+          <w:rFonts w:eastAsia="黑体"/>
+        </w:rPr>
         <w:t xml:space="preserve"> </w:t>
       </w:r>
       <w:r>
         <w:rPr>
-          <w:rFonts w:hint="eastAsia"/>
+          <w:rFonts w:hint="eastAsia" w:eastAsia="黑体"/>
         </w:rPr>
         <w:t xml:space="preserve">的输入脚与</w:t>
       </w:r>
       <w:r>
+        <w:rPr>
+          <w:rFonts w:eastAsia="黑体"/>
+        </w:rPr>
         <w:t xml:space="preserve"> </w:t>
       </w:r>
       <m:oMath>
@@ -392,17 +447,20 @@
         </m:sSub>
       </m:oMath>
       <w:r>
+        <w:rPr>
+          <w:rFonts w:eastAsia="黑体"/>
+        </w:rPr>
         <w:t xml:space="preserve"> </w:t>
       </w:r>
       <w:r>
         <w:rPr>
-          <w:rFonts w:hint="eastAsia"/>
+          <w:rFonts w:hint="eastAsia" w:eastAsia="黑体"/>
         </w:rPr>
         <w:t xml:space="preserve">一端三者相连）；</w:t>
       </w:r>
       <w:r>
         <w:rPr>
-          <w:rFonts w:hint="eastAsia"/>
+          <w:rFonts w:hint="eastAsia" w:eastAsia="黑体"/>
           <w:b/>
           <w:bCs/>
         </w:rPr>
@@ -410,6 +468,7 @@
       </w:r>
       <w:r>
         <w:rPr>
+          <w:rFonts w:eastAsia="黑体"/>
           <w:b/>
           <w:bCs/>
         </w:rPr>
@@ -417,7 +476,7 @@
       </w:r>
       <w:r>
         <w:rPr>
-          <w:rFonts w:hint="eastAsia"/>
+          <w:rFonts w:hint="eastAsia" w:eastAsia="黑体"/>
           <w:b/>
           <w:bCs/>
         </w:rPr>
@@ -425,7 +484,7 @@
       </w:r>
       <w:r>
         <w:rPr>
-          <w:rFonts w:hint="eastAsia"/>
+          <w:rFonts w:hint="eastAsia" w:eastAsia="黑体"/>
         </w:rPr>
         <w:t xml:space="preserve">（</w:t>
       </w:r>
@@ -444,11 +503,14 @@
         </m:sSub>
       </m:oMath>
       <w:r>
+        <w:rPr>
+          <w:rFonts w:eastAsia="黑体"/>
+        </w:rPr>
         <w:t xml:space="preserve"> </w:t>
       </w:r>
       <w:r>
         <w:rPr>
-          <w:rFonts w:hint="eastAsia"/>
+          <w:rFonts w:hint="eastAsia" w:eastAsia="黑体"/>
         </w:rPr>
         <w:t xml:space="preserve">的输出脚、</w:t>
       </w:r>
@@ -467,11 +529,14 @@
         </m:sSub>
       </m:oMath>
       <w:r>
+        <w:rPr>
+          <w:rFonts w:eastAsia="黑体"/>
+        </w:rPr>
         <w:t xml:space="preserve"> </w:t>
       </w:r>
       <w:r>
         <w:rPr>
-          <w:rFonts w:hint="eastAsia"/>
+          <w:rFonts w:hint="eastAsia" w:eastAsia="黑体"/>
         </w:rPr>
         <w:t xml:space="preserve">另一端、</w:t>
       </w:r>
@@ -481,35 +546,44 @@
         </m:r>
       </m:oMath>
       <w:r>
+        <w:rPr>
+          <w:rFonts w:eastAsia="黑体"/>
+        </w:rPr>
         <w:t xml:space="preserve"> </w:t>
       </w:r>
       <w:r>
         <w:rPr>
-          <w:rFonts w:hint="eastAsia"/>
+          <w:rFonts w:hint="eastAsia" w:eastAsia="黑体"/>
         </w:rPr>
         <w:t xml:space="preserve">一端与</w:t>
       </w:r>
       <w:r>
+        <w:rPr>
+          <w:rFonts w:eastAsia="黑体"/>
+        </w:rPr>
         <w:t xml:space="preserve"> A1 </w:t>
       </w:r>
       <w:r>
         <w:rPr>
-          <w:rFonts w:hint="eastAsia"/>
+          <w:rFonts w:hint="eastAsia" w:eastAsia="黑体"/>
         </w:rPr>
         <w:t xml:space="preserve">的反相输入端</w:t>
       </w:r>
       <w:r>
+        <w:rPr>
+          <w:rFonts w:eastAsia="黑体"/>
+        </w:rPr>
         <w:t xml:space="preserve"> IN− </w:t>
       </w:r>
       <w:r>
         <w:rPr>
-          <w:rFonts w:hint="eastAsia"/>
+          <w:rFonts w:hint="eastAsia" w:eastAsia="黑体"/>
         </w:rPr>
         <w:t xml:space="preserve">相连）；</w:t>
       </w:r>
       <w:r>
         <w:rPr>
-          <w:rFonts w:hint="eastAsia"/>
+          <w:rFonts w:hint="eastAsia" w:eastAsia="黑体"/>
           <w:b/>
           <w:bCs/>
         </w:rPr>
@@ -517,6 +591,7 @@
       </w:r>
       <w:r>
         <w:rPr>
+          <w:rFonts w:eastAsia="黑体"/>
           <w:b/>
           <w:bCs/>
         </w:rPr>
@@ -524,7 +599,7 @@
       </w:r>
       <w:r>
         <w:rPr>
-          <w:rFonts w:hint="eastAsia"/>
+          <w:rFonts w:hint="eastAsia" w:eastAsia="黑体"/>
           <w:b/>
           <w:bCs/>
         </w:rPr>
@@ -532,29 +607,38 @@
       </w:r>
       <w:r>
         <w:rPr>
-          <w:rFonts w:hint="eastAsia"/>
+          <w:rFonts w:hint="eastAsia" w:eastAsia="黑体"/>
         </w:rPr>
         <w:t xml:space="preserve">（A1</w:t>
       </w:r>
       <w:r>
+        <w:rPr>
+          <w:rFonts w:eastAsia="黑体"/>
+        </w:rPr>
         <w:t xml:space="preserve"> </w:t>
       </w:r>
       <w:r>
         <w:rPr>
-          <w:rFonts w:hint="eastAsia"/>
+          <w:rFonts w:hint="eastAsia" w:eastAsia="黑体"/>
         </w:rPr>
         <w:t xml:space="preserve">的输出端</w:t>
       </w:r>
       <w:r>
+        <w:rPr>
+          <w:rFonts w:eastAsia="黑体"/>
+        </w:rPr>
         <w:t xml:space="preserve"> OUT </w:t>
       </w:r>
       <w:r>
         <w:rPr>
-          <w:rFonts w:hint="eastAsia"/>
+          <w:rFonts w:hint="eastAsia" w:eastAsia="黑体"/>
         </w:rPr>
         <w:t xml:space="preserve">与</w:t>
       </w:r>
       <w:r>
+        <w:rPr>
+          <w:rFonts w:eastAsia="黑体"/>
+        </w:rPr>
         <w:t xml:space="preserve"> </w:t>
       </w:r>
       <m:oMath>
@@ -563,15 +647,21 @@
         </m:r>
       </m:oMath>
       <w:r>
+        <w:rPr>
+          <w:rFonts w:eastAsia="黑体"/>
+        </w:rPr>
         <w:t xml:space="preserve"> </w:t>
       </w:r>
       <w:r>
         <w:rPr>
-          <w:rFonts w:hint="eastAsia"/>
+          <w:rFonts w:hint="eastAsia" w:eastAsia="黑体"/>
         </w:rPr>
         <w:t xml:space="preserve">另一端相连，作为输出</w:t>
       </w:r>
       <w:r>
+        <w:rPr>
+          <w:rFonts w:eastAsia="黑体"/>
+        </w:rPr>
         <w:t xml:space="preserve"> </w:t>
       </w:r>
       <m:oMath>
@@ -596,29 +686,38 @@
       </m:oMath>
       <w:r>
         <w:rPr>
-          <w:rFonts w:hint="eastAsia"/>
+          <w:rFonts w:hint="eastAsia" w:eastAsia="黑体"/>
         </w:rPr>
         <w:t xml:space="preserve">）；A1</w:t>
       </w:r>
       <w:r>
+        <w:rPr>
+          <w:rFonts w:eastAsia="黑体"/>
+        </w:rPr>
         <w:t xml:space="preserve"> </w:t>
       </w:r>
       <w:r>
         <w:rPr>
-          <w:rFonts w:hint="eastAsia"/>
+          <w:rFonts w:hint="eastAsia" w:eastAsia="黑体"/>
         </w:rPr>
         <w:t xml:space="preserve">的同相输入端</w:t>
       </w:r>
       <w:r>
+        <w:rPr>
+          <w:rFonts w:eastAsia="黑体"/>
+        </w:rPr>
         <w:t xml:space="preserve"> IN+ </w:t>
       </w:r>
       <w:r>
         <w:rPr>
-          <w:rFonts w:hint="eastAsia"/>
+          <w:rFonts w:hint="eastAsia" w:eastAsia="黑体"/>
         </w:rPr>
         <w:t xml:space="preserve">接</w:t>
       </w:r>
       <w:r>
+        <w:rPr>
+          <w:rFonts w:eastAsia="黑体"/>
+        </w:rPr>
         <w:t xml:space="preserve"> GND。</w:t>
       </w:r>
     </w:p>
@@ -626,7 +725,7 @@
       <w:pPr/>
       <w:r>
         <w:rPr>
-          <w:rFonts w:hint="eastAsia"/>
+          <w:rFonts w:hint="eastAsia" w:eastAsia="黑体"/>
         </w:rPr>
         <w:t xml:space="preserve">各元件管脚连接：</w:t>
       </w:r>
@@ -645,15 +744,21 @@
         </m:sSub>
       </m:oMath>
       <w:r>
+        <w:rPr>
+          <w:rFonts w:eastAsia="黑体"/>
+        </w:rPr>
         <w:t xml:space="preserve"> </w:t>
       </w:r>
       <w:r>
         <w:rPr>
-          <w:rFonts w:hint="eastAsia"/>
+          <w:rFonts w:hint="eastAsia" w:eastAsia="黑体"/>
         </w:rPr>
         <w:t xml:space="preserve">输入脚接输入节点、输出脚接抽运节点、控制脚接时钟</w:t>
       </w:r>
       <w:r>
+        <w:rPr>
+          <w:rFonts w:eastAsia="黑体"/>
+        </w:rPr>
         <w:t xml:space="preserve"> </w:t>
       </w:r>
       <m:oMath>
@@ -672,7 +777,7 @@
       </m:oMath>
       <w:r>
         <w:rPr>
-          <w:rFonts w:hint="eastAsia"/>
+          <w:rFonts w:hint="eastAsia" w:eastAsia="黑体"/>
         </w:rPr>
         <w:t xml:space="preserve">；</w:t>
       </w:r>
@@ -691,15 +796,21 @@
         </m:sSub>
       </m:oMath>
       <w:r>
+        <w:rPr>
+          <w:rFonts w:eastAsia="黑体"/>
+        </w:rPr>
         <w:t xml:space="preserve"> </w:t>
       </w:r>
       <w:r>
         <w:rPr>
-          <w:rFonts w:hint="eastAsia"/>
+          <w:rFonts w:hint="eastAsia" w:eastAsia="黑体"/>
         </w:rPr>
         <w:t xml:space="preserve">输入脚接抽运节点、输出脚接反相输入端节点、控制脚接时钟</w:t>
       </w:r>
       <w:r>
+        <w:rPr>
+          <w:rFonts w:eastAsia="黑体"/>
+        </w:rPr>
         <w:t xml:space="preserve"> </w:t>
       </w:r>
       <m:oMath>
@@ -718,7 +829,7 @@
       </m:oMath>
       <w:r>
         <w:rPr>
-          <w:rFonts w:hint="eastAsia"/>
+          <w:rFonts w:hint="eastAsia" w:eastAsia="黑体"/>
         </w:rPr>
         <w:t xml:space="preserve">；</w:t>
       </w:r>
@@ -737,11 +848,14 @@
         </m:sSub>
       </m:oMath>
       <w:r>
+        <w:rPr>
+          <w:rFonts w:eastAsia="黑体"/>
+        </w:rPr>
         <w:t xml:space="preserve"> </w:t>
       </w:r>
       <w:r>
         <w:rPr>
-          <w:rFonts w:hint="eastAsia"/>
+          <w:rFonts w:hint="eastAsia" w:eastAsia="黑体"/>
         </w:rPr>
         <w:t xml:space="preserve">一端接抽运节点、另一端接反相输入端节点；</w:t>
       </w:r>
@@ -751,85 +865,113 @@
         </m:r>
       </m:oMath>
       <w:r>
+        <w:rPr>
+          <w:rFonts w:eastAsia="黑体"/>
+        </w:rPr>
         <w:t xml:space="preserve"> </w:t>
       </w:r>
       <w:r>
         <w:rPr>
-          <w:rFonts w:hint="eastAsia"/>
+          <w:rFonts w:hint="eastAsia" w:eastAsia="黑体"/>
         </w:rPr>
         <w:t xml:space="preserve">一端接反相输入端节点、另一端接输出节点（跨接反馈）；</w:t>
       </w:r>
       <w:r>
         <w:rPr>
+          <w:rFonts w:eastAsia="黑体"/>
           <w:b/>
           <w:bCs/>
         </w:rPr>
         <w:t xml:space="preserve">A1</w:t>
       </w:r>
       <w:r>
+        <w:rPr>
+          <w:rFonts w:eastAsia="黑体"/>
+        </w:rPr>
         <w:t xml:space="preserve"> </w:t>
       </w:r>
       <w:r>
         <w:rPr>
-          <w:rFonts w:hint="eastAsia"/>
+          <w:rFonts w:hint="eastAsia" w:eastAsia="黑体"/>
         </w:rPr>
         <w:t xml:space="preserve">的</w:t>
       </w:r>
       <w:r>
+        <w:rPr>
+          <w:rFonts w:eastAsia="黑体"/>
+        </w:rPr>
         <w:t xml:space="preserve"> IN+ </w:t>
       </w:r>
       <w:r>
         <w:rPr>
-          <w:rFonts w:hint="eastAsia"/>
+          <w:rFonts w:hint="eastAsia" w:eastAsia="黑体"/>
         </w:rPr>
         <w:t xml:space="preserve">接</w:t>
       </w:r>
       <w:r>
+        <w:rPr>
+          <w:rFonts w:eastAsia="黑体"/>
+        </w:rPr>
         <w:t xml:space="preserve"> GND、IN− </w:t>
       </w:r>
       <w:r>
         <w:rPr>
-          <w:rFonts w:hint="eastAsia"/>
+          <w:rFonts w:hint="eastAsia" w:eastAsia="黑体"/>
         </w:rPr>
         <w:t xml:space="preserve">接反相输入端节点、OUT</w:t>
       </w:r>
       <w:r>
+        <w:rPr>
+          <w:rFonts w:eastAsia="黑体"/>
+        </w:rPr>
         <w:t xml:space="preserve"> </w:t>
       </w:r>
       <w:r>
         <w:rPr>
-          <w:rFonts w:hint="eastAsia"/>
+          <w:rFonts w:hint="eastAsia" w:eastAsia="黑体"/>
         </w:rPr>
         <w:t xml:space="preserve">接输出节点、正电源脚</w:t>
       </w:r>
       <w:r>
+        <w:rPr>
+          <w:rFonts w:eastAsia="黑体"/>
+        </w:rPr>
         <w:t xml:space="preserve"> V+ </w:t>
       </w:r>
       <w:r>
         <w:rPr>
-          <w:rFonts w:hint="eastAsia"/>
+          <w:rFonts w:hint="eastAsia" w:eastAsia="黑体"/>
         </w:rPr>
         <w:t xml:space="preserve">接</w:t>
       </w:r>
       <w:r>
+        <w:rPr>
+          <w:rFonts w:eastAsia="黑体"/>
+        </w:rPr>
         <w:t xml:space="preserve"> </w:t>
       </w:r>
       <w:r>
         <w:rPr>
-          <w:rFonts w:hint="eastAsia"/>
+          <w:rFonts w:hint="eastAsia" w:eastAsia="黑体"/>
         </w:rPr>
         <w:t xml:space="preserve">+VCC、负电源脚</w:t>
       </w:r>
       <w:r>
+        <w:rPr>
+          <w:rFonts w:eastAsia="黑体"/>
+        </w:rPr>
         <w:t xml:space="preserve"> V− </w:t>
       </w:r>
       <w:r>
         <w:rPr>
-          <w:rFonts w:hint="eastAsia"/>
+          <w:rFonts w:hint="eastAsia" w:eastAsia="黑体"/>
         </w:rPr>
         <w:t xml:space="preserve">接</w:t>
       </w:r>
       <w:r>
+        <w:rPr>
+          <w:rFonts w:eastAsia="黑体"/>
+        </w:rPr>
         <w:t xml:space="preserve"> −VEE。</w:t>
       </w:r>
     </w:p>
@@ -837,11 +979,14 @@
       <w:pPr/>
       <w:r>
         <w:rPr>
-          <w:rFonts w:hint="eastAsia"/>
+          <w:rFonts w:hint="eastAsia" w:eastAsia="黑体"/>
         </w:rPr>
         <w:t xml:space="preserve">由此构成”开关电容等效电阻</w:t>
       </w:r>
       <w:r>
+        <w:rPr>
+          <w:rFonts w:eastAsia="黑体"/>
+        </w:rPr>
         <w:t xml:space="preserve"> </w:t>
       </w:r>
       <m:oMath>
@@ -913,11 +1058,14 @@
         </m:r>
       </m:oMath>
       <w:r>
+        <w:rPr>
+          <w:rFonts w:eastAsia="黑体"/>
+        </w:rPr>
         <w:t xml:space="preserve"> </w:t>
       </w:r>
       <w:r>
         <w:rPr>
-          <w:rFonts w:hint="eastAsia"/>
+          <w:rFonts w:hint="eastAsia" w:eastAsia="黑体"/>
         </w:rPr>
         <w:t xml:space="preserve">从输入接入虚地、</w:t>
       </w:r>
@@ -927,15 +1075,21 @@
         </m:r>
       </m:oMath>
       <w:r>
+        <w:rPr>
+          <w:rFonts w:eastAsia="黑体"/>
+        </w:rPr>
         <w:t xml:space="preserve"> </w:t>
       </w:r>
       <w:r>
         <w:rPr>
-          <w:rFonts w:hint="eastAsia"/>
+          <w:rFonts w:hint="eastAsia" w:eastAsia="黑体"/>
         </w:rPr>
         <w:t xml:space="preserve">跨接反馈”的一阶开关电容积分低通组态，截止频率</w:t>
       </w:r>
       <w:r>
+        <w:rPr>
+          <w:rFonts w:eastAsia="黑体"/>
+        </w:rPr>
         <w:t xml:space="preserve"> </w:t>
       </w:r>
       <m:oMath>
@@ -1010,11 +1164,14 @@
         </m:r>
       </m:oMath>
       <w:r>
+        <w:rPr>
+          <w:rFonts w:eastAsia="黑体"/>
+        </w:rPr>
         <w:t xml:space="preserve"> </w:t>
       </w:r>
       <w:r>
         <w:rPr>
-          <w:rFonts w:hint="eastAsia"/>
+          <w:rFonts w:hint="eastAsia" w:eastAsia="黑体"/>
         </w:rPr>
         <w:t xml:space="preserve">由时钟与电容比设定，从而可实现时钟程控滤波。</w:t>
       </w:r>
@@ -1027,7 +1184,7 @@
       </w:pPr>
       <w:r>
         <w:rPr>
-          <w:rFonts w:hint="eastAsia"/>
+          <w:rFonts w:hint="eastAsia" w:eastAsia="黑体"/>
         </w:rPr>
         <w:t xml:space="preserve">工作原理</w:t>
       </w:r>
@@ -1038,11 +1195,14 @@
       </w:pPr>
       <w:r>
         <w:rPr>
-          <w:rFonts w:hint="eastAsia"/>
+          <w:rFonts w:hint="eastAsia" w:eastAsia="黑体"/>
         </w:rPr>
         <w:t xml:space="preserve">开关与电容周期性切换，每个时钟周期向电路搬运电荷，其平均电流等效于一个阻值为</w:t>
       </w:r>
       <w:r>
+        <w:rPr>
+          <w:rFonts w:eastAsia="黑体"/>
+        </w:rPr>
         <w:t xml:space="preserve"> </w:t>
       </w:r>
       <m:oMath>
@@ -1084,11 +1244,14 @@
         </m:r>
       </m:oMath>
       <w:r>
+        <w:rPr>
+          <w:rFonts w:eastAsia="黑体"/>
+        </w:rPr>
         <w:t xml:space="preserve"> </w:t>
       </w:r>
       <w:r>
         <w:rPr>
-          <w:rFonts w:hint="eastAsia"/>
+          <w:rFonts w:hint="eastAsia" w:eastAsia="黑体"/>
         </w:rPr>
         <w:t xml:space="preserve">的电阻。改变时钟频率即可等效改变所有「电阻」，从而按比例改变滤波器的截止频率，实现时钟可调滤波。</w:t>
       </w:r>
@@ -1101,7 +1264,7 @@
       </w:pPr>
       <w:r>
         <w:rPr>
-          <w:rFonts w:hint="eastAsia"/>
+          <w:rFonts w:hint="eastAsia" w:eastAsia="黑体"/>
         </w:rPr>
         <w:t xml:space="preserve">关键计算公式</w:t>
       </w:r>
@@ -1115,7 +1278,7 @@
       </w:pPr>
       <w:r>
         <w:rPr>
-          <w:rFonts w:hint="eastAsia"/>
+          <w:rFonts w:hint="eastAsia" w:eastAsia="黑体"/>
         </w:rPr>
         <w:t xml:space="preserve">开关电容等效电阻：</w:t>
       </w:r>
@@ -1199,16 +1362,19 @@
       </w:pPr>
       <w:r>
         <w:rPr>
-          <w:rFonts w:hint="eastAsia"/>
+          <w:rFonts w:hint="eastAsia" w:eastAsia="黑体"/>
         </w:rPr>
         <w:t xml:space="preserve">一阶</w:t>
       </w:r>
       <w:r>
+        <w:rPr>
+          <w:rFonts w:eastAsia="黑体"/>
+        </w:rPr>
         <w:t xml:space="preserve"> RC </w:t>
       </w:r>
       <w:r>
         <w:rPr>
-          <w:rFonts w:hint="eastAsia"/>
+          <w:rFonts w:hint="eastAsia" w:eastAsia="黑体"/>
         </w:rPr>
         <w:t xml:space="preserve">截止频率（代入等效电阻）：</w:t>
       </w:r>
@@ -1337,16 +1503,19 @@
       </w:pPr>
       <w:r>
         <w:rPr>
-          <w:rFonts w:hint="eastAsia"/>
+          <w:rFonts w:hint="eastAsia" w:eastAsia="黑体"/>
         </w:rPr>
         <w:t xml:space="preserve">时钟与截止频率关系（典型滤波器</w:t>
       </w:r>
       <w:r>
+        <w:rPr>
+          <w:rFonts w:eastAsia="黑体"/>
+        </w:rPr>
         <w:t xml:space="preserve"> IC </w:t>
       </w:r>
       <w:r>
         <w:rPr>
-          <w:rFonts w:hint="eastAsia"/>
+          <w:rFonts w:hint="eastAsia" w:eastAsia="黑体"/>
         </w:rPr>
         <w:t xml:space="preserve">设计）：</w:t>
       </w:r>
@@ -1440,7 +1609,7 @@
       </w:pPr>
       <w:r>
         <w:rPr>
-          <w:rFonts w:hint="eastAsia"/>
+          <w:rFonts w:hint="eastAsia" w:eastAsia="黑体"/>
         </w:rPr>
         <w:t xml:space="preserve">采样/奈奎斯特约束：</w:t>
       </w:r>
@@ -1522,7 +1691,7 @@
             </w:pPr>
             <w:r>
               <w:rPr>
-                <w:rFonts w:hint="eastAsia"/>
+                <w:rFonts w:hint="eastAsia" w:eastAsia="黑体"/>
               </w:rPr>
               <w:t xml:space="preserve">符号</w:t>
             </w:r>
@@ -1536,7 +1705,7 @@
             </w:pPr>
             <w:r>
               <w:rPr>
-                <w:rFonts w:hint="eastAsia"/>
+                <w:rFonts w:hint="eastAsia" w:eastAsia="黑体"/>
               </w:rPr>
               <w:t xml:space="preserve">含义</w:t>
             </w:r>
@@ -1550,7 +1719,7 @@
             </w:pPr>
             <w:r>
               <w:rPr>
-                <w:rFonts w:hint="eastAsia"/>
+                <w:rFonts w:hint="eastAsia" w:eastAsia="黑体"/>
               </w:rPr>
               <w:t xml:space="preserve">单位</w:t>
             </w:r>
@@ -1579,6 +1748,9 @@
               </m:sSub>
             </m:oMath>
             <w:r>
+              <w:rPr>
+                <w:rFonts w:eastAsia="黑体"/>
+              </w:rPr>
               <w:t xml:space="preserve">​</w:t>
             </w:r>
           </w:p>
@@ -1591,7 +1763,7 @@
             </w:pPr>
             <w:r>
               <w:rPr>
-                <w:rFonts w:hint="eastAsia"/>
+                <w:rFonts w:hint="eastAsia" w:eastAsia="黑体"/>
               </w:rPr>
               <w:t xml:space="preserve">开关（时钟）频率</w:t>
             </w:r>
@@ -1604,6 +1776,9 @@
               <w:pStyle w:val="Compact"/>
             </w:pPr>
             <w:r>
+              <w:rPr>
+                <w:rFonts w:eastAsia="黑体"/>
+              </w:rPr>
               <w:t xml:space="preserve">Hz</w:t>
             </w:r>
           </w:p>
@@ -1631,6 +1806,9 @@
               </m:sSub>
             </m:oMath>
             <w:r>
+              <w:rPr>
+                <w:rFonts w:eastAsia="黑体"/>
+              </w:rPr>
               <w:t xml:space="preserve">​</w:t>
             </w:r>
           </w:p>
@@ -1643,7 +1821,7 @@
             </w:pPr>
             <w:r>
               <w:rPr>
-                <w:rFonts w:hint="eastAsia"/>
+                <w:rFonts w:hint="eastAsia" w:eastAsia="黑体"/>
               </w:rPr>
               <w:t xml:space="preserve">开关（等效电阻）电容</w:t>
             </w:r>
@@ -1656,6 +1834,9 @@
               <w:pStyle w:val="Compact"/>
             </w:pPr>
             <w:r>
+              <w:rPr>
+                <w:rFonts w:eastAsia="黑体"/>
+              </w:rPr>
               <w:t xml:space="preserve">F</w:t>
             </w:r>
           </w:p>
@@ -1674,6 +1855,9 @@
               </m:r>
             </m:oMath>
             <w:r>
+              <w:rPr>
+                <w:rFonts w:eastAsia="黑体"/>
+              </w:rPr>
               <w:t xml:space="preserve">​</w:t>
             </w:r>
           </w:p>
@@ -1686,7 +1870,7 @@
             </w:pPr>
             <w:r>
               <w:rPr>
-                <w:rFonts w:hint="eastAsia"/>
+                <w:rFonts w:hint="eastAsia" w:eastAsia="黑体"/>
               </w:rPr>
               <w:t xml:space="preserve">积分（滤波）电容</w:t>
             </w:r>
@@ -1699,6 +1883,9 @@
               <w:pStyle w:val="Compact"/>
             </w:pPr>
             <w:r>
+              <w:rPr>
+                <w:rFonts w:eastAsia="黑体"/>
+              </w:rPr>
               <w:t xml:space="preserve">F</w:t>
             </w:r>
           </w:p>
@@ -1729,6 +1916,9 @@
               </m:sSub>
             </m:oMath>
             <w:r>
+              <w:rPr>
+                <w:rFonts w:eastAsia="黑体"/>
+              </w:rPr>
               <w:t xml:space="preserve">​</w:t>
             </w:r>
           </w:p>
@@ -1741,7 +1931,7 @@
             </w:pPr>
             <w:r>
               <w:rPr>
-                <w:rFonts w:hint="eastAsia"/>
+                <w:rFonts w:hint="eastAsia" w:eastAsia="黑体"/>
               </w:rPr>
               <w:t xml:space="preserve">等效电阻</w:t>
             </w:r>
@@ -1754,6 +1944,9 @@
               <w:pStyle w:val="Compact"/>
             </w:pPr>
             <w:r>
+              <w:rPr>
+                <w:rFonts w:eastAsia="黑体"/>
+              </w:rPr>
               <w:t xml:space="preserve">Ω</w:t>
             </w:r>
           </w:p>
@@ -1781,6 +1974,9 @@
               </m:sSub>
             </m:oMath>
             <w:r>
+              <w:rPr>
+                <w:rFonts w:eastAsia="黑体"/>
+              </w:rPr>
               <w:t xml:space="preserve">​</w:t>
             </w:r>
           </w:p>
@@ -1793,7 +1989,7 @@
             </w:pPr>
             <w:r>
               <w:rPr>
-                <w:rFonts w:hint="eastAsia"/>
+                <w:rFonts w:hint="eastAsia" w:eastAsia="黑体"/>
               </w:rPr>
               <w:t xml:space="preserve">截止频率</w:t>
             </w:r>
@@ -1806,6 +2002,9 @@
               <w:pStyle w:val="Compact"/>
             </w:pPr>
             <w:r>
+              <w:rPr>
+                <w:rFonts w:eastAsia="黑体"/>
+              </w:rPr>
               <w:t xml:space="preserve">Hz</w:t>
             </w:r>
           </w:p>
@@ -1824,6 +2023,9 @@
               </m:r>
             </m:oMath>
             <w:r>
+              <w:rPr>
+                <w:rFonts w:eastAsia="黑体"/>
+              </w:rPr>
               <w:t xml:space="preserve">​</w:t>
             </w:r>
           </w:p>
@@ -1836,7 +2038,7 @@
             </w:pPr>
             <w:r>
               <w:rPr>
-                <w:rFonts w:hint="eastAsia"/>
+                <w:rFonts w:hint="eastAsia" w:eastAsia="黑体"/>
               </w:rPr>
               <w:t xml:space="preserve">时钟分频比</w:t>
             </w:r>
@@ -1850,7 +2052,7 @@
             </w:pPr>
             <w:r>
               <w:rPr>
-                <w:rFonts w:hint="eastAsia"/>
+                <w:rFonts w:hint="eastAsia" w:eastAsia="黑体"/>
               </w:rPr>
               <w:t xml:space="preserve">无量纲</w:t>
             </w:r>
@@ -1866,7 +2068,7 @@
       </w:pPr>
       <w:r>
         <w:rPr>
-          <w:rFonts w:hint="eastAsia"/>
+          <w:rFonts w:hint="eastAsia" w:eastAsia="黑体"/>
         </w:rPr>
         <w:t xml:space="preserve">元件调整影响</w:t>
       </w:r>
@@ -1881,7 +2083,7 @@
       </w:pPr>
       <w:r>
         <w:rPr>
-          <w:rFonts w:hint="eastAsia"/>
+          <w:rFonts w:hint="eastAsia" w:eastAsia="黑体"/>
           <w:b/>
           <w:bCs/>
         </w:rPr>
@@ -1889,6 +2091,7 @@
       </w:r>
       <w:r>
         <w:rPr>
+          <w:rFonts w:eastAsia="黑体"/>
           <w:b/>
           <w:bCs/>
         </w:rPr>
@@ -1910,6 +2113,7 @@
       </m:oMath>
       <w:r>
         <w:rPr>
+          <w:rFonts w:eastAsia="黑体"/>
           <w:b/>
           <w:bCs/>
         </w:rPr>
@@ -1917,21 +2121,27 @@
       </w:r>
       <w:r>
         <w:rPr>
-          <w:rFonts w:hint="eastAsia"/>
+          <w:rFonts w:hint="eastAsia" w:eastAsia="黑体"/>
           <w:b/>
           <w:bCs/>
         </w:rPr>
         <w:t xml:space="preserve">增大</w:t>
       </w:r>
       <w:r>
+        <w:rPr>
+          <w:rFonts w:eastAsia="黑体"/>
+        </w:rPr>
         <w:t xml:space="preserve"> </w:t>
       </w:r>
       <w:r>
+        <w:rPr>
+          <w:rFonts w:eastAsia="黑体"/>
+        </w:rPr>
         <w:t xml:space="preserve">→ </w:t>
       </w:r>
       <w:r>
         <w:rPr>
-          <w:rFonts w:hint="eastAsia"/>
+          <w:rFonts w:hint="eastAsia" w:eastAsia="黑体"/>
         </w:rPr>
         <w:t xml:space="preserve">等效电阻减小，</w:t>
       </w:r>
@@ -1950,11 +2160,14 @@
         </m:sSub>
       </m:oMath>
       <w:r>
+        <w:rPr>
+          <w:rFonts w:eastAsia="黑体"/>
+        </w:rPr>
         <w:t xml:space="preserve"> </w:t>
       </w:r>
       <w:r>
         <w:rPr>
-          <w:rFonts w:hint="eastAsia"/>
+          <w:rFonts w:hint="eastAsia" w:eastAsia="黑体"/>
         </w:rPr>
         <w:t xml:space="preserve">升高，滤波器整体按比例前移。</w:t>
       </w:r>
@@ -1969,7 +2182,7 @@
       </w:pPr>
       <w:r>
         <w:rPr>
-          <w:rFonts w:hint="eastAsia"/>
+          <w:rFonts w:hint="eastAsia" w:eastAsia="黑体"/>
           <w:b/>
           <w:bCs/>
         </w:rPr>
@@ -1977,6 +2190,7 @@
       </w:r>
       <w:r>
         <w:rPr>
+          <w:rFonts w:eastAsia="黑体"/>
           <w:b/>
           <w:bCs/>
         </w:rPr>
@@ -1998,6 +2212,7 @@
       </m:oMath>
       <w:r>
         <w:rPr>
+          <w:rFonts w:eastAsia="黑体"/>
           <w:b/>
           <w:bCs/>
         </w:rPr>
@@ -2005,19 +2220,28 @@
       </w:r>
       <w:r>
         <w:rPr>
-          <w:rFonts w:hint="eastAsia"/>
+          <w:rFonts w:hint="eastAsia" w:eastAsia="黑体"/>
           <w:b/>
           <w:bCs/>
         </w:rPr>
         <w:t xml:space="preserve">减小</w:t>
       </w:r>
       <w:r>
+        <w:rPr>
+          <w:rFonts w:eastAsia="黑体"/>
+        </w:rPr>
         <w:t xml:space="preserve"> </w:t>
       </w:r>
       <w:r>
+        <w:rPr>
+          <w:rFonts w:eastAsia="黑体"/>
+        </w:rPr>
         <w:t xml:space="preserve">→</w:t>
       </w:r>
       <w:r>
+        <w:rPr>
+          <w:rFonts w:eastAsia="黑体"/>
+        </w:rPr>
         <w:t xml:space="preserve"> </w:t>
       </w:r>
       <m:oMath>
@@ -2035,11 +2259,14 @@
         </m:sSub>
       </m:oMath>
       <w:r>
+        <w:rPr>
+          <w:rFonts w:eastAsia="黑体"/>
+        </w:rPr>
         <w:t xml:space="preserve"> </w:t>
       </w:r>
       <w:r>
         <w:rPr>
-          <w:rFonts w:hint="eastAsia"/>
+          <w:rFonts w:hint="eastAsia" w:eastAsia="黑体"/>
         </w:rPr>
         <w:t xml:space="preserve">降低。</w:t>
       </w:r>
@@ -2054,7 +2281,7 @@
       </w:pPr>
       <w:r>
         <w:rPr>
-          <w:rFonts w:hint="eastAsia"/>
+          <w:rFonts w:hint="eastAsia" w:eastAsia="黑体"/>
           <w:b/>
           <w:bCs/>
         </w:rPr>
@@ -2062,6 +2289,7 @@
       </w:r>
       <w:r>
         <w:rPr>
+          <w:rFonts w:eastAsia="黑体"/>
           <w:b/>
           <w:bCs/>
         </w:rPr>
@@ -2092,6 +2320,7 @@
       </m:oMath>
       <w:r>
         <w:rPr>
+          <w:rFonts w:eastAsia="黑体"/>
           <w:b/>
           <w:bCs/>
         </w:rPr>
@@ -2099,19 +2328,28 @@
       </w:r>
       <w:r>
         <w:rPr>
-          <w:rFonts w:hint="eastAsia"/>
+          <w:rFonts w:hint="eastAsia" w:eastAsia="黑体"/>
           <w:b/>
           <w:bCs/>
         </w:rPr>
         <w:t xml:space="preserve">增大</w:t>
       </w:r>
       <w:r>
+        <w:rPr>
+          <w:rFonts w:eastAsia="黑体"/>
+        </w:rPr>
         <w:t xml:space="preserve"> </w:t>
       </w:r>
       <w:r>
+        <w:rPr>
+          <w:rFonts w:eastAsia="黑体"/>
+        </w:rPr>
         <w:t xml:space="preserve">→</w:t>
       </w:r>
       <w:r>
+        <w:rPr>
+          <w:rFonts w:eastAsia="黑体"/>
+        </w:rPr>
         <w:t xml:space="preserve"> </w:t>
       </w:r>
       <m:oMath>
@@ -2129,11 +2367,14 @@
         </m:sSub>
       </m:oMath>
       <w:r>
+        <w:rPr>
+          <w:rFonts w:eastAsia="黑体"/>
+        </w:rPr>
         <w:t xml:space="preserve"> </w:t>
       </w:r>
       <w:r>
         <w:rPr>
-          <w:rFonts w:hint="eastAsia"/>
+          <w:rFonts w:hint="eastAsia" w:eastAsia="黑体"/>
         </w:rPr>
         <w:t xml:space="preserve">升高，决定滤波器系数与响应形状。</w:t>
       </w:r>
@@ -2148,21 +2389,27 @@
       </w:pPr>
       <w:r>
         <w:rPr>
-          <w:rFonts w:hint="eastAsia"/>
+          <w:rFonts w:hint="eastAsia" w:eastAsia="黑体"/>
           <w:b/>
           <w:bCs/>
         </w:rPr>
         <w:t xml:space="preserve">时钟抖动/噪声增大</w:t>
       </w:r>
       <w:r>
+        <w:rPr>
+          <w:rFonts w:eastAsia="黑体"/>
+        </w:rPr>
         <w:t xml:space="preserve"> </w:t>
       </w:r>
       <w:r>
+        <w:rPr>
+          <w:rFonts w:eastAsia="黑体"/>
+        </w:rPr>
         <w:t xml:space="preserve">→ </w:t>
       </w:r>
       <w:r>
         <w:rPr>
-          <w:rFonts w:hint="eastAsia"/>
+          <w:rFonts w:hint="eastAsia" w:eastAsia="黑体"/>
         </w:rPr>
         <w:t xml:space="preserve">采样噪声与时钟馈通增加，输出信噪比下降。</w:t>
       </w:r>
@@ -2175,7 +2422,7 @@
       </w:pPr>
       <w:r>
         <w:rPr>
-          <w:rFonts w:hint="eastAsia"/>
+          <w:rFonts w:hint="eastAsia" w:eastAsia="黑体"/>
         </w:rPr>
         <w:t xml:space="preserve">典型参数示例</w:t>
       </w:r>
@@ -2190,11 +2437,14 @@
       </w:pPr>
       <w:r>
         <w:rPr>
-          <w:rFonts w:hint="eastAsia"/>
+          <w:rFonts w:hint="eastAsia" w:eastAsia="黑体"/>
         </w:rPr>
         <w:t xml:space="preserve">取</w:t>
       </w:r>
       <w:r>
+        <w:rPr>
+          <w:rFonts w:eastAsia="黑体"/>
+        </w:rPr>
         <w:t xml:space="preserve"> </w:t>
       </w:r>
       <m:oMath>
@@ -2231,6 +2481,9 @@
         </m:r>
       </m:oMath>
       <w:r>
+        <w:rPr>
+          <w:rFonts w:eastAsia="黑体"/>
+        </w:rPr>
         <w:t xml:space="preserve">、</w:t>
       </w:r>
       <m:oMath>
@@ -2267,6 +2520,9 @@
         </m:r>
       </m:oMath>
       <w:r>
+        <w:rPr>
+          <w:rFonts w:eastAsia="黑体"/>
+        </w:rPr>
         <w:t xml:space="preserve">、</w:t>
       </w:r>
       <m:oMath>
@@ -2295,7 +2551,7 @@
       </m:oMath>
       <w:r>
         <w:rPr>
-          <w:rFonts w:hint="eastAsia"/>
+          <w:rFonts w:hint="eastAsia" w:eastAsia="黑体"/>
         </w:rPr>
         <w:t xml:space="preserve">：</w:t>
       </w:r>
@@ -2393,6 +2649,9 @@
         </m:r>
       </m:oMath>
       <w:r>
+        <w:rPr>
+          <w:rFonts w:eastAsia="黑体"/>
+        </w:rPr>
         <w:t xml:space="preserve">。</w:t>
       </w:r>
     </w:p>
@@ -2406,11 +2665,14 @@
       </w:pPr>
       <w:r>
         <w:rPr>
-          <w:rFonts w:hint="eastAsia"/>
+          <w:rFonts w:hint="eastAsia" w:eastAsia="黑体"/>
         </w:rPr>
         <w:t xml:space="preserve">采用</w:t>
       </w:r>
       <w:r>
+        <w:rPr>
+          <w:rFonts w:eastAsia="黑体"/>
+        </w:rPr>
         <w:t xml:space="preserve"> </w:t>
       </w:r>
       <m:oMath>
@@ -2428,29 +2690,38 @@
         </m:r>
       </m:oMath>
       <w:r>
+        <w:rPr>
+          <w:rFonts w:eastAsia="黑体"/>
+        </w:rPr>
         <w:t xml:space="preserve"> </w:t>
       </w:r>
       <w:r>
         <w:rPr>
-          <w:rFonts w:hint="eastAsia"/>
+          <w:rFonts w:hint="eastAsia" w:eastAsia="黑体"/>
         </w:rPr>
         <w:t xml:space="preserve">分频的</w:t>
       </w:r>
       <w:r>
+        <w:rPr>
+          <w:rFonts w:eastAsia="黑体"/>
+        </w:rPr>
         <w:t xml:space="preserve"> </w:t>
       </w:r>
       <w:r>
         <w:rPr>
-          <w:rFonts w:hint="eastAsia"/>
+          <w:rFonts w:hint="eastAsia" w:eastAsia="黑体"/>
         </w:rPr>
         <w:t xml:space="preserve">IC（如</w:t>
       </w:r>
       <w:r>
+        <w:rPr>
+          <w:rFonts w:eastAsia="黑体"/>
+        </w:rPr>
         <w:t xml:space="preserve"> </w:t>
       </w:r>
       <w:r>
         <w:rPr>
-          <w:rFonts w:hint="eastAsia"/>
+          <w:rFonts w:hint="eastAsia" w:eastAsia="黑体"/>
         </w:rPr>
         <w:t xml:space="preserve">LTC1064）：</w:t>
       </w:r>
@@ -2497,7 +2768,7 @@
       </m:oMath>
       <w:r>
         <w:rPr>
-          <w:rFonts w:hint="eastAsia"/>
+          <w:rFonts w:hint="eastAsia" w:eastAsia="黑体"/>
         </w:rPr>
         <w:t xml:space="preserve">，</w:t>
       </w:r>
@@ -2535,15 +2806,21 @@
         </m:r>
       </m:oMath>
       <w:r>
+        <w:rPr>
+          <w:rFonts w:eastAsia="黑体"/>
+        </w:rPr>
         <w:t xml:space="preserve"> </w:t>
       </w:r>
       <w:r>
         <w:rPr>
-          <w:rFonts w:hint="eastAsia"/>
+          <w:rFonts w:hint="eastAsia" w:eastAsia="黑体"/>
         </w:rPr>
         <w:t xml:space="preserve">时</w:t>
       </w:r>
       <w:r>
+        <w:rPr>
+          <w:rFonts w:eastAsia="黑体"/>
+        </w:rPr>
         <w:t xml:space="preserve"> </w:t>
       </w:r>
       <m:oMath>
@@ -2580,6 +2857,9 @@
         </m:r>
       </m:oMath>
       <w:r>
+        <w:rPr>
+          <w:rFonts w:eastAsia="黑体"/>
+        </w:rPr>
         <w:t xml:space="preserve">。</w:t>
       </w:r>
     </w:p>
@@ -2591,7 +2871,7 @@
       </w:pPr>
       <w:r>
         <w:rPr>
-          <w:rFonts w:hint="eastAsia"/>
+          <w:rFonts w:hint="eastAsia" w:eastAsia="黑体"/>
         </w:rPr>
         <w:t xml:space="preserve">常见器件型号</w:t>
       </w:r>
@@ -2606,7 +2886,7 @@
       </w:pPr>
       <w:r>
         <w:rPr>
-          <w:rFonts w:hint="eastAsia"/>
+          <w:rFonts w:hint="eastAsia" w:eastAsia="黑体"/>
         </w:rPr>
         <w:t xml:space="preserve">开关电容滤波器：LTC1064、MAX294、MF10。</w:t>
       </w:r>
@@ -2621,7 +2901,7 @@
       </w:pPr>
       <w:r>
         <w:rPr>
-          <w:rFonts w:hint="eastAsia"/>
+          <w:rFonts w:hint="eastAsia" w:eastAsia="黑体"/>
         </w:rPr>
         <w:t xml:space="preserve">时钟源：晶振或可编程时钟发生器。</w:t>
       </w:r>
@@ -2636,7 +2916,7 @@
       </w:pPr>
       <w:r>
         <w:rPr>
-          <w:rFonts w:hint="eastAsia"/>
+          <w:rFonts w:hint="eastAsia" w:eastAsia="黑体"/>
         </w:rPr>
         <w:t xml:space="preserve">常用：按需选型。</w:t>
       </w:r>
@@ -2649,7 +2929,7 @@
       </w:pPr>
       <w:r>
         <w:rPr>
-          <w:rFonts w:hint="eastAsia"/>
+          <w:rFonts w:hint="eastAsia" w:eastAsia="黑体"/>
         </w:rPr>
         <w:t xml:space="preserve">注意事项</w:t>
       </w:r>
@@ -2664,7 +2944,7 @@
       </w:pPr>
       <w:r>
         <w:rPr>
-          <w:rFonts w:hint="eastAsia"/>
+          <w:rFonts w:hint="eastAsia" w:eastAsia="黑体"/>
         </w:rPr>
         <w:t xml:space="preserve">属采样系统，输入/输出需抗混叠与重构滤波（平滑）。</w:t>
       </w:r>
@@ -2679,7 +2959,7 @@
       </w:pPr>
       <w:r>
         <w:rPr>
-          <w:rFonts w:hint="eastAsia"/>
+          <w:rFonts w:hint="eastAsia" w:eastAsia="黑体"/>
         </w:rPr>
         <w:t xml:space="preserve">时钟馈通会在输出产生高频纹波，需后续低通滤波。</w:t>
       </w:r>
@@ -2694,7 +2974,7 @@
       </w:pPr>
       <w:r>
         <w:rPr>
-          <w:rFonts w:hint="eastAsia"/>
+          <w:rFonts w:hint="eastAsia" w:eastAsia="黑体"/>
         </w:rPr>
         <w:t xml:space="preserve">内部开关噪声与电荷注入影响动态范围，高精度应用需谨慎。</w:t>
       </w:r>
@@ -2707,7 +2987,7 @@
       </w:pPr>
       <w:r>
         <w:rPr>
-          <w:rFonts w:hint="eastAsia"/>
+          <w:rFonts w:hint="eastAsia" w:eastAsia="黑体"/>
         </w:rPr>
         <w:t xml:space="preserve">参考资料</w:t>
       </w:r>
@@ -2721,6 +3001,9 @@
         </w:numPr>
       </w:pPr>
       <w:r>
+        <w:rPr>
+          <w:rFonts w:eastAsia="黑体"/>
+        </w:rPr>
         <w:t xml:space="preserve">Wikipedia: Switched capacitor。</w:t>
       </w:r>
     </w:p>
@@ -2734,25 +3017,31 @@
       </w:pPr>
       <w:r>
         <w:rPr>
-          <w:rFonts w:hint="eastAsia"/>
+          <w:rFonts w:hint="eastAsia" w:eastAsia="黑体"/>
         </w:rPr>
         <w:t xml:space="preserve">ADI（原</w:t>
       </w:r>
       <w:r>
+        <w:rPr>
+          <w:rFonts w:eastAsia="黑体"/>
+        </w:rPr>
         <w:t xml:space="preserve"> Linear </w:t>
       </w:r>
       <w:r>
         <w:rPr>
-          <w:rFonts w:hint="eastAsia"/>
+          <w:rFonts w:hint="eastAsia" w:eastAsia="黑体"/>
         </w:rPr>
         <w:t xml:space="preserve">Tech）LTC1064</w:t>
       </w:r>
       <w:r>
+        <w:rPr>
+          <w:rFonts w:eastAsia="黑体"/>
+        </w:rPr>
         <w:t xml:space="preserve"> </w:t>
       </w:r>
       <w:r>
         <w:rPr>
-          <w:rFonts w:hint="eastAsia"/>
+          <w:rFonts w:hint="eastAsia" w:eastAsia="黑体"/>
         </w:rPr>
         <w:t xml:space="preserve">产品页与应用笔记。</w:t>
       </w:r>
@@ -2767,7 +3056,7 @@
       </w:pPr>
       <w:r>
         <w:rPr>
-          <w:rFonts w:hint="eastAsia"/>
+          <w:rFonts w:hint="eastAsia" w:eastAsia="黑体"/>
         </w:rPr>
         <w:t xml:space="preserve">《模拟集成电子学》相关章节。</w:t>
       </w:r>
@@ -2781,11 +3070,11 @@
       </w:pPr>
       <w:r>
         <w:rPr>
-          <w:rFonts w:ascii="Times New Roman" w:hAnsi="Times New Roman"/>
+          <w:rFonts w:ascii="Times New Roman" w:hAnsi="Times New Roman" w:eastAsia="黑体"/>
           <w:color w:val="555555"/>
           <w:sz w:val="21"/>
         </w:rPr>
-        <w:t>材料收集者：杜文杰</w:t>
+        <w:t>材料收集者：杜文杰，WX手机：19519196569，QQ:3478827729</w:t>
       </w:r>
     </w:p>
     <w:sectPr>
@@ -2805,7 +3094,7 @@
 </file>
 
 <file path=word/footer1.xml><?xml version="1.0" encoding="utf-8"?>
-<w:ftr xmlns:m="http://schemas.openxmlformats.org/officeDocument/2006/math" xmlns:mc="http://schemas.openxmlformats.org/markup-compatibility/2006" xmlns:mo="http://schemas.microsoft.com/office/mac/office/2008/main" xmlns:mv="urn:schemas-microsoft-com:mac:vml" xmlns:o="urn:schemas-microsoft-com:office:office" xmlns:r="http://schemas.openxmlformats.org/officeDocument/2006/relationships" xmlns:v="urn:schemas-microsoft-com:vml" xmlns:w10="urn:schemas-microsoft-com:office:word" xmlns:w14="http://schemas.microsoft.com/office/word/2010/wordml" xmlns:w="http://schemas.openxmlformats.org/wordprocessingml/2006/main" xmlns:wne="http://schemas.microsoft.com/office/word/2006/wordml" xmlns:wp14="http://schemas.microsoft.com/office/word/2010/wordprocessingDrawing" xmlns:wp="http://schemas.openxmlformats.org/drawingml/2006/wordprocessingDrawing" xmlns:wpc="http://schemas.microsoft.com/office/word/2010/wordprocessingCanvas" xmlns:wpg="http://schemas.microsoft.com/office/word/2010/wordprocessingGroup" xmlns:wpi="http://schemas.microsoft.com/office/word/2010/wordprocessingInk" xmlns:wps="http://schemas.microsoft.com/office/word/2010/wordprocessingShape" mc:Ignorable="w14 wp14">
+<w:ftr xmlns:mc="http://schemas.openxmlformats.org/markup-compatibility/2006" xmlns:w="http://schemas.openxmlformats.org/wordprocessingml/2006/main" xmlns:m="http://schemas.openxmlformats.org/officeDocument/2006/math" xmlns:mo="http://schemas.microsoft.com/office/mac/office/2008/main" xmlns:mv="urn:schemas-microsoft-com:mac:vml" xmlns:o="urn:schemas-microsoft-com:office:office" xmlns:r="http://schemas.openxmlformats.org/officeDocument/2006/relationships" xmlns:v="urn:schemas-microsoft-com:vml" xmlns:w10="urn:schemas-microsoft-com:office:word" xmlns:w14="http://schemas.microsoft.com/office/word/2010/wordml" xmlns:wne="http://schemas.microsoft.com/office/word/2006/wordml" xmlns:wp14="http://schemas.microsoft.com/office/word/2010/wordprocessingDrawing" xmlns:wp="http://schemas.openxmlformats.org/drawingml/2006/wordprocessingDrawing" xmlns:wpc="http://schemas.microsoft.com/office/word/2010/wordprocessingCanvas" xmlns:wpg="http://schemas.microsoft.com/office/word/2010/wordprocessingGroup" xmlns:wpi="http://schemas.microsoft.com/office/word/2010/wordprocessingInk" xmlns:wps="http://schemas.microsoft.com/office/word/2010/wordprocessingShape" mc:Ignorable="w14 wp14">
   <w:p>
     <w:pPr>
       <w:pStyle w:val="Footer"/>
@@ -2813,12 +3102,14 @@
     </w:pPr>
     <w:r>
       <w:rPr>
+        <w:rFonts w:eastAsia="黑体"/>
         <w:sz w:val="18"/>
       </w:rPr>
       <w:t xml:space="preserve">第 </w:t>
     </w:r>
     <w:r>
       <w:rPr>
+        <w:rFonts w:eastAsia="黑体"/>
         <w:sz w:val="18"/>
       </w:rPr>
       <w:fldChar w:fldCharType="begin"/>
@@ -2827,6 +3118,7 @@
     </w:r>
     <w:r>
       <w:rPr>
+        <w:rFonts w:eastAsia="黑体"/>
         <w:sz w:val="18"/>
       </w:rPr>
       <w:t xml:space="preserve"> 页</w:t>
@@ -2840,6 +3132,9 @@
   <w:footnote w:type="continuationSeparator" w:id="0">
     <w:p>
       <w:r>
+        <w:rPr>
+          <w:rFonts w:eastAsia="黑体"/>
+        </w:rPr>
         <w:continuationSeparator/>
       </w:r>
     </w:p>
@@ -2847,6 +3142,9 @@
   <w:footnote w:type="separator" w:id="-1">
     <w:p>
       <w:r>
+        <w:rPr>
+          <w:rFonts w:eastAsia="黑体"/>
+        </w:rPr>
         <w:separator/>
       </w:r>
     </w:p>
@@ -2855,7 +3153,7 @@
 </file>
 
 <file path=word/header1.xml><?xml version="1.0" encoding="utf-8"?>
-<w:hdr xmlns:m="http://schemas.openxmlformats.org/officeDocument/2006/math" xmlns:mc="http://schemas.openxmlformats.org/markup-compatibility/2006" xmlns:mo="http://schemas.microsoft.com/office/mac/office/2008/main" xmlns:mv="urn:schemas-microsoft-com:mac:vml" xmlns:o="urn:schemas-microsoft-com:office:office" xmlns:r="http://schemas.openxmlformats.org/officeDocument/2006/relationships" xmlns:v="urn:schemas-microsoft-com:vml" xmlns:w10="urn:schemas-microsoft-com:office:word" xmlns:w14="http://schemas.microsoft.com/office/word/2010/wordml" xmlns:w="http://schemas.openxmlformats.org/wordprocessingml/2006/main" xmlns:wne="http://schemas.microsoft.com/office/word/2006/wordml" xmlns:wp14="http://schemas.microsoft.com/office/word/2010/wordprocessingDrawing" xmlns:wp="http://schemas.openxmlformats.org/drawingml/2006/wordprocessingDrawing" xmlns:wpc="http://schemas.microsoft.com/office/word/2010/wordprocessingCanvas" xmlns:wpg="http://schemas.microsoft.com/office/word/2010/wordprocessingGroup" xmlns:wpi="http://schemas.microsoft.com/office/word/2010/wordprocessingInk" xmlns:wps="http://schemas.microsoft.com/office/word/2010/wordprocessingShape" mc:Ignorable="w14 wp14">
+<w:hdr xmlns:mc="http://schemas.openxmlformats.org/markup-compatibility/2006" xmlns:w="http://schemas.openxmlformats.org/wordprocessingml/2006/main" xmlns:m="http://schemas.openxmlformats.org/officeDocument/2006/math" xmlns:mo="http://schemas.microsoft.com/office/mac/office/2008/main" xmlns:mv="urn:schemas-microsoft-com:mac:vml" xmlns:o="urn:schemas-microsoft-com:office:office" xmlns:r="http://schemas.openxmlformats.org/officeDocument/2006/relationships" xmlns:v="urn:schemas-microsoft-com:vml" xmlns:w10="urn:schemas-microsoft-com:office:word" xmlns:w14="http://schemas.microsoft.com/office/word/2010/wordml" xmlns:wne="http://schemas.microsoft.com/office/word/2006/wordml" xmlns:wp14="http://schemas.microsoft.com/office/word/2010/wordprocessingDrawing" xmlns:wp="http://schemas.openxmlformats.org/drawingml/2006/wordprocessingDrawing" xmlns:wpc="http://schemas.microsoft.com/office/word/2010/wordprocessingCanvas" xmlns:wpg="http://schemas.microsoft.com/office/word/2010/wordprocessingGroup" xmlns:wpi="http://schemas.microsoft.com/office/word/2010/wordprocessingInk" xmlns:wps="http://schemas.microsoft.com/office/word/2010/wordprocessingShape" mc:Ignorable="w14 wp14">
   <w:p>
     <w:pPr>
       <w:pStyle w:val="Header"/>
@@ -2863,7 +3161,7 @@
     </w:pPr>
     <w:r>
       <w:rPr>
-        <w:rFonts w:ascii="Times New Roman" w:hAnsi="Times New Roman"/>
+        <w:rFonts w:ascii="Times New Roman" w:hAnsi="Times New Roman" w:eastAsia="黑体"/>
         <w:sz w:val="18"/>
         <w:rFonts w:eastAsia="黑体"/>
         <w:rFonts w:eastAsia="黑体"/>
@@ -2875,7 +3173,7 @@
 </file>
 
 <file path=word/numbering.xml><?xml version="1.0" encoding="utf-8"?>
-<w:numbering xmlns:m="http://schemas.openxmlformats.org/officeDocument/2006/math" xmlns:mc="http://schemas.openxmlformats.org/markup-compatibility/2006" xmlns:mo="http://schemas.microsoft.com/office/mac/office/2008/main" xmlns:mv="urn:schemas-microsoft-com:mac:vml" xmlns:o="urn:schemas-microsoft-com:office:office" xmlns:r="http://schemas.openxmlformats.org/officeDocument/2006/relationships" xmlns:v="urn:schemas-microsoft-com:vml" xmlns:w="http://schemas.openxmlformats.org/wordprocessingml/2006/main" xmlns:w10="urn:schemas-microsoft-com:office:word" xmlns:w14="http://schemas.microsoft.com/office/word/2010/wordml" xmlns:wne="http://schemas.microsoft.com/office/word/2006/wordml" xmlns:wp="http://schemas.openxmlformats.org/drawingml/2006/wordprocessingDrawing" xmlns:wp14="http://schemas.microsoft.com/office/word/2010/wordprocessingDrawing" xmlns:wpc="http://schemas.microsoft.com/office/word/2010/wordprocessingCanvas" xmlns:wpg="http://schemas.microsoft.com/office/word/2010/wordprocessingGroup" xmlns:wpi="http://schemas.microsoft.com/office/word/2010/wordprocessingInk" xmlns:wps="http://schemas.microsoft.com/office/word/2010/wordprocessingShape" mc:Ignorable="w14 wp14">
+<w:numbering xmlns:mc="http://schemas.openxmlformats.org/markup-compatibility/2006" xmlns:w="http://schemas.openxmlformats.org/wordprocessingml/2006/main" xmlns:m="http://schemas.openxmlformats.org/officeDocument/2006/math" xmlns:mo="http://schemas.microsoft.com/office/mac/office/2008/main" xmlns:mv="urn:schemas-microsoft-com:mac:vml" xmlns:o="urn:schemas-microsoft-com:office:office" xmlns:r="http://schemas.openxmlformats.org/officeDocument/2006/relationships" xmlns:v="urn:schemas-microsoft-com:vml" xmlns:w10="urn:schemas-microsoft-com:office:word" xmlns:w14="http://schemas.microsoft.com/office/word/2010/wordml" xmlns:wne="http://schemas.microsoft.com/office/word/2006/wordml" xmlns:wp="http://schemas.openxmlformats.org/drawingml/2006/wordprocessingDrawing" xmlns:wp14="http://schemas.microsoft.com/office/word/2010/wordprocessingDrawing" xmlns:wpc="http://schemas.microsoft.com/office/word/2010/wordprocessingCanvas" xmlns:wpg="http://schemas.microsoft.com/office/word/2010/wordprocessingGroup" xmlns:wpi="http://schemas.microsoft.com/office/word/2010/wordprocessingInk" xmlns:wps="http://schemas.microsoft.com/office/word/2010/wordprocessingShape" mc:Ignorable="w14 wp14">
   <w:abstractNum w:abstractNumId="0">
     <w:nsid w:val="FFFFFF7C"/>
     <w:multiLevelType w:val="singleLevel"/>
@@ -2962,7 +3260,7 @@
         <w:ind w:hanging="360" w:left="1440"/>
       </w:pPr>
       <w:rPr>
-        <w:rFonts w:ascii="Symbol" w:hAnsi="Symbol" w:hint="default"/>
+        <w:rFonts w:ascii="Symbol" w:hAnsi="Symbol" w:hint="default" w:eastAsia="黑体"/>
       </w:rPr>
     </w:lvl>
   </w:abstractNum>
@@ -2983,7 +3281,7 @@
         <w:ind w:hanging="360" w:left="1080"/>
       </w:pPr>
       <w:rPr>
-        <w:rFonts w:ascii="Symbol" w:hAnsi="Symbol" w:hint="default"/>
+        <w:rFonts w:ascii="Symbol" w:hAnsi="Symbol" w:hint="default" w:eastAsia="黑体"/>
       </w:rPr>
     </w:lvl>
   </w:abstractNum>
@@ -3004,7 +3302,7 @@
         <w:ind w:hanging="360" w:left="720"/>
       </w:pPr>
       <w:rPr>
-        <w:rFonts w:ascii="Symbol" w:hAnsi="Symbol" w:hint="default"/>
+        <w:rFonts w:ascii="Symbol" w:hAnsi="Symbol" w:hint="default" w:eastAsia="黑体"/>
       </w:rPr>
     </w:lvl>
   </w:abstractNum>
@@ -3043,7 +3341,7 @@
         <w:ind w:hanging="360" w:left="360"/>
       </w:pPr>
       <w:rPr>
-        <w:rFonts w:ascii="Symbol" w:hAnsi="Symbol" w:hint="default"/>
+        <w:rFonts w:ascii="Symbol" w:hAnsi="Symbol" w:hint="default" w:eastAsia="黑体"/>
       </w:rPr>
     </w:lvl>
   </w:abstractNum>
@@ -3134,7 +3432,7 @@
         <w:ind w:left="720" w:hanging="360"/>
       </w:pPr>
       <w:rPr>
-        <w:rFonts w:ascii="Symbol" w:hAnsi="Symbol" w:cs="Symbol" w:hint="default"/>
+        <w:rFonts w:ascii="Symbol" w:hAnsi="Symbol" w:cs="Symbol" w:hint="default" w:eastAsia="黑体"/>
       </w:rPr>
     </w:lvl>
     <w:lvl w:ilvl="1">
@@ -3145,7 +3443,7 @@
         <w:ind w:left="1440" w:hanging="360"/>
       </w:pPr>
       <w:rPr>
-        <w:rFonts w:ascii="Courier New" w:hAnsi="Courier New" w:cs="Courier New" w:hint="default"/>
+        <w:rFonts w:ascii="Courier New" w:hAnsi="Courier New" w:cs="Courier New" w:hint="default" w:eastAsia="黑体"/>
       </w:rPr>
     </w:lvl>
     <w:lvl w:ilvl="2">
@@ -3156,7 +3454,7 @@
         <w:ind w:left="2160" w:hanging="360"/>
       </w:pPr>
       <w:rPr>
-        <w:rFonts w:ascii="Wingdings" w:hAnsi="Wingdings" w:cs="Wingdings" w:hint="default"/>
+        <w:rFonts w:ascii="Wingdings" w:hAnsi="Wingdings" w:cs="Wingdings" w:hint="default" w:eastAsia="黑体"/>
       </w:rPr>
     </w:lvl>
     <w:lvl w:ilvl="3">
@@ -3167,7 +3465,7 @@
         <w:ind w:left="2880" w:hanging="360"/>
       </w:pPr>
       <w:rPr>
-        <w:rFonts w:ascii="Symbol" w:hAnsi="Symbol" w:cs="Symbol" w:hint="default"/>
+        <w:rFonts w:ascii="Symbol" w:hAnsi="Symbol" w:cs="Symbol" w:hint="default" w:eastAsia="黑体"/>
       </w:rPr>
     </w:lvl>
     <w:lvl w:ilvl="4">
@@ -3178,7 +3476,7 @@
         <w:ind w:left="3600" w:hanging="360"/>
       </w:pPr>
       <w:rPr>
-        <w:rFonts w:ascii="Courier New" w:hAnsi="Courier New" w:cs="Courier New" w:hint="default"/>
+        <w:rFonts w:ascii="Courier New" w:hAnsi="Courier New" w:cs="Courier New" w:hint="default" w:eastAsia="黑体"/>
       </w:rPr>
     </w:lvl>
     <w:lvl w:ilvl="5">
@@ -3189,7 +3487,7 @@
         <w:ind w:left="4320" w:hanging="360"/>
       </w:pPr>
       <w:rPr>
-        <w:rFonts w:ascii="Wingdings" w:hAnsi="Wingdings" w:cs="Wingdings" w:hint="default"/>
+        <w:rFonts w:ascii="Wingdings" w:hAnsi="Wingdings" w:cs="Wingdings" w:hint="default" w:eastAsia="黑体"/>
       </w:rPr>
     </w:lvl>
     <w:lvl w:ilvl="6">
@@ -3200,7 +3498,7 @@
         <w:ind w:left="5040" w:hanging="360"/>
       </w:pPr>
       <w:rPr>
-        <w:rFonts w:ascii="Symbol" w:hAnsi="Symbol" w:cs="Symbol" w:hint="default"/>
+        <w:rFonts w:ascii="Symbol" w:hAnsi="Symbol" w:cs="Symbol" w:hint="default" w:eastAsia="黑体"/>
       </w:rPr>
     </w:lvl>
     <w:lvl w:ilvl="7">
@@ -3211,7 +3509,7 @@
         <w:ind w:left="5760" w:hanging="360"/>
       </w:pPr>
       <w:rPr>
-        <w:rFonts w:ascii="Courier New" w:hAnsi="Courier New" w:cs="Courier New" w:hint="default"/>
+        <w:rFonts w:ascii="Courier New" w:hAnsi="Courier New" w:cs="Courier New" w:hint="default" w:eastAsia="黑体"/>
       </w:rPr>
     </w:lvl>
     <w:lvl w:ilvl="8">
@@ -3222,7 +3520,7 @@
         <w:ind w:left="6480" w:hanging="360"/>
       </w:pPr>
       <w:rPr>
-        <w:rFonts w:ascii="Wingdings" w:hAnsi="Wingdings" w:cs="Wingdings" w:hint="default"/>
+        <w:rFonts w:ascii="Wingdings" w:hAnsi="Wingdings" w:cs="Wingdings" w:hint="default" w:eastAsia="黑体"/>
       </w:rPr>
     </w:lvl>
   </w:abstractNum>
@@ -3278,11 +3576,11 @@
 </file>
 
 <file path=word/styles.xml><?xml version="1.0" encoding="utf-8"?>
-<w:styles xmlns:mc="http://schemas.openxmlformats.org/markup-compatibility/2006" xmlns:r="http://schemas.openxmlformats.org/officeDocument/2006/relationships" xmlns:w="http://schemas.openxmlformats.org/wordprocessingml/2006/main" xmlns:w14="http://schemas.microsoft.com/office/word/2010/wordml" mc:Ignorable="w14">
+<w:styles xmlns:mc="http://schemas.openxmlformats.org/markup-compatibility/2006" xmlns:w="http://schemas.openxmlformats.org/wordprocessingml/2006/main" xmlns:r="http://schemas.openxmlformats.org/officeDocument/2006/relationships" xmlns:w14="http://schemas.microsoft.com/office/word/2010/wordml" mc:Ignorable="w14">
   <w:docDefaults>
     <w:rPrDefault>
       <w:rPr>
-        <w:rFonts w:asciiTheme="minorHAnsi" w:cstheme="minorBidi" w:eastAsiaTheme="minorEastAsia" w:hAnsiTheme="minorHAnsi"/>
+        <w:rFonts w:asciiTheme="minorHAnsi" w:cstheme="minorBidi" w:hAnsiTheme="minorHAnsi" w:eastAsia="黑体"/>
         <w:sz w:val="22"/>
         <w:szCs w:val="22"/>
         <w:lang w:bidi="ar-SA" w:eastAsia="en-US" w:val="en-US"/>
@@ -3504,7 +3802,7 @@
       <w:outlineLvl w:val="0"/>
     </w:pPr>
     <w:rPr>
-      <w:rFonts w:ascii="Times New Roman" w:asciiTheme="majorHAnsi" w:cstheme="majorBidi" w:eastAsia="黑体" w:eastAsiaTheme="majorEastAsia" w:hAnsi="Times New Roman" w:hAnsiTheme="majorHAnsi"/>
+      <w:rFonts w:ascii="Times New Roman" w:asciiTheme="majorHAnsi" w:cstheme="majorBidi" w:eastAsia="黑体" w:hAnsi="Times New Roman" w:hAnsiTheme="majorHAnsi"/>
       <w:b/>
       <w:bCs/>
       <w:color w:val="1F3864"/>
@@ -3528,7 +3826,7 @@
       <w:outlineLvl w:val="1"/>
     </w:pPr>
     <w:rPr>
-      <w:rFonts w:ascii="Times New Roman" w:asciiTheme="majorHAnsi" w:cstheme="majorBidi" w:eastAsia="黑体" w:eastAsiaTheme="majorEastAsia" w:hAnsi="Times New Roman" w:hAnsiTheme="majorHAnsi"/>
+      <w:rFonts w:ascii="Times New Roman" w:asciiTheme="majorHAnsi" w:cstheme="majorBidi" w:eastAsia="黑体" w:hAnsi="Times New Roman" w:hAnsiTheme="majorHAnsi"/>
       <w:b/>
       <w:bCs/>
       <w:color w:val="2E4E7E"/>
@@ -3552,7 +3850,7 @@
       <w:outlineLvl w:val="2"/>
     </w:pPr>
     <w:rPr>
-      <w:rFonts w:ascii="Times New Roman" w:asciiTheme="majorHAnsi" w:cstheme="majorBidi" w:eastAsia="黑体" w:eastAsiaTheme="majorEastAsia" w:hAnsi="Times New Roman" w:hAnsiTheme="majorHAnsi"/>
+      <w:rFonts w:ascii="Times New Roman" w:asciiTheme="majorHAnsi" w:cstheme="majorBidi" w:eastAsia="黑体" w:hAnsi="Times New Roman" w:hAnsiTheme="majorHAnsi"/>
       <w:b/>
       <w:bCs/>
       <w:color w:val="2E4E7E"/>
@@ -3576,7 +3874,7 @@
       <w:outlineLvl w:val="3"/>
     </w:pPr>
     <w:rPr>
-      <w:rFonts w:ascii="Times New Roman" w:asciiTheme="majorHAnsi" w:cstheme="majorBidi" w:eastAsia="黑体" w:eastAsiaTheme="majorEastAsia" w:hAnsi="Times New Roman" w:hAnsiTheme="majorHAnsi"/>
+      <w:rFonts w:ascii="Times New Roman" w:asciiTheme="majorHAnsi" w:cstheme="majorBidi" w:eastAsia="黑体" w:hAnsi="Times New Roman" w:hAnsiTheme="majorHAnsi"/>
       <w:b/>
       <w:bCs/>
       <w:i/>
@@ -3602,7 +3900,7 @@
       <w:outlineLvl w:val="4"/>
     </w:pPr>
     <w:rPr>
-      <w:rFonts w:ascii="Times New Roman" w:asciiTheme="majorHAnsi" w:cstheme="majorBidi" w:eastAsia="黑体" w:eastAsiaTheme="majorEastAsia" w:hAnsi="Times New Roman" w:hAnsiTheme="majorHAnsi"/>
+      <w:rFonts w:ascii="Times New Roman" w:asciiTheme="majorHAnsi" w:cstheme="majorBidi" w:eastAsia="黑体" w:hAnsi="Times New Roman" w:hAnsiTheme="majorHAnsi"/>
       <w:b/>
       <w:color w:val="333333"/>
       <w:sz w:val="22"/>
@@ -3625,7 +3923,7 @@
       <w:outlineLvl w:val="5"/>
     </w:pPr>
     <w:rPr>
-      <w:rFonts w:asciiTheme="majorHAnsi" w:cstheme="majorBidi" w:eastAsiaTheme="majorEastAsia" w:hAnsiTheme="majorHAnsi"/>
+      <w:rFonts w:asciiTheme="majorHAnsi" w:cstheme="majorBidi" w:hAnsiTheme="majorHAnsi" w:eastAsia="黑体"/>
       <w:i/>
       <w:iCs/>
       <w:color w:themeColor="accent1" w:themeShade="7F" w:val="243F60"/>
@@ -3648,7 +3946,7 @@
       <w:outlineLvl w:val="6"/>
     </w:pPr>
     <w:rPr>
-      <w:rFonts w:asciiTheme="majorHAnsi" w:cstheme="majorBidi" w:eastAsiaTheme="majorEastAsia" w:hAnsiTheme="majorHAnsi"/>
+      <w:rFonts w:asciiTheme="majorHAnsi" w:cstheme="majorBidi" w:hAnsiTheme="majorHAnsi" w:eastAsia="黑体"/>
       <w:i/>
       <w:iCs/>
       <w:color w:themeColor="text1" w:themeTint="BF" w:val="404040"/>
@@ -3671,7 +3969,7 @@
       <w:outlineLvl w:val="7"/>
     </w:pPr>
     <w:rPr>
-      <w:rFonts w:asciiTheme="majorHAnsi" w:cstheme="majorBidi" w:eastAsiaTheme="majorEastAsia" w:hAnsiTheme="majorHAnsi"/>
+      <w:rFonts w:asciiTheme="majorHAnsi" w:cstheme="majorBidi" w:hAnsiTheme="majorHAnsi" w:eastAsia="黑体"/>
       <w:color w:themeColor="accent1" w:val="4F81BD"/>
       <w:sz w:val="20"/>
       <w:szCs w:val="20"/>
@@ -3694,7 +3992,7 @@
       <w:outlineLvl w:val="8"/>
     </w:pPr>
     <w:rPr>
-      <w:rFonts w:asciiTheme="majorHAnsi" w:cstheme="majorBidi" w:eastAsiaTheme="majorEastAsia" w:hAnsiTheme="majorHAnsi"/>
+      <w:rFonts w:asciiTheme="majorHAnsi" w:cstheme="majorBidi" w:hAnsiTheme="majorHAnsi" w:eastAsia="黑体"/>
       <w:i/>
       <w:iCs/>
       <w:color w:themeColor="text1" w:themeTint="BF" w:val="404040"/>
@@ -3745,7 +4043,7 @@
     <w:uiPriority w:val="9"/>
     <w:rsid w:val="00FC693F"/>
     <w:rPr>
-      <w:rFonts w:asciiTheme="majorHAnsi" w:cstheme="majorBidi" w:eastAsiaTheme="majorEastAsia" w:hAnsiTheme="majorHAnsi"/>
+      <w:rFonts w:asciiTheme="majorHAnsi" w:cstheme="majorBidi" w:hAnsiTheme="majorHAnsi" w:eastAsia="黑体"/>
       <w:b/>
       <w:bCs/>
       <w:color w:themeColor="accent1" w:themeShade="BF" w:val="365F91"/>
@@ -3760,7 +4058,7 @@
     <w:uiPriority w:val="9"/>
     <w:rsid w:val="00FC693F"/>
     <w:rPr>
-      <w:rFonts w:asciiTheme="majorHAnsi" w:cstheme="majorBidi" w:eastAsiaTheme="majorEastAsia" w:hAnsiTheme="majorHAnsi"/>
+      <w:rFonts w:asciiTheme="majorHAnsi" w:cstheme="majorBidi" w:hAnsiTheme="majorHAnsi" w:eastAsia="黑体"/>
       <w:b/>
       <w:bCs/>
       <w:color w:themeColor="accent1" w:val="4F81BD"/>
@@ -3775,7 +4073,7 @@
     <w:uiPriority w:val="9"/>
     <w:rsid w:val="00FC693F"/>
     <w:rPr>
-      <w:rFonts w:asciiTheme="majorHAnsi" w:cstheme="majorBidi" w:eastAsiaTheme="majorEastAsia" w:hAnsiTheme="majorHAnsi"/>
+      <w:rFonts w:asciiTheme="majorHAnsi" w:cstheme="majorBidi" w:hAnsiTheme="majorHAnsi" w:eastAsia="黑体"/>
       <w:b/>
       <w:bCs/>
       <w:color w:themeColor="accent1" w:val="4F81BD"/>
@@ -3798,7 +4096,7 @@
       <w:contextualSpacing/>
     </w:pPr>
     <w:rPr>
-      <w:rFonts w:ascii="Times New Roman" w:asciiTheme="majorHAnsi" w:cstheme="majorBidi" w:eastAsia="黑体" w:eastAsiaTheme="majorEastAsia" w:hAnsi="Times New Roman" w:hAnsiTheme="majorHAnsi"/>
+      <w:rFonts w:ascii="Times New Roman" w:asciiTheme="majorHAnsi" w:cstheme="majorBidi" w:eastAsia="黑体" w:hAnsi="Times New Roman" w:hAnsiTheme="majorHAnsi"/>
       <w:b/>
       <w:color w:val="1F3864"/>
       <w:spacing w:val="5"/>
@@ -3814,7 +4112,7 @@
     <w:uiPriority w:val="10"/>
     <w:rsid w:val="00FC693F"/>
     <w:rPr>
-      <w:rFonts w:asciiTheme="majorHAnsi" w:cstheme="majorBidi" w:eastAsiaTheme="majorEastAsia" w:hAnsiTheme="majorHAnsi"/>
+      <w:rFonts w:asciiTheme="majorHAnsi" w:cstheme="majorBidi" w:hAnsiTheme="majorHAnsi" w:eastAsia="黑体"/>
       <w:color w:themeColor="text2" w:themeShade="BF" w:val="17365D"/>
       <w:spacing w:val="5"/>
       <w:kern w:val="28"/>
@@ -3836,7 +4134,7 @@
       </w:numPr>
     </w:pPr>
     <w:rPr>
-      <w:rFonts w:asciiTheme="majorHAnsi" w:cstheme="majorBidi" w:eastAsiaTheme="majorEastAsia" w:hAnsiTheme="majorHAnsi"/>
+      <w:rFonts w:asciiTheme="majorHAnsi" w:cstheme="majorBidi" w:hAnsiTheme="majorHAnsi" w:eastAsia="黑体"/>
       <w:i/>
       <w:iCs/>
       <w:color w:themeColor="accent1" w:val="4F81BD"/>
@@ -3852,7 +4150,7 @@
     <w:uiPriority w:val="11"/>
     <w:rsid w:val="00FC693F"/>
     <w:rPr>
-      <w:rFonts w:asciiTheme="majorHAnsi" w:cstheme="majorBidi" w:eastAsiaTheme="majorEastAsia" w:hAnsiTheme="majorHAnsi"/>
+      <w:rFonts w:asciiTheme="majorHAnsi" w:cstheme="majorBidi" w:hAnsiTheme="majorHAnsi" w:eastAsia="黑体"/>
       <w:i/>
       <w:iCs/>
       <w:color w:themeColor="accent1" w:val="4F81BD"/>
@@ -3919,6 +4217,7 @@
       <w:spacing w:after="120"/>
     </w:pPr>
     <w:rPr>
+      <w:rFonts w:eastAsia="黑体"/>
       <w:sz w:val="16"/>
       <w:szCs w:val="16"/>
     </w:rPr>
@@ -3930,6 +4229,7 @@
     <w:uiPriority w:val="99"/>
     <w:rsid w:val="00AA1D8D"/>
     <w:rPr>
+      <w:rFonts w:eastAsia="黑体"/>
       <w:sz w:val="16"/>
       <w:szCs w:val="16"/>
     </w:rPr>
@@ -4099,7 +4399,7 @@
       </w:tabs>
     </w:pPr>
     <w:rPr>
-      <w:rFonts w:ascii="Courier" w:hAnsi="Courier"/>
+      <w:rFonts w:ascii="Courier" w:hAnsi="Courier" w:eastAsia="黑体"/>
       <w:sz w:val="20"/>
       <w:szCs w:val="20"/>
     </w:rPr>
@@ -4111,7 +4411,7 @@
     <w:uiPriority w:val="99"/>
     <w:rsid w:val="0029639D"/>
     <w:rPr>
-      <w:rFonts w:ascii="Courier" w:hAnsi="Courier"/>
+      <w:rFonts w:ascii="Courier" w:hAnsi="Courier" w:eastAsia="黑体"/>
       <w:sz w:val="20"/>
       <w:szCs w:val="20"/>
     </w:rPr>
@@ -4147,6 +4447,7 @@
     <w:uiPriority w:val="29"/>
     <w:rsid w:val="00FC693F"/>
     <w:rPr>
+      <w:rFonts w:eastAsia="黑体"/>
       <w:i/>
       <w:iCs/>
       <w:color w:themeColor="text1" w:val="000000"/>
@@ -4160,7 +4461,7 @@
     <w:semiHidden/>
     <w:rsid w:val="00FC693F"/>
     <w:rPr>
-      <w:rFonts w:asciiTheme="majorHAnsi" w:cstheme="majorBidi" w:eastAsiaTheme="majorEastAsia" w:hAnsiTheme="majorHAnsi"/>
+      <w:rFonts w:asciiTheme="majorHAnsi" w:cstheme="majorBidi" w:hAnsiTheme="majorHAnsi" w:eastAsia="黑体"/>
       <w:b/>
       <w:bCs/>
       <w:i/>
@@ -4176,7 +4477,7 @@
     <w:semiHidden/>
     <w:rsid w:val="00FC693F"/>
     <w:rPr>
-      <w:rFonts w:asciiTheme="majorHAnsi" w:cstheme="majorBidi" w:eastAsiaTheme="majorEastAsia" w:hAnsiTheme="majorHAnsi"/>
+      <w:rFonts w:asciiTheme="majorHAnsi" w:cstheme="majorBidi" w:hAnsiTheme="majorHAnsi" w:eastAsia="黑体"/>
       <w:color w:themeColor="accent1" w:themeShade="7F" w:val="243F60"/>
     </w:rPr>
   </w:style>
@@ -4188,7 +4489,7 @@
     <w:semiHidden/>
     <w:rsid w:val="00FC693F"/>
     <w:rPr>
-      <w:rFonts w:asciiTheme="majorHAnsi" w:cstheme="majorBidi" w:eastAsiaTheme="majorEastAsia" w:hAnsiTheme="majorHAnsi"/>
+      <w:rFonts w:asciiTheme="majorHAnsi" w:cstheme="majorBidi" w:hAnsiTheme="majorHAnsi" w:eastAsia="黑体"/>
       <w:i/>
       <w:iCs/>
       <w:color w:themeColor="accent1" w:themeShade="7F" w:val="243F60"/>
@@ -4202,7 +4503,7 @@
     <w:semiHidden/>
     <w:rsid w:val="00FC693F"/>
     <w:rPr>
-      <w:rFonts w:asciiTheme="majorHAnsi" w:cstheme="majorBidi" w:eastAsiaTheme="majorEastAsia" w:hAnsiTheme="majorHAnsi"/>
+      <w:rFonts w:asciiTheme="majorHAnsi" w:cstheme="majorBidi" w:hAnsiTheme="majorHAnsi" w:eastAsia="黑体"/>
       <w:i/>
       <w:iCs/>
       <w:color w:themeColor="text1" w:themeTint="BF" w:val="404040"/>
@@ -4216,7 +4517,7 @@
     <w:semiHidden/>
     <w:rsid w:val="00FC693F"/>
     <w:rPr>
-      <w:rFonts w:asciiTheme="majorHAnsi" w:cstheme="majorBidi" w:eastAsiaTheme="majorEastAsia" w:hAnsiTheme="majorHAnsi"/>
+      <w:rFonts w:asciiTheme="majorHAnsi" w:cstheme="majorBidi" w:hAnsiTheme="majorHAnsi" w:eastAsia="黑体"/>
       <w:color w:themeColor="accent1" w:val="4F81BD"/>
       <w:sz w:val="20"/>
       <w:szCs w:val="20"/>
@@ -4230,7 +4531,7 @@
     <w:semiHidden/>
     <w:rsid w:val="00FC693F"/>
     <w:rPr>
-      <w:rFonts w:asciiTheme="majorHAnsi" w:cstheme="majorBidi" w:eastAsiaTheme="majorEastAsia" w:hAnsiTheme="majorHAnsi"/>
+      <w:rFonts w:asciiTheme="majorHAnsi" w:cstheme="majorBidi" w:hAnsiTheme="majorHAnsi" w:eastAsia="黑体"/>
       <w:i/>
       <w:iCs/>
       <w:color w:themeColor="text1" w:themeTint="BF" w:val="404040"/>
@@ -4251,6 +4552,7 @@
       <w:spacing w:line="240" w:lineRule="auto"/>
     </w:pPr>
     <w:rPr>
+      <w:rFonts w:eastAsia="黑体"/>
       <w:b/>
       <w:bCs/>
       <w:color w:themeColor="accent1" w:val="4F81BD"/>
@@ -4265,6 +4567,7 @@
     <w:qFormat/>
     <w:rsid w:val="00FC693F"/>
     <w:rPr>
+      <w:rFonts w:eastAsia="黑体"/>
       <w:b/>
       <w:bCs/>
     </w:rPr>
@@ -4276,6 +4579,7 @@
     <w:qFormat/>
     <w:rsid w:val="00FC693F"/>
     <w:rPr>
+      <w:rFonts w:eastAsia="黑体"/>
       <w:i/>
       <w:iCs/>
     </w:rPr>
@@ -4296,6 +4600,7 @@
       <w:ind w:left="936" w:right="936"/>
     </w:pPr>
     <w:rPr>
+      <w:rFonts w:eastAsia="黑体"/>
       <w:b/>
       <w:bCs/>
       <w:i/>
@@ -4310,6 +4615,7 @@
     <w:uiPriority w:val="30"/>
     <w:rsid w:val="00FC693F"/>
     <w:rPr>
+      <w:rFonts w:eastAsia="黑体"/>
       <w:b/>
       <w:bCs/>
       <w:i/>
@@ -4324,6 +4630,7 @@
     <w:qFormat/>
     <w:rsid w:val="00FC693F"/>
     <w:rPr>
+      <w:rFonts w:eastAsia="黑体"/>
       <w:i/>
       <w:iCs/>
       <w:color w:themeColor="text1" w:themeTint="7F" w:val="808080"/>
@@ -4336,6 +4643,7 @@
     <w:qFormat/>
     <w:rsid w:val="00FC693F"/>
     <w:rPr>
+      <w:rFonts w:eastAsia="黑体"/>
       <w:b/>
       <w:bCs/>
       <w:i/>
@@ -4350,6 +4658,7 @@
     <w:qFormat/>
     <w:rsid w:val="00FC693F"/>
     <w:rPr>
+      <w:rFonts w:eastAsia="黑体"/>
       <w:smallCaps/>
       <w:color w:themeColor="accent2" w:val="C0504D"/>
       <w:u w:val="single"/>
@@ -4362,6 +4671,7 @@
     <w:qFormat/>
     <w:rsid w:val="00FC693F"/>
     <w:rPr>
+      <w:rFonts w:eastAsia="黑体"/>
       <w:b/>
       <w:bCs/>
       <w:smallCaps/>
@@ -4377,6 +4687,7 @@
     <w:qFormat/>
     <w:rsid w:val="00FC693F"/>
     <w:rPr>
+      <w:rFonts w:eastAsia="黑体"/>
       <w:b/>
       <w:bCs/>
       <w:smallCaps/>
@@ -4431,6 +4742,7 @@
       <w:spacing w:after="0" w:line="240" w:lineRule="auto"/>
     </w:pPr>
     <w:rPr>
+      <w:rFonts w:eastAsia="黑体"/>
       <w:color w:themeColor="text1" w:themeShade="BF" w:val="000000"/>
     </w:rPr>
     <w:tblPr>
@@ -4453,6 +4765,7 @@
         <w:spacing w:after="0" w:before="0" w:line="240" w:lineRule="auto"/>
       </w:pPr>
       <w:rPr>
+        <w:rFonts w:eastAsia="黑体"/>
         <w:b/>
         <w:bCs/>
       </w:rPr>
@@ -4473,6 +4786,7 @@
         <w:spacing w:after="0" w:before="0" w:line="240" w:lineRule="auto"/>
       </w:pPr>
       <w:rPr>
+        <w:rFonts w:eastAsia="黑体"/>
         <w:b/>
         <w:bCs/>
       </w:rPr>
@@ -4490,12 +4804,14 @@
     </w:tblStylePr>
     <w:tblStylePr w:type="firstCol">
       <w:rPr>
+        <w:rFonts w:eastAsia="黑体"/>
         <w:b/>
         <w:bCs/>
       </w:rPr>
     </w:tblStylePr>
     <w:tblStylePr w:type="lastCol">
       <w:rPr>
+        <w:rFonts w:eastAsia="黑体"/>
         <w:b/>
         <w:bCs/>
       </w:rPr>
@@ -4534,6 +4850,7 @@
       <w:spacing w:after="0" w:line="240" w:lineRule="auto"/>
     </w:pPr>
     <w:rPr>
+      <w:rFonts w:eastAsia="黑体"/>
       <w:color w:themeColor="accent1" w:themeShade="BF" w:val="365F91"/>
     </w:rPr>
     <w:tblPr>
@@ -4556,6 +4873,7 @@
         <w:spacing w:after="0" w:before="0" w:line="240" w:lineRule="auto"/>
       </w:pPr>
       <w:rPr>
+        <w:rFonts w:eastAsia="黑体"/>
         <w:b/>
         <w:bCs/>
       </w:rPr>
@@ -4576,6 +4894,7 @@
         <w:spacing w:after="0" w:before="0" w:line="240" w:lineRule="auto"/>
       </w:pPr>
       <w:rPr>
+        <w:rFonts w:eastAsia="黑体"/>
         <w:b/>
         <w:bCs/>
       </w:rPr>
@@ -4593,12 +4912,14 @@
     </w:tblStylePr>
     <w:tblStylePr w:type="firstCol">
       <w:rPr>
+        <w:rFonts w:eastAsia="黑体"/>
         <w:b/>
         <w:bCs/>
       </w:rPr>
     </w:tblStylePr>
     <w:tblStylePr w:type="lastCol">
       <w:rPr>
+        <w:rFonts w:eastAsia="黑体"/>
         <w:b/>
         <w:bCs/>
       </w:rPr>
@@ -4637,6 +4958,7 @@
       <w:spacing w:after="0" w:line="240" w:lineRule="auto"/>
     </w:pPr>
     <w:rPr>
+      <w:rFonts w:eastAsia="黑体"/>
       <w:color w:themeColor="accent2" w:themeShade="BF" w:val="943634"/>
     </w:rPr>
     <w:tblPr>
@@ -4659,6 +4981,7 @@
         <w:spacing w:after="0" w:before="0" w:line="240" w:lineRule="auto"/>
       </w:pPr>
       <w:rPr>
+        <w:rFonts w:eastAsia="黑体"/>
         <w:b/>
         <w:bCs/>
       </w:rPr>
@@ -4679,6 +5002,7 @@
         <w:spacing w:after="0" w:before="0" w:line="240" w:lineRule="auto"/>
       </w:pPr>
       <w:rPr>
+        <w:rFonts w:eastAsia="黑体"/>
         <w:b/>
         <w:bCs/>
       </w:rPr>
@@ -4696,12 +5020,14 @@
     </w:tblStylePr>
     <w:tblStylePr w:type="firstCol">
       <w:rPr>
+        <w:rFonts w:eastAsia="黑体"/>
         <w:b/>
         <w:bCs/>
       </w:rPr>
     </w:tblStylePr>
     <w:tblStylePr w:type="lastCol">
       <w:rPr>
+        <w:rFonts w:eastAsia="黑体"/>
         <w:b/>
         <w:bCs/>
       </w:rPr>
@@ -4740,6 +5066,7 @@
       <w:spacing w:after="0" w:line="240" w:lineRule="auto"/>
     </w:pPr>
     <w:rPr>
+      <w:rFonts w:eastAsia="黑体"/>
       <w:color w:themeColor="accent3" w:themeShade="BF" w:val="76923C"/>
     </w:rPr>
     <w:tblPr>
@@ -4762,6 +5089,7 @@
         <w:spacing w:after="0" w:before="0" w:line="240" w:lineRule="auto"/>
       </w:pPr>
       <w:rPr>
+        <w:rFonts w:eastAsia="黑体"/>
         <w:b/>
         <w:bCs/>
       </w:rPr>
@@ -4782,6 +5110,7 @@
         <w:spacing w:after="0" w:before="0" w:line="240" w:lineRule="auto"/>
       </w:pPr>
       <w:rPr>
+        <w:rFonts w:eastAsia="黑体"/>
         <w:b/>
         <w:bCs/>
       </w:rPr>
@@ -4799,12 +5128,14 @@
     </w:tblStylePr>
     <w:tblStylePr w:type="firstCol">
       <w:rPr>
+        <w:rFonts w:eastAsia="黑体"/>
         <w:b/>
         <w:bCs/>
       </w:rPr>
     </w:tblStylePr>
     <w:tblStylePr w:type="lastCol">
       <w:rPr>
+        <w:rFonts w:eastAsia="黑体"/>
         <w:b/>
         <w:bCs/>
       </w:rPr>
@@ -4843,6 +5174,7 @@
       <w:spacing w:after="0" w:line="240" w:lineRule="auto"/>
     </w:pPr>
     <w:rPr>
+      <w:rFonts w:eastAsia="黑体"/>
       <w:color w:themeColor="accent4" w:themeShade="BF" w:val="5F497A"/>
     </w:rPr>
     <w:tblPr>
@@ -4865,6 +5197,7 @@
         <w:spacing w:after="0" w:before="0" w:line="240" w:lineRule="auto"/>
       </w:pPr>
       <w:rPr>
+        <w:rFonts w:eastAsia="黑体"/>
         <w:b/>
         <w:bCs/>
       </w:rPr>
@@ -4885,6 +5218,7 @@
         <w:spacing w:after="0" w:before="0" w:line="240" w:lineRule="auto"/>
       </w:pPr>
       <w:rPr>
+        <w:rFonts w:eastAsia="黑体"/>
         <w:b/>
         <w:bCs/>
       </w:rPr>
@@ -4902,12 +5236,14 @@
     </w:tblStylePr>
     <w:tblStylePr w:type="firstCol">
       <w:rPr>
+        <w:rFonts w:eastAsia="黑体"/>
         <w:b/>
         <w:bCs/>
       </w:rPr>
     </w:tblStylePr>
     <w:tblStylePr w:type="lastCol">
       <w:rPr>
+        <w:rFonts w:eastAsia="黑体"/>
         <w:b/>
         <w:bCs/>
       </w:rPr>
@@ -4946,6 +5282,7 @@
       <w:spacing w:after="0" w:line="240" w:lineRule="auto"/>
     </w:pPr>
     <w:rPr>
+      <w:rFonts w:eastAsia="黑体"/>
       <w:color w:themeColor="accent5" w:themeShade="BF" w:val="31849B"/>
     </w:rPr>
     <w:tblPr>
@@ -4968,6 +5305,7 @@
         <w:spacing w:after="0" w:before="0" w:line="240" w:lineRule="auto"/>
       </w:pPr>
       <w:rPr>
+        <w:rFonts w:eastAsia="黑体"/>
         <w:b/>
         <w:bCs/>
       </w:rPr>
@@ -4988,6 +5326,7 @@
         <w:spacing w:after="0" w:before="0" w:line="240" w:lineRule="auto"/>
       </w:pPr>
       <w:rPr>
+        <w:rFonts w:eastAsia="黑体"/>
         <w:b/>
         <w:bCs/>
       </w:rPr>
@@ -5005,12 +5344,14 @@
     </w:tblStylePr>
     <w:tblStylePr w:type="firstCol">
       <w:rPr>
+        <w:rFonts w:eastAsia="黑体"/>
         <w:b/>
         <w:bCs/>
       </w:rPr>
     </w:tblStylePr>
     <w:tblStylePr w:type="lastCol">
       <w:rPr>
+        <w:rFonts w:eastAsia="黑体"/>
         <w:b/>
         <w:bCs/>
       </w:rPr>
@@ -5049,6 +5390,7 @@
       <w:spacing w:after="0" w:line="240" w:lineRule="auto"/>
     </w:pPr>
     <w:rPr>
+      <w:rFonts w:eastAsia="黑体"/>
       <w:color w:themeColor="accent6" w:themeShade="BF" w:val="E36C0A"/>
     </w:rPr>
     <w:tblPr>
@@ -5071,6 +5413,7 @@
         <w:spacing w:after="0" w:before="0" w:line="240" w:lineRule="auto"/>
       </w:pPr>
       <w:rPr>
+        <w:rFonts w:eastAsia="黑体"/>
         <w:b/>
         <w:bCs/>
       </w:rPr>
@@ -5091,6 +5434,7 @@
         <w:spacing w:after="0" w:before="0" w:line="240" w:lineRule="auto"/>
       </w:pPr>
       <w:rPr>
+        <w:rFonts w:eastAsia="黑体"/>
         <w:b/>
         <w:bCs/>
       </w:rPr>
@@ -5108,12 +5452,14 @@
     </w:tblStylePr>
     <w:tblStylePr w:type="firstCol">
       <w:rPr>
+        <w:rFonts w:eastAsia="黑体"/>
         <w:b/>
         <w:bCs/>
       </w:rPr>
     </w:tblStylePr>
     <w:tblStylePr w:type="lastCol">
       <w:rPr>
+        <w:rFonts w:eastAsia="黑体"/>
         <w:b/>
         <w:bCs/>
       </w:rPr>
@@ -5173,6 +5519,7 @@
         <w:spacing w:after="0" w:before="0" w:line="240" w:lineRule="auto"/>
       </w:pPr>
       <w:rPr>
+        <w:rFonts w:eastAsia="黑体"/>
         <w:b/>
         <w:bCs/>
         <w:color w:themeColor="background1" w:val="FFFFFF"/>
@@ -5187,6 +5534,7 @@
         <w:spacing w:after="0" w:before="0" w:line="240" w:lineRule="auto"/>
       </w:pPr>
       <w:rPr>
+        <w:rFonts w:eastAsia="黑体"/>
         <w:b/>
         <w:bCs/>
       </w:rPr>
@@ -5202,12 +5550,14 @@
     </w:tblStylePr>
     <w:tblStylePr w:type="firstCol">
       <w:rPr>
+        <w:rFonts w:eastAsia="黑体"/>
         <w:b/>
         <w:bCs/>
       </w:rPr>
     </w:tblStylePr>
     <w:tblStylePr w:type="lastCol">
       <w:rPr>
+        <w:rFonts w:eastAsia="黑体"/>
         <w:b/>
         <w:bCs/>
       </w:rPr>
@@ -5265,6 +5615,7 @@
         <w:spacing w:after="0" w:before="0" w:line="240" w:lineRule="auto"/>
       </w:pPr>
       <w:rPr>
+        <w:rFonts w:eastAsia="黑体"/>
         <w:b/>
         <w:bCs/>
         <w:color w:themeColor="background1" w:val="FFFFFF"/>
@@ -5279,6 +5630,7 @@
         <w:spacing w:after="0" w:before="0" w:line="240" w:lineRule="auto"/>
       </w:pPr>
       <w:rPr>
+        <w:rFonts w:eastAsia="黑体"/>
         <w:b/>
         <w:bCs/>
       </w:rPr>
@@ -5294,12 +5646,14 @@
     </w:tblStylePr>
     <w:tblStylePr w:type="firstCol">
       <w:rPr>
+        <w:rFonts w:eastAsia="黑体"/>
         <w:b/>
         <w:bCs/>
       </w:rPr>
     </w:tblStylePr>
     <w:tblStylePr w:type="lastCol">
       <w:rPr>
+        <w:rFonts w:eastAsia="黑体"/>
         <w:b/>
         <w:bCs/>
       </w:rPr>
@@ -5357,6 +5711,7 @@
         <w:spacing w:after="0" w:before="0" w:line="240" w:lineRule="auto"/>
       </w:pPr>
       <w:rPr>
+        <w:rFonts w:eastAsia="黑体"/>
         <w:b/>
         <w:bCs/>
         <w:color w:themeColor="background1" w:val="FFFFFF"/>
@@ -5371,6 +5726,7 @@
         <w:spacing w:after="0" w:before="0" w:line="240" w:lineRule="auto"/>
       </w:pPr>
       <w:rPr>
+        <w:rFonts w:eastAsia="黑体"/>
         <w:b/>
         <w:bCs/>
       </w:rPr>
@@ -5386,12 +5742,14 @@
     </w:tblStylePr>
     <w:tblStylePr w:type="firstCol">
       <w:rPr>
+        <w:rFonts w:eastAsia="黑体"/>
         <w:b/>
         <w:bCs/>
       </w:rPr>
     </w:tblStylePr>
     <w:tblStylePr w:type="lastCol">
       <w:rPr>
+        <w:rFonts w:eastAsia="黑体"/>
         <w:b/>
         <w:bCs/>
       </w:rPr>
@@ -5449,6 +5807,7 @@
         <w:spacing w:after="0" w:before="0" w:line="240" w:lineRule="auto"/>
       </w:pPr>
       <w:rPr>
+        <w:rFonts w:eastAsia="黑体"/>
         <w:b/>
         <w:bCs/>
         <w:color w:themeColor="background1" w:val="FFFFFF"/>
@@ -5463,6 +5822,7 @@
         <w:spacing w:after="0" w:before="0" w:line="240" w:lineRule="auto"/>
       </w:pPr>
       <w:rPr>
+        <w:rFonts w:eastAsia="黑体"/>
         <w:b/>
         <w:bCs/>
       </w:rPr>
@@ -5478,12 +5838,14 @@
     </w:tblStylePr>
     <w:tblStylePr w:type="firstCol">
       <w:rPr>
+        <w:rFonts w:eastAsia="黑体"/>
         <w:b/>
         <w:bCs/>
       </w:rPr>
     </w:tblStylePr>
     <w:tblStylePr w:type="lastCol">
       <w:rPr>
+        <w:rFonts w:eastAsia="黑体"/>
         <w:b/>
         <w:bCs/>
       </w:rPr>
@@ -5541,6 +5903,7 @@
         <w:spacing w:after="0" w:before="0" w:line="240" w:lineRule="auto"/>
       </w:pPr>
       <w:rPr>
+        <w:rFonts w:eastAsia="黑体"/>
         <w:b/>
         <w:bCs/>
         <w:color w:themeColor="background1" w:val="FFFFFF"/>
@@ -5555,6 +5918,7 @@
         <w:spacing w:after="0" w:before="0" w:line="240" w:lineRule="auto"/>
       </w:pPr>
       <w:rPr>
+        <w:rFonts w:eastAsia="黑体"/>
         <w:b/>
         <w:bCs/>
       </w:rPr>
@@ -5570,12 +5934,14 @@
     </w:tblStylePr>
     <w:tblStylePr w:type="firstCol">
       <w:rPr>
+        <w:rFonts w:eastAsia="黑体"/>
         <w:b/>
         <w:bCs/>
       </w:rPr>
     </w:tblStylePr>
     <w:tblStylePr w:type="lastCol">
       <w:rPr>
+        <w:rFonts w:eastAsia="黑体"/>
         <w:b/>
         <w:bCs/>
       </w:rPr>
@@ -5633,6 +5999,7 @@
         <w:spacing w:after="0" w:before="0" w:line="240" w:lineRule="auto"/>
       </w:pPr>
       <w:rPr>
+        <w:rFonts w:eastAsia="黑体"/>
         <w:b/>
         <w:bCs/>
         <w:color w:themeColor="background1" w:val="FFFFFF"/>
@@ -5647,6 +6014,7 @@
         <w:spacing w:after="0" w:before="0" w:line="240" w:lineRule="auto"/>
       </w:pPr>
       <w:rPr>
+        <w:rFonts w:eastAsia="黑体"/>
         <w:b/>
         <w:bCs/>
       </w:rPr>
@@ -5662,12 +6030,14 @@
     </w:tblStylePr>
     <w:tblStylePr w:type="firstCol">
       <w:rPr>
+        <w:rFonts w:eastAsia="黑体"/>
         <w:b/>
         <w:bCs/>
       </w:rPr>
     </w:tblStylePr>
     <w:tblStylePr w:type="lastCol">
       <w:rPr>
+        <w:rFonts w:eastAsia="黑体"/>
         <w:b/>
         <w:bCs/>
       </w:rPr>
@@ -5725,6 +6095,7 @@
         <w:spacing w:after="0" w:before="0" w:line="240" w:lineRule="auto"/>
       </w:pPr>
       <w:rPr>
+        <w:rFonts w:eastAsia="黑体"/>
         <w:b/>
         <w:bCs/>
         <w:color w:themeColor="background1" w:val="FFFFFF"/>
@@ -5739,6 +6110,7 @@
         <w:spacing w:after="0" w:before="0" w:line="240" w:lineRule="auto"/>
       </w:pPr>
       <w:rPr>
+        <w:rFonts w:eastAsia="黑体"/>
         <w:b/>
         <w:bCs/>
       </w:rPr>
@@ -5754,12 +6126,14 @@
     </w:tblStylePr>
     <w:tblStylePr w:type="firstCol">
       <w:rPr>
+        <w:rFonts w:eastAsia="黑体"/>
         <w:b/>
         <w:bCs/>
       </w:rPr>
     </w:tblStylePr>
     <w:tblStylePr w:type="lastCol">
       <w:rPr>
+        <w:rFonts w:eastAsia="黑体"/>
         <w:b/>
         <w:bCs/>
       </w:rPr>
@@ -5819,7 +6193,7 @@
         <w:spacing w:after="0" w:before="0" w:line="240" w:lineRule="auto"/>
       </w:pPr>
       <w:rPr>
-        <w:rFonts w:asciiTheme="majorHAnsi" w:cstheme="majorBidi" w:eastAsiaTheme="majorEastAsia" w:hAnsiTheme="majorHAnsi"/>
+        <w:rFonts w:asciiTheme="majorHAnsi" w:cstheme="majorBidi" w:hAnsiTheme="majorHAnsi" w:eastAsia="黑体"/>
         <w:b/>
         <w:bCs/>
       </w:rPr>
@@ -5840,7 +6214,7 @@
         <w:spacing w:after="0" w:before="0" w:line="240" w:lineRule="auto"/>
       </w:pPr>
       <w:rPr>
-        <w:rFonts w:asciiTheme="majorHAnsi" w:cstheme="majorBidi" w:eastAsiaTheme="majorEastAsia" w:hAnsiTheme="majorHAnsi"/>
+        <w:rFonts w:asciiTheme="majorHAnsi" w:cstheme="majorBidi" w:hAnsiTheme="majorHAnsi" w:eastAsia="黑体"/>
         <w:b/>
         <w:bCs/>
       </w:rPr>
@@ -5858,14 +6232,14 @@
     </w:tblStylePr>
     <w:tblStylePr w:type="firstCol">
       <w:rPr>
-        <w:rFonts w:asciiTheme="majorHAnsi" w:cstheme="majorBidi" w:eastAsiaTheme="majorEastAsia" w:hAnsiTheme="majorHAnsi"/>
+        <w:rFonts w:asciiTheme="majorHAnsi" w:cstheme="majorBidi" w:hAnsiTheme="majorHAnsi" w:eastAsia="黑体"/>
         <w:b/>
         <w:bCs/>
       </w:rPr>
     </w:tblStylePr>
     <w:tblStylePr w:type="lastCol">
       <w:rPr>
-        <w:rFonts w:asciiTheme="majorHAnsi" w:cstheme="majorBidi" w:eastAsiaTheme="majorEastAsia" w:hAnsiTheme="majorHAnsi"/>
+        <w:rFonts w:asciiTheme="majorHAnsi" w:cstheme="majorBidi" w:hAnsiTheme="majorHAnsi" w:eastAsia="黑体"/>
         <w:b/>
         <w:bCs/>
       </w:rPr>
@@ -5949,7 +6323,7 @@
         <w:spacing w:after="0" w:before="0" w:line="240" w:lineRule="auto"/>
       </w:pPr>
       <w:rPr>
-        <w:rFonts w:asciiTheme="majorHAnsi" w:cstheme="majorBidi" w:eastAsiaTheme="majorEastAsia" w:hAnsiTheme="majorHAnsi"/>
+        <w:rFonts w:asciiTheme="majorHAnsi" w:cstheme="majorBidi" w:hAnsiTheme="majorHAnsi" w:eastAsia="黑体"/>
         <w:b/>
         <w:bCs/>
       </w:rPr>
@@ -5970,7 +6344,7 @@
         <w:spacing w:after="0" w:before="0" w:line="240" w:lineRule="auto"/>
       </w:pPr>
       <w:rPr>
-        <w:rFonts w:asciiTheme="majorHAnsi" w:cstheme="majorBidi" w:eastAsiaTheme="majorEastAsia" w:hAnsiTheme="majorHAnsi"/>
+        <w:rFonts w:asciiTheme="majorHAnsi" w:cstheme="majorBidi" w:hAnsiTheme="majorHAnsi" w:eastAsia="黑体"/>
         <w:b/>
         <w:bCs/>
       </w:rPr>
@@ -5988,14 +6362,14 @@
     </w:tblStylePr>
     <w:tblStylePr w:type="firstCol">
       <w:rPr>
-        <w:rFonts w:asciiTheme="majorHAnsi" w:cstheme="majorBidi" w:eastAsiaTheme="majorEastAsia" w:hAnsiTheme="majorHAnsi"/>
+        <w:rFonts w:asciiTheme="majorHAnsi" w:cstheme="majorBidi" w:hAnsiTheme="majorHAnsi" w:eastAsia="黑体"/>
         <w:b/>
         <w:bCs/>
       </w:rPr>
     </w:tblStylePr>
     <w:tblStylePr w:type="lastCol">
       <w:rPr>
-        <w:rFonts w:asciiTheme="majorHAnsi" w:cstheme="majorBidi" w:eastAsiaTheme="majorEastAsia" w:hAnsiTheme="majorHAnsi"/>
+        <w:rFonts w:asciiTheme="majorHAnsi" w:cstheme="majorBidi" w:hAnsiTheme="majorHAnsi" w:eastAsia="黑体"/>
         <w:b/>
         <w:bCs/>
       </w:rPr>
@@ -6079,7 +6453,7 @@
         <w:spacing w:after="0" w:before="0" w:line="240" w:lineRule="auto"/>
       </w:pPr>
       <w:rPr>
-        <w:rFonts w:asciiTheme="majorHAnsi" w:cstheme="majorBidi" w:eastAsiaTheme="majorEastAsia" w:hAnsiTheme="majorHAnsi"/>
+        <w:rFonts w:asciiTheme="majorHAnsi" w:cstheme="majorBidi" w:hAnsiTheme="majorHAnsi" w:eastAsia="黑体"/>
         <w:b/>
         <w:bCs/>
       </w:rPr>
@@ -6100,7 +6474,7 @@
         <w:spacing w:after="0" w:before="0" w:line="240" w:lineRule="auto"/>
       </w:pPr>
       <w:rPr>
-        <w:rFonts w:asciiTheme="majorHAnsi" w:cstheme="majorBidi" w:eastAsiaTheme="majorEastAsia" w:hAnsiTheme="majorHAnsi"/>
+        <w:rFonts w:asciiTheme="majorHAnsi" w:cstheme="majorBidi" w:hAnsiTheme="majorHAnsi" w:eastAsia="黑体"/>
         <w:b/>
         <w:bCs/>
       </w:rPr>
@@ -6118,14 +6492,14 @@
     </w:tblStylePr>
     <w:tblStylePr w:type="firstCol">
       <w:rPr>
-        <w:rFonts w:asciiTheme="majorHAnsi" w:cstheme="majorBidi" w:eastAsiaTheme="majorEastAsia" w:hAnsiTheme="majorHAnsi"/>
+        <w:rFonts w:asciiTheme="majorHAnsi" w:cstheme="majorBidi" w:hAnsiTheme="majorHAnsi" w:eastAsia="黑体"/>
         <w:b/>
         <w:bCs/>
       </w:rPr>
     </w:tblStylePr>
     <w:tblStylePr w:type="lastCol">
       <w:rPr>
-        <w:rFonts w:asciiTheme="majorHAnsi" w:cstheme="majorBidi" w:eastAsiaTheme="majorEastAsia" w:hAnsiTheme="majorHAnsi"/>
+        <w:rFonts w:asciiTheme="majorHAnsi" w:cstheme="majorBidi" w:hAnsiTheme="majorHAnsi" w:eastAsia="黑体"/>
         <w:b/>
         <w:bCs/>
       </w:rPr>
@@ -6209,7 +6583,7 @@
         <w:spacing w:after="0" w:before="0" w:line="240" w:lineRule="auto"/>
       </w:pPr>
       <w:rPr>
-        <w:rFonts w:asciiTheme="majorHAnsi" w:cstheme="majorBidi" w:eastAsiaTheme="majorEastAsia" w:hAnsiTheme="majorHAnsi"/>
+        <w:rFonts w:asciiTheme="majorHAnsi" w:cstheme="majorBidi" w:hAnsiTheme="majorHAnsi" w:eastAsia="黑体"/>
         <w:b/>
         <w:bCs/>
       </w:rPr>
@@ -6230,7 +6604,7 @@
         <w:spacing w:after="0" w:before="0" w:line="240" w:lineRule="auto"/>
       </w:pPr>
       <w:rPr>
-        <w:rFonts w:asciiTheme="majorHAnsi" w:cstheme="majorBidi" w:eastAsiaTheme="majorEastAsia" w:hAnsiTheme="majorHAnsi"/>
+        <w:rFonts w:asciiTheme="majorHAnsi" w:cstheme="majorBidi" w:hAnsiTheme="majorHAnsi" w:eastAsia="黑体"/>
         <w:b/>
         <w:bCs/>
       </w:rPr>
@@ -6248,14 +6622,14 @@
     </w:tblStylePr>
     <w:tblStylePr w:type="firstCol">
       <w:rPr>
-        <w:rFonts w:asciiTheme="majorHAnsi" w:cstheme="majorBidi" w:eastAsiaTheme="majorEastAsia" w:hAnsiTheme="majorHAnsi"/>
+        <w:rFonts w:asciiTheme="majorHAnsi" w:cstheme="majorBidi" w:hAnsiTheme="majorHAnsi" w:eastAsia="黑体"/>
         <w:b/>
         <w:bCs/>
       </w:rPr>
     </w:tblStylePr>
     <w:tblStylePr w:type="lastCol">
       <w:rPr>
-        <w:rFonts w:asciiTheme="majorHAnsi" w:cstheme="majorBidi" w:eastAsiaTheme="majorEastAsia" w:hAnsiTheme="majorHAnsi"/>
+        <w:rFonts w:asciiTheme="majorHAnsi" w:cstheme="majorBidi" w:hAnsiTheme="majorHAnsi" w:eastAsia="黑体"/>
         <w:b/>
         <w:bCs/>
       </w:rPr>
@@ -6339,7 +6713,7 @@
         <w:spacing w:after="0" w:before="0" w:line="240" w:lineRule="auto"/>
       </w:pPr>
       <w:rPr>
-        <w:rFonts w:asciiTheme="majorHAnsi" w:cstheme="majorBidi" w:eastAsiaTheme="majorEastAsia" w:hAnsiTheme="majorHAnsi"/>
+        <w:rFonts w:asciiTheme="majorHAnsi" w:cstheme="majorBidi" w:hAnsiTheme="majorHAnsi" w:eastAsia="黑体"/>
         <w:b/>
         <w:bCs/>
       </w:rPr>
@@ -6360,7 +6734,7 @@
         <w:spacing w:after="0" w:before="0" w:line="240" w:lineRule="auto"/>
       </w:pPr>
       <w:rPr>
-        <w:rFonts w:asciiTheme="majorHAnsi" w:cstheme="majorBidi" w:eastAsiaTheme="majorEastAsia" w:hAnsiTheme="majorHAnsi"/>
+        <w:rFonts w:asciiTheme="majorHAnsi" w:cstheme="majorBidi" w:hAnsiTheme="majorHAnsi" w:eastAsia="黑体"/>
         <w:b/>
         <w:bCs/>
       </w:rPr>
@@ -6378,14 +6752,14 @@
     </w:tblStylePr>
     <w:tblStylePr w:type="firstCol">
       <w:rPr>
-        <w:rFonts w:asciiTheme="majorHAnsi" w:cstheme="majorBidi" w:eastAsiaTheme="majorEastAsia" w:hAnsiTheme="majorHAnsi"/>
+        <w:rFonts w:asciiTheme="majorHAnsi" w:cstheme="majorBidi" w:hAnsiTheme="majorHAnsi" w:eastAsia="黑体"/>
         <w:b/>
         <w:bCs/>
       </w:rPr>
     </w:tblStylePr>
     <w:tblStylePr w:type="lastCol">
       <w:rPr>
-        <w:rFonts w:asciiTheme="majorHAnsi" w:cstheme="majorBidi" w:eastAsiaTheme="majorEastAsia" w:hAnsiTheme="majorHAnsi"/>
+        <w:rFonts w:asciiTheme="majorHAnsi" w:cstheme="majorBidi" w:hAnsiTheme="majorHAnsi" w:eastAsia="黑体"/>
         <w:b/>
         <w:bCs/>
       </w:rPr>
@@ -6469,7 +6843,7 @@
         <w:spacing w:after="0" w:before="0" w:line="240" w:lineRule="auto"/>
       </w:pPr>
       <w:rPr>
-        <w:rFonts w:asciiTheme="majorHAnsi" w:cstheme="majorBidi" w:eastAsiaTheme="majorEastAsia" w:hAnsiTheme="majorHAnsi"/>
+        <w:rFonts w:asciiTheme="majorHAnsi" w:cstheme="majorBidi" w:hAnsiTheme="majorHAnsi" w:eastAsia="黑体"/>
         <w:b/>
         <w:bCs/>
       </w:rPr>
@@ -6490,7 +6864,7 @@
         <w:spacing w:after="0" w:before="0" w:line="240" w:lineRule="auto"/>
       </w:pPr>
       <w:rPr>
-        <w:rFonts w:asciiTheme="majorHAnsi" w:cstheme="majorBidi" w:eastAsiaTheme="majorEastAsia" w:hAnsiTheme="majorHAnsi"/>
+        <w:rFonts w:asciiTheme="majorHAnsi" w:cstheme="majorBidi" w:hAnsiTheme="majorHAnsi" w:eastAsia="黑体"/>
         <w:b/>
         <w:bCs/>
       </w:rPr>
@@ -6508,14 +6882,14 @@
     </w:tblStylePr>
     <w:tblStylePr w:type="firstCol">
       <w:rPr>
-        <w:rFonts w:asciiTheme="majorHAnsi" w:cstheme="majorBidi" w:eastAsiaTheme="majorEastAsia" w:hAnsiTheme="majorHAnsi"/>
+        <w:rFonts w:asciiTheme="majorHAnsi" w:cstheme="majorBidi" w:hAnsiTheme="majorHAnsi" w:eastAsia="黑体"/>
         <w:b/>
         <w:bCs/>
       </w:rPr>
     </w:tblStylePr>
     <w:tblStylePr w:type="lastCol">
       <w:rPr>
-        <w:rFonts w:asciiTheme="majorHAnsi" w:cstheme="majorBidi" w:eastAsiaTheme="majorEastAsia" w:hAnsiTheme="majorHAnsi"/>
+        <w:rFonts w:asciiTheme="majorHAnsi" w:cstheme="majorBidi" w:hAnsiTheme="majorHAnsi" w:eastAsia="黑体"/>
         <w:b/>
         <w:bCs/>
       </w:rPr>
@@ -6599,7 +6973,7 @@
         <w:spacing w:after="0" w:before="0" w:line="240" w:lineRule="auto"/>
       </w:pPr>
       <w:rPr>
-        <w:rFonts w:asciiTheme="majorHAnsi" w:cstheme="majorBidi" w:eastAsiaTheme="majorEastAsia" w:hAnsiTheme="majorHAnsi"/>
+        <w:rFonts w:asciiTheme="majorHAnsi" w:cstheme="majorBidi" w:hAnsiTheme="majorHAnsi" w:eastAsia="黑体"/>
         <w:b/>
         <w:bCs/>
       </w:rPr>
@@ -6620,7 +6994,7 @@
         <w:spacing w:after="0" w:before="0" w:line="240" w:lineRule="auto"/>
       </w:pPr>
       <w:rPr>
-        <w:rFonts w:asciiTheme="majorHAnsi" w:cstheme="majorBidi" w:eastAsiaTheme="majorEastAsia" w:hAnsiTheme="majorHAnsi"/>
+        <w:rFonts w:asciiTheme="majorHAnsi" w:cstheme="majorBidi" w:hAnsiTheme="majorHAnsi" w:eastAsia="黑体"/>
         <w:b/>
         <w:bCs/>
       </w:rPr>
@@ -6638,14 +7012,14 @@
     </w:tblStylePr>
     <w:tblStylePr w:type="firstCol">
       <w:rPr>
-        <w:rFonts w:asciiTheme="majorHAnsi" w:cstheme="majorBidi" w:eastAsiaTheme="majorEastAsia" w:hAnsiTheme="majorHAnsi"/>
+        <w:rFonts w:asciiTheme="majorHAnsi" w:cstheme="majorBidi" w:hAnsiTheme="majorHAnsi" w:eastAsia="黑体"/>
         <w:b/>
         <w:bCs/>
       </w:rPr>
     </w:tblStylePr>
     <w:tblStylePr w:type="lastCol">
       <w:rPr>
-        <w:rFonts w:asciiTheme="majorHAnsi" w:cstheme="majorBidi" w:eastAsiaTheme="majorEastAsia" w:hAnsiTheme="majorHAnsi"/>
+        <w:rFonts w:asciiTheme="majorHAnsi" w:cstheme="majorBidi" w:hAnsiTheme="majorHAnsi" w:eastAsia="黑体"/>
         <w:b/>
         <w:bCs/>
       </w:rPr>
@@ -6728,6 +7102,7 @@
         <w:spacing w:after="0" w:before="0" w:line="240" w:lineRule="auto"/>
       </w:pPr>
       <w:rPr>
+        <w:rFonts w:eastAsia="黑体"/>
         <w:b/>
         <w:bCs/>
         <w:color w:themeColor="background1" w:val="FFFFFF"/>
@@ -6750,6 +7125,7 @@
         <w:spacing w:after="0" w:before="0" w:line="240" w:lineRule="auto"/>
       </w:pPr>
       <w:rPr>
+        <w:rFonts w:eastAsia="黑体"/>
         <w:b/>
         <w:bCs/>
       </w:rPr>
@@ -6767,12 +7143,14 @@
     </w:tblStylePr>
     <w:tblStylePr w:type="firstCol">
       <w:rPr>
+        <w:rFonts w:eastAsia="黑体"/>
         <w:b/>
         <w:bCs/>
       </w:rPr>
     </w:tblStylePr>
     <w:tblStylePr w:type="lastCol">
       <w:rPr>
+        <w:rFonts w:eastAsia="黑体"/>
         <w:b/>
         <w:bCs/>
       </w:rPr>
@@ -6834,6 +7212,7 @@
         <w:spacing w:after="0" w:before="0" w:line="240" w:lineRule="auto"/>
       </w:pPr>
       <w:rPr>
+        <w:rFonts w:eastAsia="黑体"/>
         <w:b/>
         <w:bCs/>
         <w:color w:themeColor="background1" w:val="FFFFFF"/>
@@ -6856,6 +7235,7 @@
         <w:spacing w:after="0" w:before="0" w:line="240" w:lineRule="auto"/>
       </w:pPr>
       <w:rPr>
+        <w:rFonts w:eastAsia="黑体"/>
         <w:b/>
         <w:bCs/>
       </w:rPr>
@@ -6873,12 +7253,14 @@
     </w:tblStylePr>
     <w:tblStylePr w:type="firstCol">
       <w:rPr>
+        <w:rFonts w:eastAsia="黑体"/>
         <w:b/>
         <w:bCs/>
       </w:rPr>
     </w:tblStylePr>
     <w:tblStylePr w:type="lastCol">
       <w:rPr>
+        <w:rFonts w:eastAsia="黑体"/>
         <w:b/>
         <w:bCs/>
       </w:rPr>
@@ -6940,6 +7322,7 @@
         <w:spacing w:after="0" w:before="0" w:line="240" w:lineRule="auto"/>
       </w:pPr>
       <w:rPr>
+        <w:rFonts w:eastAsia="黑体"/>
         <w:b/>
         <w:bCs/>
         <w:color w:themeColor="background1" w:val="FFFFFF"/>
@@ -6962,6 +7345,7 @@
         <w:spacing w:after="0" w:before="0" w:line="240" w:lineRule="auto"/>
       </w:pPr>
       <w:rPr>
+        <w:rFonts w:eastAsia="黑体"/>
         <w:b/>
         <w:bCs/>
       </w:rPr>
@@ -6979,12 +7363,14 @@
     </w:tblStylePr>
     <w:tblStylePr w:type="firstCol">
       <w:rPr>
+        <w:rFonts w:eastAsia="黑体"/>
         <w:b/>
         <w:bCs/>
       </w:rPr>
     </w:tblStylePr>
     <w:tblStylePr w:type="lastCol">
       <w:rPr>
+        <w:rFonts w:eastAsia="黑体"/>
         <w:b/>
         <w:bCs/>
       </w:rPr>
@@ -7046,6 +7432,7 @@
         <w:spacing w:after="0" w:before="0" w:line="240" w:lineRule="auto"/>
       </w:pPr>
       <w:rPr>
+        <w:rFonts w:eastAsia="黑体"/>
         <w:b/>
         <w:bCs/>
         <w:color w:themeColor="background1" w:val="FFFFFF"/>
@@ -7068,6 +7455,7 @@
         <w:spacing w:after="0" w:before="0" w:line="240" w:lineRule="auto"/>
       </w:pPr>
       <w:rPr>
+        <w:rFonts w:eastAsia="黑体"/>
         <w:b/>
         <w:bCs/>
       </w:rPr>
@@ -7085,12 +7473,14 @@
     </w:tblStylePr>
     <w:tblStylePr w:type="firstCol">
       <w:rPr>
+        <w:rFonts w:eastAsia="黑体"/>
         <w:b/>
         <w:bCs/>
       </w:rPr>
     </w:tblStylePr>
     <w:tblStylePr w:type="lastCol">
       <w:rPr>
+        <w:rFonts w:eastAsia="黑体"/>
         <w:b/>
         <w:bCs/>
       </w:rPr>
@@ -7152,6 +7542,7 @@
         <w:spacing w:after="0" w:before="0" w:line="240" w:lineRule="auto"/>
       </w:pPr>
       <w:rPr>
+        <w:rFonts w:eastAsia="黑体"/>
         <w:b/>
         <w:bCs/>
         <w:color w:themeColor="background1" w:val="FFFFFF"/>
@@ -7174,6 +7565,7 @@
         <w:spacing w:after="0" w:before="0" w:line="240" w:lineRule="auto"/>
       </w:pPr>
       <w:rPr>
+        <w:rFonts w:eastAsia="黑体"/>
         <w:b/>
         <w:bCs/>
       </w:rPr>
@@ -7191,12 +7583,14 @@
     </w:tblStylePr>
     <w:tblStylePr w:type="firstCol">
       <w:rPr>
+        <w:rFonts w:eastAsia="黑体"/>
         <w:b/>
         <w:bCs/>
       </w:rPr>
     </w:tblStylePr>
     <w:tblStylePr w:type="lastCol">
       <w:rPr>
+        <w:rFonts w:eastAsia="黑体"/>
         <w:b/>
         <w:bCs/>
       </w:rPr>
@@ -7258,6 +7652,7 @@
         <w:spacing w:after="0" w:before="0" w:line="240" w:lineRule="auto"/>
       </w:pPr>
       <w:rPr>
+        <w:rFonts w:eastAsia="黑体"/>
         <w:b/>
         <w:bCs/>
         <w:color w:themeColor="background1" w:val="FFFFFF"/>
@@ -7280,6 +7675,7 @@
         <w:spacing w:after="0" w:before="0" w:line="240" w:lineRule="auto"/>
       </w:pPr>
       <w:rPr>
+        <w:rFonts w:eastAsia="黑体"/>
         <w:b/>
         <w:bCs/>
       </w:rPr>
@@ -7297,12 +7693,14 @@
     </w:tblStylePr>
     <w:tblStylePr w:type="firstCol">
       <w:rPr>
+        <w:rFonts w:eastAsia="黑体"/>
         <w:b/>
         <w:bCs/>
       </w:rPr>
     </w:tblStylePr>
     <w:tblStylePr w:type="lastCol">
       <w:rPr>
+        <w:rFonts w:eastAsia="黑体"/>
         <w:b/>
         <w:bCs/>
       </w:rPr>
@@ -7364,6 +7762,7 @@
         <w:spacing w:after="0" w:before="0" w:line="240" w:lineRule="auto"/>
       </w:pPr>
       <w:rPr>
+        <w:rFonts w:eastAsia="黑体"/>
         <w:b/>
         <w:bCs/>
         <w:color w:themeColor="background1" w:val="FFFFFF"/>
@@ -7386,6 +7785,7 @@
         <w:spacing w:after="0" w:before="0" w:line="240" w:lineRule="auto"/>
       </w:pPr>
       <w:rPr>
+        <w:rFonts w:eastAsia="黑体"/>
         <w:b/>
         <w:bCs/>
       </w:rPr>
@@ -7403,12 +7803,14 @@
     </w:tblStylePr>
     <w:tblStylePr w:type="firstCol">
       <w:rPr>
+        <w:rFonts w:eastAsia="黑体"/>
         <w:b/>
         <w:bCs/>
       </w:rPr>
     </w:tblStylePr>
     <w:tblStylePr w:type="lastCol">
       <w:rPr>
+        <w:rFonts w:eastAsia="黑体"/>
         <w:b/>
         <w:bCs/>
       </w:rPr>
@@ -7467,6 +7869,7 @@
         <w:spacing w:after="0" w:before="0" w:line="240" w:lineRule="auto"/>
       </w:pPr>
       <w:rPr>
+        <w:rFonts w:eastAsia="黑体"/>
         <w:b/>
         <w:bCs/>
         <w:color w:themeColor="background1" w:val="FFFFFF"/>
@@ -7489,6 +7892,7 @@
         <w:spacing w:after="0" w:before="0" w:line="240" w:lineRule="auto"/>
       </w:pPr>
       <w:rPr>
+        <w:rFonts w:eastAsia="黑体"/>
         <w:color w:val="auto"/>
       </w:rPr>
       <w:tblPr/>
@@ -7506,6 +7910,7 @@
     </w:tblStylePr>
     <w:tblStylePr w:type="firstCol">
       <w:rPr>
+        <w:rFonts w:eastAsia="黑体"/>
         <w:b/>
         <w:bCs/>
         <w:color w:themeColor="background1" w:val="FFFFFF"/>
@@ -7525,6 +7930,7 @@
     </w:tblStylePr>
     <w:tblStylePr w:type="lastCol">
       <w:rPr>
+        <w:rFonts w:eastAsia="黑体"/>
         <w:b/>
         <w:bCs/>
         <w:color w:themeColor="background1" w:val="FFFFFF"/>
@@ -7573,6 +7979,7 @@
     </w:tblStylePr>
     <w:tblStylePr w:type="nwCell">
       <w:rPr>
+        <w:rFonts w:eastAsia="黑体"/>
         <w:color w:themeColor="background1" w:val="FFFFFF"/>
       </w:rPr>
       <w:tblPr/>
@@ -7616,6 +8023,7 @@
         <w:spacing w:after="0" w:before="0" w:line="240" w:lineRule="auto"/>
       </w:pPr>
       <w:rPr>
+        <w:rFonts w:eastAsia="黑体"/>
         <w:b/>
         <w:bCs/>
         <w:color w:themeColor="background1" w:val="FFFFFF"/>
@@ -7638,6 +8046,7 @@
         <w:spacing w:after="0" w:before="0" w:line="240" w:lineRule="auto"/>
       </w:pPr>
       <w:rPr>
+        <w:rFonts w:eastAsia="黑体"/>
         <w:color w:val="auto"/>
       </w:rPr>
       <w:tblPr/>
@@ -7655,6 +8064,7 @@
     </w:tblStylePr>
     <w:tblStylePr w:type="firstCol">
       <w:rPr>
+        <w:rFonts w:eastAsia="黑体"/>
         <w:b/>
         <w:bCs/>
         <w:color w:themeColor="background1" w:val="FFFFFF"/>
@@ -7674,6 +8084,7 @@
     </w:tblStylePr>
     <w:tblStylePr w:type="lastCol">
       <w:rPr>
+        <w:rFonts w:eastAsia="黑体"/>
         <w:b/>
         <w:bCs/>
         <w:color w:themeColor="background1" w:val="FFFFFF"/>
@@ -7722,6 +8133,7 @@
     </w:tblStylePr>
     <w:tblStylePr w:type="nwCell">
       <w:rPr>
+        <w:rFonts w:eastAsia="黑体"/>
         <w:color w:themeColor="background1" w:val="FFFFFF"/>
       </w:rPr>
       <w:tblPr/>
@@ -7765,6 +8177,7 @@
         <w:spacing w:after="0" w:before="0" w:line="240" w:lineRule="auto"/>
       </w:pPr>
       <w:rPr>
+        <w:rFonts w:eastAsia="黑体"/>
         <w:b/>
         <w:bCs/>
         <w:color w:themeColor="background1" w:val="FFFFFF"/>
@@ -7787,6 +8200,7 @@
         <w:spacing w:after="0" w:before="0" w:line="240" w:lineRule="auto"/>
       </w:pPr>
       <w:rPr>
+        <w:rFonts w:eastAsia="黑体"/>
         <w:color w:val="auto"/>
       </w:rPr>
       <w:tblPr/>
@@ -7804,6 +8218,7 @@
     </w:tblStylePr>
     <w:tblStylePr w:type="firstCol">
       <w:rPr>
+        <w:rFonts w:eastAsia="黑体"/>
         <w:b/>
         <w:bCs/>
         <w:color w:themeColor="background1" w:val="FFFFFF"/>
@@ -7823,6 +8238,7 @@
     </w:tblStylePr>
     <w:tblStylePr w:type="lastCol">
       <w:rPr>
+        <w:rFonts w:eastAsia="黑体"/>
         <w:b/>
         <w:bCs/>
         <w:color w:themeColor="background1" w:val="FFFFFF"/>
@@ -7871,6 +8287,7 @@
     </w:tblStylePr>
     <w:tblStylePr w:type="nwCell">
       <w:rPr>
+        <w:rFonts w:eastAsia="黑体"/>
         <w:color w:themeColor="background1" w:val="FFFFFF"/>
       </w:rPr>
       <w:tblPr/>
@@ -7914,6 +8331,7 @@
         <w:spacing w:after="0" w:before="0" w:line="240" w:lineRule="auto"/>
       </w:pPr>
       <w:rPr>
+        <w:rFonts w:eastAsia="黑体"/>
         <w:b/>
         <w:bCs/>
         <w:color w:themeColor="background1" w:val="FFFFFF"/>
@@ -7936,6 +8354,7 @@
         <w:spacing w:after="0" w:before="0" w:line="240" w:lineRule="auto"/>
       </w:pPr>
       <w:rPr>
+        <w:rFonts w:eastAsia="黑体"/>
         <w:color w:val="auto"/>
       </w:rPr>
       <w:tblPr/>
@@ -7953,6 +8372,7 @@
     </w:tblStylePr>
     <w:tblStylePr w:type="firstCol">
       <w:rPr>
+        <w:rFonts w:eastAsia="黑体"/>
         <w:b/>
         <w:bCs/>
         <w:color w:themeColor="background1" w:val="FFFFFF"/>
@@ -7972,6 +8392,7 @@
     </w:tblStylePr>
     <w:tblStylePr w:type="lastCol">
       <w:rPr>
+        <w:rFonts w:eastAsia="黑体"/>
         <w:b/>
         <w:bCs/>
         <w:color w:themeColor="background1" w:val="FFFFFF"/>
@@ -8020,6 +8441,7 @@
     </w:tblStylePr>
     <w:tblStylePr w:type="nwCell">
       <w:rPr>
+        <w:rFonts w:eastAsia="黑体"/>
         <w:color w:themeColor="background1" w:val="FFFFFF"/>
       </w:rPr>
       <w:tblPr/>
@@ -8063,6 +8485,7 @@
         <w:spacing w:after="0" w:before="0" w:line="240" w:lineRule="auto"/>
       </w:pPr>
       <w:rPr>
+        <w:rFonts w:eastAsia="黑体"/>
         <w:b/>
         <w:bCs/>
         <w:color w:themeColor="background1" w:val="FFFFFF"/>
@@ -8085,6 +8508,7 @@
         <w:spacing w:after="0" w:before="0" w:line="240" w:lineRule="auto"/>
       </w:pPr>
       <w:rPr>
+        <w:rFonts w:eastAsia="黑体"/>
         <w:color w:val="auto"/>
       </w:rPr>
       <w:tblPr/>
@@ -8102,6 +8526,7 @@
     </w:tblStylePr>
     <w:tblStylePr w:type="firstCol">
       <w:rPr>
+        <w:rFonts w:eastAsia="黑体"/>
         <w:b/>
         <w:bCs/>
         <w:color w:themeColor="background1" w:val="FFFFFF"/>
@@ -8121,6 +8546,7 @@
     </w:tblStylePr>
     <w:tblStylePr w:type="lastCol">
       <w:rPr>
+        <w:rFonts w:eastAsia="黑体"/>
         <w:b/>
         <w:bCs/>
         <w:color w:themeColor="background1" w:val="FFFFFF"/>
@@ -8169,6 +8595,7 @@
     </w:tblStylePr>
     <w:tblStylePr w:type="nwCell">
       <w:rPr>
+        <w:rFonts w:eastAsia="黑体"/>
         <w:color w:themeColor="background1" w:val="FFFFFF"/>
       </w:rPr>
       <w:tblPr/>
@@ -8212,6 +8639,7 @@
         <w:spacing w:after="0" w:before="0" w:line="240" w:lineRule="auto"/>
       </w:pPr>
       <w:rPr>
+        <w:rFonts w:eastAsia="黑体"/>
         <w:b/>
         <w:bCs/>
         <w:color w:themeColor="background1" w:val="FFFFFF"/>
@@ -8234,6 +8662,7 @@
         <w:spacing w:after="0" w:before="0" w:line="240" w:lineRule="auto"/>
       </w:pPr>
       <w:rPr>
+        <w:rFonts w:eastAsia="黑体"/>
         <w:color w:val="auto"/>
       </w:rPr>
       <w:tblPr/>
@@ -8251,6 +8680,7 @@
     </w:tblStylePr>
     <w:tblStylePr w:type="firstCol">
       <w:rPr>
+        <w:rFonts w:eastAsia="黑体"/>
         <w:b/>
         <w:bCs/>
         <w:color w:themeColor="background1" w:val="FFFFFF"/>
@@ -8270,6 +8700,7 @@
     </w:tblStylePr>
     <w:tblStylePr w:type="lastCol">
       <w:rPr>
+        <w:rFonts w:eastAsia="黑体"/>
         <w:b/>
         <w:bCs/>
         <w:color w:themeColor="background1" w:val="FFFFFF"/>
@@ -8318,6 +8749,7 @@
     </w:tblStylePr>
     <w:tblStylePr w:type="nwCell">
       <w:rPr>
+        <w:rFonts w:eastAsia="黑体"/>
         <w:color w:themeColor="background1" w:val="FFFFFF"/>
       </w:rPr>
       <w:tblPr/>
@@ -8361,6 +8793,7 @@
         <w:spacing w:after="0" w:before="0" w:line="240" w:lineRule="auto"/>
       </w:pPr>
       <w:rPr>
+        <w:rFonts w:eastAsia="黑体"/>
         <w:b/>
         <w:bCs/>
         <w:color w:themeColor="background1" w:val="FFFFFF"/>
@@ -8383,6 +8816,7 @@
         <w:spacing w:after="0" w:before="0" w:line="240" w:lineRule="auto"/>
       </w:pPr>
       <w:rPr>
+        <w:rFonts w:eastAsia="黑体"/>
         <w:color w:val="auto"/>
       </w:rPr>
       <w:tblPr/>
@@ -8400,6 +8834,7 @@
     </w:tblStylePr>
     <w:tblStylePr w:type="firstCol">
       <w:rPr>
+        <w:rFonts w:eastAsia="黑体"/>
         <w:b/>
         <w:bCs/>
         <w:color w:themeColor="background1" w:val="FFFFFF"/>
@@ -8419,6 +8854,7 @@
     </w:tblStylePr>
     <w:tblStylePr w:type="lastCol">
       <w:rPr>
+        <w:rFonts w:eastAsia="黑体"/>
         <w:b/>
         <w:bCs/>
         <w:color w:themeColor="background1" w:val="FFFFFF"/>
@@ -8467,6 +8903,7 @@
     </w:tblStylePr>
     <w:tblStylePr w:type="nwCell">
       <w:rPr>
+        <w:rFonts w:eastAsia="黑体"/>
         <w:color w:themeColor="background1" w:val="FFFFFF"/>
       </w:rPr>
       <w:tblPr/>
@@ -8491,6 +8928,7 @@
       <w:spacing w:after="0" w:line="240" w:lineRule="auto"/>
     </w:pPr>
     <w:rPr>
+      <w:rFonts w:eastAsia="黑体"/>
       <w:color w:themeColor="text1" w:val="000000"/>
     </w:rPr>
     <w:tblPr>
@@ -8510,7 +8948,7 @@
     </w:tblPr>
     <w:tblStylePr w:type="firstRow">
       <w:rPr>
-        <w:rFonts w:asciiTheme="majorHAnsi" w:cstheme="majorBidi" w:eastAsiaTheme="majorEastAsia" w:hAnsiTheme="majorHAnsi"/>
+        <w:rFonts w:asciiTheme="majorHAnsi" w:cstheme="majorBidi" w:hAnsiTheme="majorHAnsi" w:eastAsia="黑体"/>
       </w:rPr>
       <w:tblPr/>
       <w:tcPr>
@@ -8522,6 +8960,7 @@
     </w:tblStylePr>
     <w:tblStylePr w:type="lastRow">
       <w:rPr>
+        <w:rFonts w:eastAsia="黑体"/>
         <w:b/>
         <w:bCs/>
         <w:color w:themeColor="text2" w:val="1F497D"/>
@@ -8536,12 +8975,14 @@
     </w:tblStylePr>
     <w:tblStylePr w:type="firstCol">
       <w:rPr>
+        <w:rFonts w:eastAsia="黑体"/>
         <w:b/>
         <w:bCs/>
       </w:rPr>
     </w:tblStylePr>
     <w:tblStylePr w:type="lastCol">
       <w:rPr>
+        <w:rFonts w:eastAsia="黑体"/>
         <w:b/>
         <w:bCs/>
       </w:rPr>
@@ -8575,6 +9016,7 @@
       <w:spacing w:after="0" w:line="240" w:lineRule="auto"/>
     </w:pPr>
     <w:rPr>
+      <w:rFonts w:eastAsia="黑体"/>
       <w:color w:themeColor="text1" w:val="000000"/>
     </w:rPr>
     <w:tblPr>
@@ -8594,7 +9036,7 @@
     </w:tblPr>
     <w:tblStylePr w:type="firstRow">
       <w:rPr>
-        <w:rFonts w:asciiTheme="majorHAnsi" w:cstheme="majorBidi" w:eastAsiaTheme="majorEastAsia" w:hAnsiTheme="majorHAnsi"/>
+        <w:rFonts w:asciiTheme="majorHAnsi" w:cstheme="majorBidi" w:hAnsiTheme="majorHAnsi" w:eastAsia="黑体"/>
       </w:rPr>
       <w:tblPr/>
       <w:tcPr>
@@ -8606,6 +9048,7 @@
     </w:tblStylePr>
     <w:tblStylePr w:type="lastRow">
       <w:rPr>
+        <w:rFonts w:eastAsia="黑体"/>
         <w:b/>
         <w:bCs/>
         <w:color w:themeColor="text2" w:val="1F497D"/>
@@ -8620,12 +9063,14 @@
     </w:tblStylePr>
     <w:tblStylePr w:type="firstCol">
       <w:rPr>
+        <w:rFonts w:eastAsia="黑体"/>
         <w:b/>
         <w:bCs/>
       </w:rPr>
     </w:tblStylePr>
     <w:tblStylePr w:type="lastCol">
       <w:rPr>
+        <w:rFonts w:eastAsia="黑体"/>
         <w:b/>
         <w:bCs/>
       </w:rPr>
@@ -8659,6 +9104,7 @@
       <w:spacing w:after="0" w:line="240" w:lineRule="auto"/>
     </w:pPr>
     <w:rPr>
+      <w:rFonts w:eastAsia="黑体"/>
       <w:color w:themeColor="text1" w:val="000000"/>
     </w:rPr>
     <w:tblPr>
@@ -8678,7 +9124,7 @@
     </w:tblPr>
     <w:tblStylePr w:type="firstRow">
       <w:rPr>
-        <w:rFonts w:asciiTheme="majorHAnsi" w:cstheme="majorBidi" w:eastAsiaTheme="majorEastAsia" w:hAnsiTheme="majorHAnsi"/>
+        <w:rFonts w:asciiTheme="majorHAnsi" w:cstheme="majorBidi" w:hAnsiTheme="majorHAnsi" w:eastAsia="黑体"/>
       </w:rPr>
       <w:tblPr/>
       <w:tcPr>
@@ -8690,6 +9136,7 @@
     </w:tblStylePr>
     <w:tblStylePr w:type="lastRow">
       <w:rPr>
+        <w:rFonts w:eastAsia="黑体"/>
         <w:b/>
         <w:bCs/>
         <w:color w:themeColor="text2" w:val="1F497D"/>
@@ -8704,12 +9151,14 @@
     </w:tblStylePr>
     <w:tblStylePr w:type="firstCol">
       <w:rPr>
+        <w:rFonts w:eastAsia="黑体"/>
         <w:b/>
         <w:bCs/>
       </w:rPr>
     </w:tblStylePr>
     <w:tblStylePr w:type="lastCol">
       <w:rPr>
+        <w:rFonts w:eastAsia="黑体"/>
         <w:b/>
         <w:bCs/>
       </w:rPr>
@@ -8743,6 +9192,7 @@
       <w:spacing w:after="0" w:line="240" w:lineRule="auto"/>
     </w:pPr>
     <w:rPr>
+      <w:rFonts w:eastAsia="黑体"/>
       <w:color w:themeColor="text1" w:val="000000"/>
     </w:rPr>
     <w:tblPr>
@@ -8762,7 +9212,7 @@
     </w:tblPr>
     <w:tblStylePr w:type="firstRow">
       <w:rPr>
-        <w:rFonts w:asciiTheme="majorHAnsi" w:cstheme="majorBidi" w:eastAsiaTheme="majorEastAsia" w:hAnsiTheme="majorHAnsi"/>
+        <w:rFonts w:asciiTheme="majorHAnsi" w:cstheme="majorBidi" w:hAnsiTheme="majorHAnsi" w:eastAsia="黑体"/>
       </w:rPr>
       <w:tblPr/>
       <w:tcPr>
@@ -8774,6 +9224,7 @@
     </w:tblStylePr>
     <w:tblStylePr w:type="lastRow">
       <w:rPr>
+        <w:rFonts w:eastAsia="黑体"/>
         <w:b/>
         <w:bCs/>
         <w:color w:themeColor="text2" w:val="1F497D"/>
@@ -8788,12 +9239,14 @@
     </w:tblStylePr>
     <w:tblStylePr w:type="firstCol">
       <w:rPr>
+        <w:rFonts w:eastAsia="黑体"/>
         <w:b/>
         <w:bCs/>
       </w:rPr>
     </w:tblStylePr>
     <w:tblStylePr w:type="lastCol">
       <w:rPr>
+        <w:rFonts w:eastAsia="黑体"/>
         <w:b/>
         <w:bCs/>
       </w:rPr>
@@ -8827,6 +9280,7 @@
       <w:spacing w:after="0" w:line="240" w:lineRule="auto"/>
     </w:pPr>
     <w:rPr>
+      <w:rFonts w:eastAsia="黑体"/>
       <w:color w:themeColor="text1" w:val="000000"/>
     </w:rPr>
     <w:tblPr>
@@ -8846,7 +9300,7 @@
     </w:tblPr>
     <w:tblStylePr w:type="firstRow">
       <w:rPr>
-        <w:rFonts w:asciiTheme="majorHAnsi" w:cstheme="majorBidi" w:eastAsiaTheme="majorEastAsia" w:hAnsiTheme="majorHAnsi"/>
+        <w:rFonts w:asciiTheme="majorHAnsi" w:cstheme="majorBidi" w:hAnsiTheme="majorHAnsi" w:eastAsia="黑体"/>
       </w:rPr>
       <w:tblPr/>
       <w:tcPr>
@@ -8858,6 +9312,7 @@
     </w:tblStylePr>
     <w:tblStylePr w:type="lastRow">
       <w:rPr>
+        <w:rFonts w:eastAsia="黑体"/>
         <w:b/>
         <w:bCs/>
         <w:color w:themeColor="text2" w:val="1F497D"/>
@@ -8872,12 +9327,14 @@
     </w:tblStylePr>
     <w:tblStylePr w:type="firstCol">
       <w:rPr>
+        <w:rFonts w:eastAsia="黑体"/>
         <w:b/>
         <w:bCs/>
       </w:rPr>
     </w:tblStylePr>
     <w:tblStylePr w:type="lastCol">
       <w:rPr>
+        <w:rFonts w:eastAsia="黑体"/>
         <w:b/>
         <w:bCs/>
       </w:rPr>
@@ -8911,6 +9368,7 @@
       <w:spacing w:after="0" w:line="240" w:lineRule="auto"/>
     </w:pPr>
     <w:rPr>
+      <w:rFonts w:eastAsia="黑体"/>
       <w:color w:themeColor="text1" w:val="000000"/>
     </w:rPr>
     <w:tblPr>
@@ -8930,7 +9388,7 @@
     </w:tblPr>
     <w:tblStylePr w:type="firstRow">
       <w:rPr>
-        <w:rFonts w:asciiTheme="majorHAnsi" w:cstheme="majorBidi" w:eastAsiaTheme="majorEastAsia" w:hAnsiTheme="majorHAnsi"/>
+        <w:rFonts w:asciiTheme="majorHAnsi" w:cstheme="majorBidi" w:hAnsiTheme="majorHAnsi" w:eastAsia="黑体"/>
       </w:rPr>
       <w:tblPr/>
       <w:tcPr>
@@ -8942,6 +9400,7 @@
     </w:tblStylePr>
     <w:tblStylePr w:type="lastRow">
       <w:rPr>
+        <w:rFonts w:eastAsia="黑体"/>
         <w:b/>
         <w:bCs/>
         <w:color w:themeColor="text2" w:val="1F497D"/>
@@ -8956,12 +9415,14 @@
     </w:tblStylePr>
     <w:tblStylePr w:type="firstCol">
       <w:rPr>
+        <w:rFonts w:eastAsia="黑体"/>
         <w:b/>
         <w:bCs/>
       </w:rPr>
     </w:tblStylePr>
     <w:tblStylePr w:type="lastCol">
       <w:rPr>
+        <w:rFonts w:eastAsia="黑体"/>
         <w:b/>
         <w:bCs/>
       </w:rPr>
@@ -8995,6 +9456,7 @@
       <w:spacing w:after="0" w:line="240" w:lineRule="auto"/>
     </w:pPr>
     <w:rPr>
+      <w:rFonts w:eastAsia="黑体"/>
       <w:color w:themeColor="text1" w:val="000000"/>
     </w:rPr>
     <w:tblPr>
@@ -9014,7 +9476,7 @@
     </w:tblPr>
     <w:tblStylePr w:type="firstRow">
       <w:rPr>
-        <w:rFonts w:asciiTheme="majorHAnsi" w:cstheme="majorBidi" w:eastAsiaTheme="majorEastAsia" w:hAnsiTheme="majorHAnsi"/>
+        <w:rFonts w:asciiTheme="majorHAnsi" w:cstheme="majorBidi" w:hAnsiTheme="majorHAnsi" w:eastAsia="黑体"/>
       </w:rPr>
       <w:tblPr/>
       <w:tcPr>
@@ -9026,6 +9488,7 @@
     </w:tblStylePr>
     <w:tblStylePr w:type="lastRow">
       <w:rPr>
+        <w:rFonts w:eastAsia="黑体"/>
         <w:b/>
         <w:bCs/>
         <w:color w:themeColor="text2" w:val="1F497D"/>
@@ -9040,12 +9503,14 @@
     </w:tblStylePr>
     <w:tblStylePr w:type="firstCol">
       <w:rPr>
+        <w:rFonts w:eastAsia="黑体"/>
         <w:b/>
         <w:bCs/>
       </w:rPr>
     </w:tblStylePr>
     <w:tblStylePr w:type="lastCol">
       <w:rPr>
+        <w:rFonts w:eastAsia="黑体"/>
         <w:b/>
         <w:bCs/>
       </w:rPr>
@@ -9079,7 +9544,7 @@
       <w:spacing w:after="0" w:line="240" w:lineRule="auto"/>
     </w:pPr>
     <w:rPr>
-      <w:rFonts w:asciiTheme="majorHAnsi" w:cstheme="majorBidi" w:eastAsiaTheme="majorEastAsia" w:hAnsiTheme="majorHAnsi"/>
+      <w:rFonts w:asciiTheme="majorHAnsi" w:cstheme="majorBidi" w:hAnsiTheme="majorHAnsi" w:eastAsia="黑体"/>
       <w:color w:themeColor="text1" w:val="000000"/>
     </w:rPr>
     <w:tblPr>
@@ -9101,6 +9566,7 @@
     </w:tblPr>
     <w:tblStylePr w:type="firstRow">
       <w:rPr>
+        <w:rFonts w:eastAsia="黑体"/>
         <w:sz w:val="24"/>
         <w:szCs w:val="24"/>
       </w:rPr>
@@ -9207,7 +9673,7 @@
       <w:spacing w:after="0" w:line="240" w:lineRule="auto"/>
     </w:pPr>
     <w:rPr>
-      <w:rFonts w:asciiTheme="majorHAnsi" w:cstheme="majorBidi" w:eastAsiaTheme="majorEastAsia" w:hAnsiTheme="majorHAnsi"/>
+      <w:rFonts w:asciiTheme="majorHAnsi" w:cstheme="majorBidi" w:hAnsiTheme="majorHAnsi" w:eastAsia="黑体"/>
       <w:color w:themeColor="text1" w:val="000000"/>
     </w:rPr>
     <w:tblPr>
@@ -9229,6 +9695,7 @@
     </w:tblPr>
     <w:tblStylePr w:type="firstRow">
       <w:rPr>
+        <w:rFonts w:eastAsia="黑体"/>
         <w:sz w:val="24"/>
         <w:szCs w:val="24"/>
       </w:rPr>
@@ -9335,7 +9802,7 @@
       <w:spacing w:after="0" w:line="240" w:lineRule="auto"/>
     </w:pPr>
     <w:rPr>
-      <w:rFonts w:asciiTheme="majorHAnsi" w:cstheme="majorBidi" w:eastAsiaTheme="majorEastAsia" w:hAnsiTheme="majorHAnsi"/>
+      <w:rFonts w:asciiTheme="majorHAnsi" w:cstheme="majorBidi" w:hAnsiTheme="majorHAnsi" w:eastAsia="黑体"/>
       <w:color w:themeColor="text1" w:val="000000"/>
     </w:rPr>
     <w:tblPr>
@@ -9357,6 +9824,7 @@
     </w:tblPr>
     <w:tblStylePr w:type="firstRow">
       <w:rPr>
+        <w:rFonts w:eastAsia="黑体"/>
         <w:sz w:val="24"/>
         <w:szCs w:val="24"/>
       </w:rPr>
@@ -9463,7 +9931,7 @@
       <w:spacing w:after="0" w:line="240" w:lineRule="auto"/>
     </w:pPr>
     <w:rPr>
-      <w:rFonts w:asciiTheme="majorHAnsi" w:cstheme="majorBidi" w:eastAsiaTheme="majorEastAsia" w:hAnsiTheme="majorHAnsi"/>
+      <w:rFonts w:asciiTheme="majorHAnsi" w:cstheme="majorBidi" w:hAnsiTheme="majorHAnsi" w:eastAsia="黑体"/>
       <w:color w:themeColor="text1" w:val="000000"/>
     </w:rPr>
     <w:tblPr>
@@ -9485,6 +9953,7 @@
     </w:tblPr>
     <w:tblStylePr w:type="firstRow">
       <w:rPr>
+        <w:rFonts w:eastAsia="黑体"/>
         <w:sz w:val="24"/>
         <w:szCs w:val="24"/>
       </w:rPr>
@@ -9591,7 +10060,7 @@
       <w:spacing w:after="0" w:line="240" w:lineRule="auto"/>
     </w:pPr>
     <w:rPr>
-      <w:rFonts w:asciiTheme="majorHAnsi" w:cstheme="majorBidi" w:eastAsiaTheme="majorEastAsia" w:hAnsiTheme="majorHAnsi"/>
+      <w:rFonts w:asciiTheme="majorHAnsi" w:cstheme="majorBidi" w:hAnsiTheme="majorHAnsi" w:eastAsia="黑体"/>
       <w:color w:themeColor="text1" w:val="000000"/>
     </w:rPr>
     <w:tblPr>
@@ -9613,6 +10082,7 @@
     </w:tblPr>
     <w:tblStylePr w:type="firstRow">
       <w:rPr>
+        <w:rFonts w:eastAsia="黑体"/>
         <w:sz w:val="24"/>
         <w:szCs w:val="24"/>
       </w:rPr>
@@ -9719,7 +10189,7 @@
       <w:spacing w:after="0" w:line="240" w:lineRule="auto"/>
     </w:pPr>
     <w:rPr>
-      <w:rFonts w:asciiTheme="majorHAnsi" w:cstheme="majorBidi" w:eastAsiaTheme="majorEastAsia" w:hAnsiTheme="majorHAnsi"/>
+      <w:rFonts w:asciiTheme="majorHAnsi" w:cstheme="majorBidi" w:hAnsiTheme="majorHAnsi" w:eastAsia="黑体"/>
       <w:color w:themeColor="text1" w:val="000000"/>
     </w:rPr>
     <w:tblPr>
@@ -9741,6 +10211,7 @@
     </w:tblPr>
     <w:tblStylePr w:type="firstRow">
       <w:rPr>
+        <w:rFonts w:eastAsia="黑体"/>
         <w:sz w:val="24"/>
         <w:szCs w:val="24"/>
       </w:rPr>
@@ -9847,7 +10318,7 @@
       <w:spacing w:after="0" w:line="240" w:lineRule="auto"/>
     </w:pPr>
     <w:rPr>
-      <w:rFonts w:asciiTheme="majorHAnsi" w:cstheme="majorBidi" w:eastAsiaTheme="majorEastAsia" w:hAnsiTheme="majorHAnsi"/>
+      <w:rFonts w:asciiTheme="majorHAnsi" w:cstheme="majorBidi" w:hAnsiTheme="majorHAnsi" w:eastAsia="黑体"/>
       <w:color w:themeColor="text1" w:val="000000"/>
     </w:rPr>
     <w:tblPr>
@@ -9869,6 +10340,7 @@
     </w:tblPr>
     <w:tblStylePr w:type="firstRow">
       <w:rPr>
+        <w:rFonts w:eastAsia="黑体"/>
         <w:sz w:val="24"/>
         <w:szCs w:val="24"/>
       </w:rPr>
@@ -9998,12 +10470,14 @@
     </w:tcPr>
     <w:tblStylePr w:type="firstRow">
       <w:rPr>
+        <w:rFonts w:eastAsia="黑体"/>
         <w:b/>
         <w:bCs/>
       </w:rPr>
     </w:tblStylePr>
     <w:tblStylePr w:type="lastRow">
       <w:rPr>
+        <w:rFonts w:eastAsia="黑体"/>
         <w:b/>
         <w:bCs/>
       </w:rPr>
@@ -10016,12 +10490,14 @@
     </w:tblStylePr>
     <w:tblStylePr w:type="firstCol">
       <w:rPr>
+        <w:rFonts w:eastAsia="黑体"/>
         <w:b/>
         <w:bCs/>
       </w:rPr>
     </w:tblStylePr>
     <w:tblStylePr w:type="lastCol">
       <w:rPr>
+        <w:rFonts w:eastAsia="黑体"/>
         <w:b/>
         <w:bCs/>
       </w:rPr>
@@ -10071,12 +10547,14 @@
     </w:tcPr>
     <w:tblStylePr w:type="firstRow">
       <w:rPr>
+        <w:rFonts w:eastAsia="黑体"/>
         <w:b/>
         <w:bCs/>
       </w:rPr>
     </w:tblStylePr>
     <w:tblStylePr w:type="lastRow">
       <w:rPr>
+        <w:rFonts w:eastAsia="黑体"/>
         <w:b/>
         <w:bCs/>
       </w:rPr>
@@ -10089,12 +10567,14 @@
     </w:tblStylePr>
     <w:tblStylePr w:type="firstCol">
       <w:rPr>
+        <w:rFonts w:eastAsia="黑体"/>
         <w:b/>
         <w:bCs/>
       </w:rPr>
     </w:tblStylePr>
     <w:tblStylePr w:type="lastCol">
       <w:rPr>
+        <w:rFonts w:eastAsia="黑体"/>
         <w:b/>
         <w:bCs/>
       </w:rPr>
@@ -10144,12 +10624,14 @@
     </w:tcPr>
     <w:tblStylePr w:type="firstRow">
       <w:rPr>
+        <w:rFonts w:eastAsia="黑体"/>
         <w:b/>
         <w:bCs/>
       </w:rPr>
     </w:tblStylePr>
     <w:tblStylePr w:type="lastRow">
       <w:rPr>
+        <w:rFonts w:eastAsia="黑体"/>
         <w:b/>
         <w:bCs/>
       </w:rPr>
@@ -10162,12 +10644,14 @@
     </w:tblStylePr>
     <w:tblStylePr w:type="firstCol">
       <w:rPr>
+        <w:rFonts w:eastAsia="黑体"/>
         <w:b/>
         <w:bCs/>
       </w:rPr>
     </w:tblStylePr>
     <w:tblStylePr w:type="lastCol">
       <w:rPr>
+        <w:rFonts w:eastAsia="黑体"/>
         <w:b/>
         <w:bCs/>
       </w:rPr>
@@ -10217,12 +10701,14 @@
     </w:tcPr>
     <w:tblStylePr w:type="firstRow">
       <w:rPr>
+        <w:rFonts w:eastAsia="黑体"/>
         <w:b/>
         <w:bCs/>
       </w:rPr>
     </w:tblStylePr>
     <w:tblStylePr w:type="lastRow">
       <w:rPr>
+        <w:rFonts w:eastAsia="黑体"/>
         <w:b/>
         <w:bCs/>
       </w:rPr>
@@ -10235,12 +10721,14 @@
     </w:tblStylePr>
     <w:tblStylePr w:type="firstCol">
       <w:rPr>
+        <w:rFonts w:eastAsia="黑体"/>
         <w:b/>
         <w:bCs/>
       </w:rPr>
     </w:tblStylePr>
     <w:tblStylePr w:type="lastCol">
       <w:rPr>
+        <w:rFonts w:eastAsia="黑体"/>
         <w:b/>
         <w:bCs/>
       </w:rPr>
@@ -10290,12 +10778,14 @@
     </w:tcPr>
     <w:tblStylePr w:type="firstRow">
       <w:rPr>
+        <w:rFonts w:eastAsia="黑体"/>
         <w:b/>
         <w:bCs/>
       </w:rPr>
     </w:tblStylePr>
     <w:tblStylePr w:type="lastRow">
       <w:rPr>
+        <w:rFonts w:eastAsia="黑体"/>
         <w:b/>
         <w:bCs/>
       </w:rPr>
@@ -10308,12 +10798,14 @@
     </w:tblStylePr>
     <w:tblStylePr w:type="firstCol">
       <w:rPr>
+        <w:rFonts w:eastAsia="黑体"/>
         <w:b/>
         <w:bCs/>
       </w:rPr>
     </w:tblStylePr>
     <w:tblStylePr w:type="lastCol">
       <w:rPr>
+        <w:rFonts w:eastAsia="黑体"/>
         <w:b/>
         <w:bCs/>
       </w:rPr>
@@ -10363,12 +10855,14 @@
     </w:tcPr>
     <w:tblStylePr w:type="firstRow">
       <w:rPr>
+        <w:rFonts w:eastAsia="黑体"/>
         <w:b/>
         <w:bCs/>
       </w:rPr>
     </w:tblStylePr>
     <w:tblStylePr w:type="lastRow">
       <w:rPr>
+        <w:rFonts w:eastAsia="黑体"/>
         <w:b/>
         <w:bCs/>
       </w:rPr>
@@ -10381,12 +10875,14 @@
     </w:tblStylePr>
     <w:tblStylePr w:type="firstCol">
       <w:rPr>
+        <w:rFonts w:eastAsia="黑体"/>
         <w:b/>
         <w:bCs/>
       </w:rPr>
     </w:tblStylePr>
     <w:tblStylePr w:type="lastCol">
       <w:rPr>
+        <w:rFonts w:eastAsia="黑体"/>
         <w:b/>
         <w:bCs/>
       </w:rPr>
@@ -10436,12 +10932,14 @@
     </w:tcPr>
     <w:tblStylePr w:type="firstRow">
       <w:rPr>
+        <w:rFonts w:eastAsia="黑体"/>
         <w:b/>
         <w:bCs/>
       </w:rPr>
     </w:tblStylePr>
     <w:tblStylePr w:type="lastRow">
       <w:rPr>
+        <w:rFonts w:eastAsia="黑体"/>
         <w:b/>
         <w:bCs/>
       </w:rPr>
@@ -10454,12 +10952,14 @@
     </w:tblStylePr>
     <w:tblStylePr w:type="firstCol">
       <w:rPr>
+        <w:rFonts w:eastAsia="黑体"/>
         <w:b/>
         <w:bCs/>
       </w:rPr>
     </w:tblStylePr>
     <w:tblStylePr w:type="lastCol">
       <w:rPr>
+        <w:rFonts w:eastAsia="黑体"/>
         <w:b/>
         <w:bCs/>
       </w:rPr>
@@ -10486,7 +10986,7 @@
       <w:spacing w:after="0" w:line="240" w:lineRule="auto"/>
     </w:pPr>
     <w:rPr>
-      <w:rFonts w:asciiTheme="majorHAnsi" w:cstheme="majorBidi" w:eastAsiaTheme="majorEastAsia" w:hAnsiTheme="majorHAnsi"/>
+      <w:rFonts w:asciiTheme="majorHAnsi" w:cstheme="majorBidi" w:hAnsiTheme="majorHAnsi" w:eastAsia="黑体"/>
       <w:color w:themeColor="text1" w:val="000000"/>
     </w:rPr>
     <w:tblPr>
@@ -10513,6 +11013,7 @@
     </w:tcPr>
     <w:tblStylePr w:type="firstRow">
       <w:rPr>
+        <w:rFonts w:eastAsia="黑体"/>
         <w:b/>
         <w:bCs/>
         <w:color w:themeColor="text1" w:val="000000"/>
@@ -10524,6 +11025,7 @@
     </w:tblStylePr>
     <w:tblStylePr w:type="lastRow">
       <w:rPr>
+        <w:rFonts w:eastAsia="黑体"/>
         <w:b/>
         <w:bCs/>
         <w:color w:themeColor="text1" w:val="000000"/>
@@ -10543,6 +11045,7 @@
     </w:tblStylePr>
     <w:tblStylePr w:type="firstCol">
       <w:rPr>
+        <w:rFonts w:eastAsia="黑体"/>
         <w:b/>
         <w:bCs/>
         <w:color w:themeColor="text1" w:val="000000"/>
@@ -10562,6 +11065,7 @@
     </w:tblStylePr>
     <w:tblStylePr w:type="lastCol">
       <w:rPr>
+        <w:rFonts w:eastAsia="黑体"/>
         <w:b w:val="0"/>
         <w:bCs w:val="0"/>
         <w:color w:themeColor="text1" w:val="000000"/>
@@ -10611,7 +11115,7 @@
       <w:spacing w:after="0" w:line="240" w:lineRule="auto"/>
     </w:pPr>
     <w:rPr>
-      <w:rFonts w:asciiTheme="majorHAnsi" w:cstheme="majorBidi" w:eastAsiaTheme="majorEastAsia" w:hAnsiTheme="majorHAnsi"/>
+      <w:rFonts w:asciiTheme="majorHAnsi" w:cstheme="majorBidi" w:hAnsiTheme="majorHAnsi" w:eastAsia="黑体"/>
       <w:color w:themeColor="text1" w:val="000000"/>
     </w:rPr>
     <w:tblPr>
@@ -10638,6 +11142,7 @@
     </w:tcPr>
     <w:tblStylePr w:type="firstRow">
       <w:rPr>
+        <w:rFonts w:eastAsia="黑体"/>
         <w:b/>
         <w:bCs/>
         <w:color w:themeColor="text1" w:val="000000"/>
@@ -10649,6 +11154,7 @@
     </w:tblStylePr>
     <w:tblStylePr w:type="lastRow">
       <w:rPr>
+        <w:rFonts w:eastAsia="黑体"/>
         <w:b/>
         <w:bCs/>
         <w:color w:themeColor="text1" w:val="000000"/>
@@ -10668,6 +11174,7 @@
     </w:tblStylePr>
     <w:tblStylePr w:type="firstCol">
       <w:rPr>
+        <w:rFonts w:eastAsia="黑体"/>
         <w:b/>
         <w:bCs/>
         <w:color w:themeColor="text1" w:val="000000"/>
@@ -10687,6 +11194,7 @@
     </w:tblStylePr>
     <w:tblStylePr w:type="lastCol">
       <w:rPr>
+        <w:rFonts w:eastAsia="黑体"/>
         <w:b w:val="0"/>
         <w:bCs w:val="0"/>
         <w:color w:themeColor="text1" w:val="000000"/>
@@ -10736,7 +11244,7 @@
       <w:spacing w:after="0" w:line="240" w:lineRule="auto"/>
     </w:pPr>
     <w:rPr>
-      <w:rFonts w:asciiTheme="majorHAnsi" w:cstheme="majorBidi" w:eastAsiaTheme="majorEastAsia" w:hAnsiTheme="majorHAnsi"/>
+      <w:rFonts w:asciiTheme="majorHAnsi" w:cstheme="majorBidi" w:hAnsiTheme="majorHAnsi" w:eastAsia="黑体"/>
       <w:color w:themeColor="text1" w:val="000000"/>
     </w:rPr>
     <w:tblPr>
@@ -10763,6 +11271,7 @@
     </w:tcPr>
     <w:tblStylePr w:type="firstRow">
       <w:rPr>
+        <w:rFonts w:eastAsia="黑体"/>
         <w:b/>
         <w:bCs/>
         <w:color w:themeColor="text1" w:val="000000"/>
@@ -10774,6 +11283,7 @@
     </w:tblStylePr>
     <w:tblStylePr w:type="lastRow">
       <w:rPr>
+        <w:rFonts w:eastAsia="黑体"/>
         <w:b/>
         <w:bCs/>
         <w:color w:themeColor="text1" w:val="000000"/>
@@ -10793,6 +11303,7 @@
     </w:tblStylePr>
     <w:tblStylePr w:type="firstCol">
       <w:rPr>
+        <w:rFonts w:eastAsia="黑体"/>
         <w:b/>
         <w:bCs/>
         <w:color w:themeColor="text1" w:val="000000"/>
@@ -10812,6 +11323,7 @@
     </w:tblStylePr>
     <w:tblStylePr w:type="lastCol">
       <w:rPr>
+        <w:rFonts w:eastAsia="黑体"/>
         <w:b w:val="0"/>
         <w:bCs w:val="0"/>
         <w:color w:themeColor="text1" w:val="000000"/>
@@ -10861,7 +11373,7 @@
       <w:spacing w:after="0" w:line="240" w:lineRule="auto"/>
     </w:pPr>
     <w:rPr>
-      <w:rFonts w:asciiTheme="majorHAnsi" w:cstheme="majorBidi" w:eastAsiaTheme="majorEastAsia" w:hAnsiTheme="majorHAnsi"/>
+      <w:rFonts w:asciiTheme="majorHAnsi" w:cstheme="majorBidi" w:hAnsiTheme="majorHAnsi" w:eastAsia="黑体"/>
       <w:color w:themeColor="text1" w:val="000000"/>
     </w:rPr>
     <w:tblPr>
@@ -10888,6 +11400,7 @@
     </w:tcPr>
     <w:tblStylePr w:type="firstRow">
       <w:rPr>
+        <w:rFonts w:eastAsia="黑体"/>
         <w:b/>
         <w:bCs/>
         <w:color w:themeColor="text1" w:val="000000"/>
@@ -10899,6 +11412,7 @@
     </w:tblStylePr>
     <w:tblStylePr w:type="lastRow">
       <w:rPr>
+        <w:rFonts w:eastAsia="黑体"/>
         <w:b/>
         <w:bCs/>
         <w:color w:themeColor="text1" w:val="000000"/>
@@ -10918,6 +11432,7 @@
     </w:tblStylePr>
     <w:tblStylePr w:type="firstCol">
       <w:rPr>
+        <w:rFonts w:eastAsia="黑体"/>
         <w:b/>
         <w:bCs/>
         <w:color w:themeColor="text1" w:val="000000"/>
@@ -10937,6 +11452,7 @@
     </w:tblStylePr>
     <w:tblStylePr w:type="lastCol">
       <w:rPr>
+        <w:rFonts w:eastAsia="黑体"/>
         <w:b w:val="0"/>
         <w:bCs w:val="0"/>
         <w:color w:themeColor="text1" w:val="000000"/>
@@ -10986,7 +11502,7 @@
       <w:spacing w:after="0" w:line="240" w:lineRule="auto"/>
     </w:pPr>
     <w:rPr>
-      <w:rFonts w:asciiTheme="majorHAnsi" w:cstheme="majorBidi" w:eastAsiaTheme="majorEastAsia" w:hAnsiTheme="majorHAnsi"/>
+      <w:rFonts w:asciiTheme="majorHAnsi" w:cstheme="majorBidi" w:hAnsiTheme="majorHAnsi" w:eastAsia="黑体"/>
       <w:color w:themeColor="text1" w:val="000000"/>
     </w:rPr>
     <w:tblPr>
@@ -11013,6 +11529,7 @@
     </w:tcPr>
     <w:tblStylePr w:type="firstRow">
       <w:rPr>
+        <w:rFonts w:eastAsia="黑体"/>
         <w:b/>
         <w:bCs/>
         <w:color w:themeColor="text1" w:val="000000"/>
@@ -11024,6 +11541,7 @@
     </w:tblStylePr>
     <w:tblStylePr w:type="lastRow">
       <w:rPr>
+        <w:rFonts w:eastAsia="黑体"/>
         <w:b/>
         <w:bCs/>
         <w:color w:themeColor="text1" w:val="000000"/>
@@ -11043,6 +11561,7 @@
     </w:tblStylePr>
     <w:tblStylePr w:type="firstCol">
       <w:rPr>
+        <w:rFonts w:eastAsia="黑体"/>
         <w:b/>
         <w:bCs/>
         <w:color w:themeColor="text1" w:val="000000"/>
@@ -11062,6 +11581,7 @@
     </w:tblStylePr>
     <w:tblStylePr w:type="lastCol">
       <w:rPr>
+        <w:rFonts w:eastAsia="黑体"/>
         <w:b w:val="0"/>
         <w:bCs w:val="0"/>
         <w:color w:themeColor="text1" w:val="000000"/>
@@ -11111,7 +11631,7 @@
       <w:spacing w:after="0" w:line="240" w:lineRule="auto"/>
     </w:pPr>
     <w:rPr>
-      <w:rFonts w:asciiTheme="majorHAnsi" w:cstheme="majorBidi" w:eastAsiaTheme="majorEastAsia" w:hAnsiTheme="majorHAnsi"/>
+      <w:rFonts w:asciiTheme="majorHAnsi" w:cstheme="majorBidi" w:hAnsiTheme="majorHAnsi" w:eastAsia="黑体"/>
       <w:color w:themeColor="text1" w:val="000000"/>
     </w:rPr>
     <w:tblPr>
@@ -11138,6 +11658,7 @@
     </w:tcPr>
     <w:tblStylePr w:type="firstRow">
       <w:rPr>
+        <w:rFonts w:eastAsia="黑体"/>
         <w:b/>
         <w:bCs/>
         <w:color w:themeColor="text1" w:val="000000"/>
@@ -11149,6 +11670,7 @@
     </w:tblStylePr>
     <w:tblStylePr w:type="lastRow">
       <w:rPr>
+        <w:rFonts w:eastAsia="黑体"/>
         <w:b/>
         <w:bCs/>
         <w:color w:themeColor="text1" w:val="000000"/>
@@ -11168,6 +11690,7 @@
     </w:tblStylePr>
     <w:tblStylePr w:type="firstCol">
       <w:rPr>
+        <w:rFonts w:eastAsia="黑体"/>
         <w:b/>
         <w:bCs/>
         <w:color w:themeColor="text1" w:val="000000"/>
@@ -11187,6 +11710,7 @@
     </w:tblStylePr>
     <w:tblStylePr w:type="lastCol">
       <w:rPr>
+        <w:rFonts w:eastAsia="黑体"/>
         <w:b w:val="0"/>
         <w:bCs w:val="0"/>
         <w:color w:themeColor="text1" w:val="000000"/>
@@ -11236,7 +11760,7 @@
       <w:spacing w:after="0" w:line="240" w:lineRule="auto"/>
     </w:pPr>
     <w:rPr>
-      <w:rFonts w:asciiTheme="majorHAnsi" w:cstheme="majorBidi" w:eastAsiaTheme="majorEastAsia" w:hAnsiTheme="majorHAnsi"/>
+      <w:rFonts w:asciiTheme="majorHAnsi" w:cstheme="majorBidi" w:hAnsiTheme="majorHAnsi" w:eastAsia="黑体"/>
       <w:color w:themeColor="text1" w:val="000000"/>
     </w:rPr>
     <w:tblPr>
@@ -11263,6 +11787,7 @@
     </w:tcPr>
     <w:tblStylePr w:type="firstRow">
       <w:rPr>
+        <w:rFonts w:eastAsia="黑体"/>
         <w:b/>
         <w:bCs/>
         <w:color w:themeColor="text1" w:val="000000"/>
@@ -11274,6 +11799,7 @@
     </w:tblStylePr>
     <w:tblStylePr w:type="lastRow">
       <w:rPr>
+        <w:rFonts w:eastAsia="黑体"/>
         <w:b/>
         <w:bCs/>
         <w:color w:themeColor="text1" w:val="000000"/>
@@ -11293,6 +11819,7 @@
     </w:tblStylePr>
     <w:tblStylePr w:type="firstCol">
       <w:rPr>
+        <w:rFonts w:eastAsia="黑体"/>
         <w:b/>
         <w:bCs/>
         <w:color w:themeColor="text1" w:val="000000"/>
@@ -11312,6 +11839,7 @@
     </w:tblStylePr>
     <w:tblStylePr w:type="lastCol">
       <w:rPr>
+        <w:rFonts w:eastAsia="黑体"/>
         <w:b w:val="0"/>
         <w:bCs w:val="0"/>
         <w:color w:themeColor="text1" w:val="000000"/>
@@ -11384,6 +11912,7 @@
     </w:tcPr>
     <w:tblStylePr w:type="firstRow">
       <w:rPr>
+        <w:rFonts w:eastAsia="黑体"/>
         <w:b/>
         <w:bCs/>
         <w:i w:val="0"/>
@@ -11405,6 +11934,7 @@
     </w:tblStylePr>
     <w:tblStylePr w:type="lastRow">
       <w:rPr>
+        <w:rFonts w:eastAsia="黑体"/>
         <w:b/>
         <w:bCs/>
         <w:i w:val="0"/>
@@ -11426,6 +11956,7 @@
     </w:tblStylePr>
     <w:tblStylePr w:type="firstCol">
       <w:rPr>
+        <w:rFonts w:eastAsia="黑体"/>
         <w:b/>
         <w:bCs/>
         <w:i w:val="0"/>
@@ -11445,6 +11976,7 @@
     </w:tblStylePr>
     <w:tblStylePr w:type="lastCol">
       <w:rPr>
+        <w:rFonts w:eastAsia="黑体"/>
         <w:b/>
         <w:bCs/>
         <w:i w:val="0"/>
@@ -11525,6 +12057,7 @@
     </w:tcPr>
     <w:tblStylePr w:type="firstRow">
       <w:rPr>
+        <w:rFonts w:eastAsia="黑体"/>
         <w:b/>
         <w:bCs/>
         <w:i w:val="0"/>
@@ -11546,6 +12079,7 @@
     </w:tblStylePr>
     <w:tblStylePr w:type="lastRow">
       <w:rPr>
+        <w:rFonts w:eastAsia="黑体"/>
         <w:b/>
         <w:bCs/>
         <w:i w:val="0"/>
@@ -11567,6 +12101,7 @@
     </w:tblStylePr>
     <w:tblStylePr w:type="firstCol">
       <w:rPr>
+        <w:rFonts w:eastAsia="黑体"/>
         <w:b/>
         <w:bCs/>
         <w:i w:val="0"/>
@@ -11586,6 +12121,7 @@
     </w:tblStylePr>
     <w:tblStylePr w:type="lastCol">
       <w:rPr>
+        <w:rFonts w:eastAsia="黑体"/>
         <w:b/>
         <w:bCs/>
         <w:i w:val="0"/>
@@ -11666,6 +12202,7 @@
     </w:tcPr>
     <w:tblStylePr w:type="firstRow">
       <w:rPr>
+        <w:rFonts w:eastAsia="黑体"/>
         <w:b/>
         <w:bCs/>
         <w:i w:val="0"/>
@@ -11687,6 +12224,7 @@
     </w:tblStylePr>
     <w:tblStylePr w:type="lastRow">
       <w:rPr>
+        <w:rFonts w:eastAsia="黑体"/>
         <w:b/>
         <w:bCs/>
         <w:i w:val="0"/>
@@ -11708,6 +12246,7 @@
     </w:tblStylePr>
     <w:tblStylePr w:type="firstCol">
       <w:rPr>
+        <w:rFonts w:eastAsia="黑体"/>
         <w:b/>
         <w:bCs/>
         <w:i w:val="0"/>
@@ -11727,6 +12266,7 @@
     </w:tblStylePr>
     <w:tblStylePr w:type="lastCol">
       <w:rPr>
+        <w:rFonts w:eastAsia="黑体"/>
         <w:b/>
         <w:bCs/>
         <w:i w:val="0"/>
@@ -11807,6 +12347,7 @@
     </w:tcPr>
     <w:tblStylePr w:type="firstRow">
       <w:rPr>
+        <w:rFonts w:eastAsia="黑体"/>
         <w:b/>
         <w:bCs/>
         <w:i w:val="0"/>
@@ -11828,6 +12369,7 @@
     </w:tblStylePr>
     <w:tblStylePr w:type="lastRow">
       <w:rPr>
+        <w:rFonts w:eastAsia="黑体"/>
         <w:b/>
         <w:bCs/>
         <w:i w:val="0"/>
@@ -11849,6 +12391,7 @@
     </w:tblStylePr>
     <w:tblStylePr w:type="firstCol">
       <w:rPr>
+        <w:rFonts w:eastAsia="黑体"/>
         <w:b/>
         <w:bCs/>
         <w:i w:val="0"/>
@@ -11868,6 +12411,7 @@
     </w:tblStylePr>
     <w:tblStylePr w:type="lastCol">
       <w:rPr>
+        <w:rFonts w:eastAsia="黑体"/>
         <w:b/>
         <w:bCs/>
         <w:i w:val="0"/>
@@ -11948,6 +12492,7 @@
     </w:tcPr>
     <w:tblStylePr w:type="firstRow">
       <w:rPr>
+        <w:rFonts w:eastAsia="黑体"/>
         <w:b/>
         <w:bCs/>
         <w:i w:val="0"/>
@@ -11969,6 +12514,7 @@
     </w:tblStylePr>
     <w:tblStylePr w:type="lastRow">
       <w:rPr>
+        <w:rFonts w:eastAsia="黑体"/>
         <w:b/>
         <w:bCs/>
         <w:i w:val="0"/>
@@ -11990,6 +12536,7 @@
     </w:tblStylePr>
     <w:tblStylePr w:type="firstCol">
       <w:rPr>
+        <w:rFonts w:eastAsia="黑体"/>
         <w:b/>
         <w:bCs/>
         <w:i w:val="0"/>
@@ -12009,6 +12556,7 @@
     </w:tblStylePr>
     <w:tblStylePr w:type="lastCol">
       <w:rPr>
+        <w:rFonts w:eastAsia="黑体"/>
         <w:b/>
         <w:bCs/>
         <w:i w:val="0"/>
@@ -12089,6 +12637,7 @@
     </w:tcPr>
     <w:tblStylePr w:type="firstRow">
       <w:rPr>
+        <w:rFonts w:eastAsia="黑体"/>
         <w:b/>
         <w:bCs/>
         <w:i w:val="0"/>
@@ -12110,6 +12659,7 @@
     </w:tblStylePr>
     <w:tblStylePr w:type="lastRow">
       <w:rPr>
+        <w:rFonts w:eastAsia="黑体"/>
         <w:b/>
         <w:bCs/>
         <w:i w:val="0"/>
@@ -12131,6 +12681,7 @@
     </w:tblStylePr>
     <w:tblStylePr w:type="firstCol">
       <w:rPr>
+        <w:rFonts w:eastAsia="黑体"/>
         <w:b/>
         <w:bCs/>
         <w:i w:val="0"/>
@@ -12150,6 +12701,7 @@
     </w:tblStylePr>
     <w:tblStylePr w:type="lastCol">
       <w:rPr>
+        <w:rFonts w:eastAsia="黑体"/>
         <w:b/>
         <w:bCs/>
         <w:i w:val="0"/>
@@ -12230,6 +12782,7 @@
     </w:tcPr>
     <w:tblStylePr w:type="firstRow">
       <w:rPr>
+        <w:rFonts w:eastAsia="黑体"/>
         <w:b/>
         <w:bCs/>
         <w:i w:val="0"/>
@@ -12251,6 +12804,7 @@
     </w:tblStylePr>
     <w:tblStylePr w:type="lastRow">
       <w:rPr>
+        <w:rFonts w:eastAsia="黑体"/>
         <w:b/>
         <w:bCs/>
         <w:i w:val="0"/>
@@ -12272,6 +12826,7 @@
     </w:tblStylePr>
     <w:tblStylePr w:type="firstCol">
       <w:rPr>
+        <w:rFonts w:eastAsia="黑体"/>
         <w:b/>
         <w:bCs/>
         <w:i w:val="0"/>
@@ -12291,6 +12846,7 @@
     </w:tblStylePr>
     <w:tblStylePr w:type="lastCol">
       <w:rPr>
+        <w:rFonts w:eastAsia="黑体"/>
         <w:b/>
         <w:bCs/>
         <w:i w:val="0"/>
@@ -12348,6 +12904,7 @@
       <w:spacing w:after="0" w:line="240" w:lineRule="auto"/>
     </w:pPr>
     <w:rPr>
+      <w:rFonts w:eastAsia="黑体"/>
       <w:color w:themeColor="background1" w:val="FFFFFF"/>
     </w:rPr>
     <w:tblPr>
@@ -12366,6 +12923,7 @@
     </w:tcPr>
     <w:tblStylePr w:type="firstRow">
       <w:rPr>
+        <w:rFonts w:eastAsia="黑体"/>
         <w:b/>
         <w:bCs/>
       </w:rPr>
@@ -12462,6 +13020,7 @@
       <w:spacing w:after="0" w:line="240" w:lineRule="auto"/>
     </w:pPr>
     <w:rPr>
+      <w:rFonts w:eastAsia="黑体"/>
       <w:color w:themeColor="background1" w:val="FFFFFF"/>
     </w:rPr>
     <w:tblPr>
@@ -12480,6 +13039,7 @@
     </w:tcPr>
     <w:tblStylePr w:type="firstRow">
       <w:rPr>
+        <w:rFonts w:eastAsia="黑体"/>
         <w:b/>
         <w:bCs/>
       </w:rPr>
@@ -12576,6 +13136,7 @@
       <w:spacing w:after="0" w:line="240" w:lineRule="auto"/>
     </w:pPr>
     <w:rPr>
+      <w:rFonts w:eastAsia="黑体"/>
       <w:color w:themeColor="background1" w:val="FFFFFF"/>
     </w:rPr>
     <w:tblPr>
@@ -12594,6 +13155,7 @@
     </w:tcPr>
     <w:tblStylePr w:type="firstRow">
       <w:rPr>
+        <w:rFonts w:eastAsia="黑体"/>
         <w:b/>
         <w:bCs/>
       </w:rPr>
@@ -12690,6 +13252,7 @@
       <w:spacing w:after="0" w:line="240" w:lineRule="auto"/>
     </w:pPr>
     <w:rPr>
+      <w:rFonts w:eastAsia="黑体"/>
       <w:color w:themeColor="background1" w:val="FFFFFF"/>
     </w:rPr>
     <w:tblPr>
@@ -12708,6 +13271,7 @@
     </w:tcPr>
     <w:tblStylePr w:type="firstRow">
       <w:rPr>
+        <w:rFonts w:eastAsia="黑体"/>
         <w:b/>
         <w:bCs/>
       </w:rPr>
@@ -12804,6 +13368,7 @@
       <w:spacing w:after="0" w:line="240" w:lineRule="auto"/>
     </w:pPr>
     <w:rPr>
+      <w:rFonts w:eastAsia="黑体"/>
       <w:color w:themeColor="background1" w:val="FFFFFF"/>
     </w:rPr>
     <w:tblPr>
@@ -12822,6 +13387,7 @@
     </w:tcPr>
     <w:tblStylePr w:type="firstRow">
       <w:rPr>
+        <w:rFonts w:eastAsia="黑体"/>
         <w:b/>
         <w:bCs/>
       </w:rPr>
@@ -12918,6 +13484,7 @@
       <w:spacing w:after="0" w:line="240" w:lineRule="auto"/>
     </w:pPr>
     <w:rPr>
+      <w:rFonts w:eastAsia="黑体"/>
       <w:color w:themeColor="background1" w:val="FFFFFF"/>
     </w:rPr>
     <w:tblPr>
@@ -12936,6 +13503,7 @@
     </w:tcPr>
     <w:tblStylePr w:type="firstRow">
       <w:rPr>
+        <w:rFonts w:eastAsia="黑体"/>
         <w:b/>
         <w:bCs/>
       </w:rPr>
@@ -13032,6 +13600,7 @@
       <w:spacing w:after="0" w:line="240" w:lineRule="auto"/>
     </w:pPr>
     <w:rPr>
+      <w:rFonts w:eastAsia="黑体"/>
       <w:color w:themeColor="background1" w:val="FFFFFF"/>
     </w:rPr>
     <w:tblPr>
@@ -13050,6 +13619,7 @@
     </w:tcPr>
     <w:tblStylePr w:type="firstRow">
       <w:rPr>
+        <w:rFonts w:eastAsia="黑体"/>
         <w:b/>
         <w:bCs/>
       </w:rPr>
@@ -13146,6 +13716,7 @@
       <w:spacing w:after="0" w:line="240" w:lineRule="auto"/>
     </w:pPr>
     <w:rPr>
+      <w:rFonts w:eastAsia="黑体"/>
       <w:color w:themeColor="text1" w:val="000000"/>
     </w:rPr>
     <w:tblPr>
@@ -13172,6 +13743,7 @@
     </w:tcPr>
     <w:tblStylePr w:type="firstRow">
       <w:rPr>
+        <w:rFonts w:eastAsia="黑体"/>
         <w:b/>
         <w:bCs/>
       </w:rPr>
@@ -13190,6 +13762,7 @@
     </w:tblStylePr>
     <w:tblStylePr w:type="lastRow">
       <w:rPr>
+        <w:rFonts w:eastAsia="黑体"/>
         <w:b/>
         <w:bCs/>
         <w:color w:themeColor="background1" w:val="FFFFFF"/>
@@ -13204,6 +13777,7 @@
     </w:tblStylePr>
     <w:tblStylePr w:type="firstCol">
       <w:rPr>
+        <w:rFonts w:eastAsia="黑体"/>
         <w:color w:themeColor="background1" w:val="FFFFFF"/>
       </w:rPr>
       <w:tblPr/>
@@ -13221,6 +13795,7 @@
     </w:tblStylePr>
     <w:tblStylePr w:type="lastCol">
       <w:rPr>
+        <w:rFonts w:eastAsia="黑体"/>
         <w:color w:themeColor="background1" w:val="FFFFFF"/>
       </w:rPr>
       <w:tblPr/>
@@ -13250,11 +13825,13 @@
     </w:tblStylePr>
     <w:tblStylePr w:type="neCell">
       <w:rPr>
+        <w:rFonts w:eastAsia="黑体"/>
         <w:color w:themeColor="text1" w:val="000000"/>
       </w:rPr>
     </w:tblStylePr>
     <w:tblStylePr w:type="nwCell">
       <w:rPr>
+        <w:rFonts w:eastAsia="黑体"/>
         <w:color w:themeColor="text1" w:val="000000"/>
       </w:rPr>
     </w:tblStylePr>
@@ -13268,6 +13845,7 @@
       <w:spacing w:after="0" w:line="240" w:lineRule="auto"/>
     </w:pPr>
     <w:rPr>
+      <w:rFonts w:eastAsia="黑体"/>
       <w:color w:themeColor="text1" w:val="000000"/>
     </w:rPr>
     <w:tblPr>
@@ -13294,6 +13872,7 @@
     </w:tcPr>
     <w:tblStylePr w:type="firstRow">
       <w:rPr>
+        <w:rFonts w:eastAsia="黑体"/>
         <w:b/>
         <w:bCs/>
       </w:rPr>
@@ -13312,6 +13891,7 @@
     </w:tblStylePr>
     <w:tblStylePr w:type="lastRow">
       <w:rPr>
+        <w:rFonts w:eastAsia="黑体"/>
         <w:b/>
         <w:bCs/>
         <w:color w:themeColor="background1" w:val="FFFFFF"/>
@@ -13326,6 +13906,7 @@
     </w:tblStylePr>
     <w:tblStylePr w:type="firstCol">
       <w:rPr>
+        <w:rFonts w:eastAsia="黑体"/>
         <w:color w:themeColor="background1" w:val="FFFFFF"/>
       </w:rPr>
       <w:tblPr/>
@@ -13343,6 +13924,7 @@
     </w:tblStylePr>
     <w:tblStylePr w:type="lastCol">
       <w:rPr>
+        <w:rFonts w:eastAsia="黑体"/>
         <w:color w:themeColor="background1" w:val="FFFFFF"/>
       </w:rPr>
       <w:tblPr/>
@@ -13372,11 +13954,13 @@
     </w:tblStylePr>
     <w:tblStylePr w:type="neCell">
       <w:rPr>
+        <w:rFonts w:eastAsia="黑体"/>
         <w:color w:themeColor="text1" w:val="000000"/>
       </w:rPr>
     </w:tblStylePr>
     <w:tblStylePr w:type="nwCell">
       <w:rPr>
+        <w:rFonts w:eastAsia="黑体"/>
         <w:color w:themeColor="text1" w:val="000000"/>
       </w:rPr>
     </w:tblStylePr>
@@ -13390,6 +13974,7 @@
       <w:spacing w:after="0" w:line="240" w:lineRule="auto"/>
     </w:pPr>
     <w:rPr>
+      <w:rFonts w:eastAsia="黑体"/>
       <w:color w:themeColor="text1" w:val="000000"/>
     </w:rPr>
     <w:tblPr>
@@ -13416,6 +14001,7 @@
     </w:tcPr>
     <w:tblStylePr w:type="firstRow">
       <w:rPr>
+        <w:rFonts w:eastAsia="黑体"/>
         <w:b/>
         <w:bCs/>
       </w:rPr>
@@ -13434,6 +14020,7 @@
     </w:tblStylePr>
     <w:tblStylePr w:type="lastRow">
       <w:rPr>
+        <w:rFonts w:eastAsia="黑体"/>
         <w:b/>
         <w:bCs/>
         <w:color w:themeColor="background1" w:val="FFFFFF"/>
@@ -13448,6 +14035,7 @@
     </w:tblStylePr>
     <w:tblStylePr w:type="firstCol">
       <w:rPr>
+        <w:rFonts w:eastAsia="黑体"/>
         <w:color w:themeColor="background1" w:val="FFFFFF"/>
       </w:rPr>
       <w:tblPr/>
@@ -13465,6 +14053,7 @@
     </w:tblStylePr>
     <w:tblStylePr w:type="lastCol">
       <w:rPr>
+        <w:rFonts w:eastAsia="黑体"/>
         <w:color w:themeColor="background1" w:val="FFFFFF"/>
       </w:rPr>
       <w:tblPr/>
@@ -13494,11 +14083,13 @@
     </w:tblStylePr>
     <w:tblStylePr w:type="neCell">
       <w:rPr>
+        <w:rFonts w:eastAsia="黑体"/>
         <w:color w:themeColor="text1" w:val="000000"/>
       </w:rPr>
     </w:tblStylePr>
     <w:tblStylePr w:type="nwCell">
       <w:rPr>
+        <w:rFonts w:eastAsia="黑体"/>
         <w:color w:themeColor="text1" w:val="000000"/>
       </w:rPr>
     </w:tblStylePr>
@@ -13512,6 +14103,7 @@
       <w:spacing w:after="0" w:line="240" w:lineRule="auto"/>
     </w:pPr>
     <w:rPr>
+      <w:rFonts w:eastAsia="黑体"/>
       <w:color w:themeColor="text1" w:val="000000"/>
     </w:rPr>
     <w:tblPr>
@@ -13538,6 +14130,7 @@
     </w:tcPr>
     <w:tblStylePr w:type="firstRow">
       <w:rPr>
+        <w:rFonts w:eastAsia="黑体"/>
         <w:b/>
         <w:bCs/>
       </w:rPr>
@@ -13556,6 +14149,7 @@
     </w:tblStylePr>
     <w:tblStylePr w:type="lastRow">
       <w:rPr>
+        <w:rFonts w:eastAsia="黑体"/>
         <w:b/>
         <w:bCs/>
         <w:color w:themeColor="background1" w:val="FFFFFF"/>
@@ -13570,6 +14164,7 @@
     </w:tblStylePr>
     <w:tblStylePr w:type="firstCol">
       <w:rPr>
+        <w:rFonts w:eastAsia="黑体"/>
         <w:color w:themeColor="background1" w:val="FFFFFF"/>
       </w:rPr>
       <w:tblPr/>
@@ -13587,6 +14182,7 @@
     </w:tblStylePr>
     <w:tblStylePr w:type="lastCol">
       <w:rPr>
+        <w:rFonts w:eastAsia="黑体"/>
         <w:color w:themeColor="background1" w:val="FFFFFF"/>
       </w:rPr>
       <w:tblPr/>
@@ -13624,6 +14220,7 @@
       <w:spacing w:after="0" w:line="240" w:lineRule="auto"/>
     </w:pPr>
     <w:rPr>
+      <w:rFonts w:eastAsia="黑体"/>
       <w:color w:themeColor="text1" w:val="000000"/>
     </w:rPr>
     <w:tblPr>
@@ -13650,6 +14247,7 @@
     </w:tcPr>
     <w:tblStylePr w:type="firstRow">
       <w:rPr>
+        <w:rFonts w:eastAsia="黑体"/>
         <w:b/>
         <w:bCs/>
       </w:rPr>
@@ -13668,6 +14266,7 @@
     </w:tblStylePr>
     <w:tblStylePr w:type="lastRow">
       <w:rPr>
+        <w:rFonts w:eastAsia="黑体"/>
         <w:b/>
         <w:bCs/>
         <w:color w:themeColor="background1" w:val="FFFFFF"/>
@@ -13682,6 +14281,7 @@
     </w:tblStylePr>
     <w:tblStylePr w:type="firstCol">
       <w:rPr>
+        <w:rFonts w:eastAsia="黑体"/>
         <w:color w:themeColor="background1" w:val="FFFFFF"/>
       </w:rPr>
       <w:tblPr/>
@@ -13699,6 +14299,7 @@
     </w:tblStylePr>
     <w:tblStylePr w:type="lastCol">
       <w:rPr>
+        <w:rFonts w:eastAsia="黑体"/>
         <w:color w:themeColor="background1" w:val="FFFFFF"/>
       </w:rPr>
       <w:tblPr/>
@@ -13728,11 +14329,13 @@
     </w:tblStylePr>
     <w:tblStylePr w:type="neCell">
       <w:rPr>
+        <w:rFonts w:eastAsia="黑体"/>
         <w:color w:themeColor="text1" w:val="000000"/>
       </w:rPr>
     </w:tblStylePr>
     <w:tblStylePr w:type="nwCell">
       <w:rPr>
+        <w:rFonts w:eastAsia="黑体"/>
         <w:color w:themeColor="text1" w:val="000000"/>
       </w:rPr>
     </w:tblStylePr>
@@ -13746,6 +14349,7 @@
       <w:spacing w:after="0" w:line="240" w:lineRule="auto"/>
     </w:pPr>
     <w:rPr>
+      <w:rFonts w:eastAsia="黑体"/>
       <w:color w:themeColor="text1" w:val="000000"/>
     </w:rPr>
     <w:tblPr>
@@ -13772,6 +14376,7 @@
     </w:tcPr>
     <w:tblStylePr w:type="firstRow">
       <w:rPr>
+        <w:rFonts w:eastAsia="黑体"/>
         <w:b/>
         <w:bCs/>
       </w:rPr>
@@ -13790,6 +14395,7 @@
     </w:tblStylePr>
     <w:tblStylePr w:type="lastRow">
       <w:rPr>
+        <w:rFonts w:eastAsia="黑体"/>
         <w:b/>
         <w:bCs/>
         <w:color w:themeColor="background1" w:val="FFFFFF"/>
@@ -13804,6 +14410,7 @@
     </w:tblStylePr>
     <w:tblStylePr w:type="firstCol">
       <w:rPr>
+        <w:rFonts w:eastAsia="黑体"/>
         <w:color w:themeColor="background1" w:val="FFFFFF"/>
       </w:rPr>
       <w:tblPr/>
@@ -13821,6 +14428,7 @@
     </w:tblStylePr>
     <w:tblStylePr w:type="lastCol">
       <w:rPr>
+        <w:rFonts w:eastAsia="黑体"/>
         <w:color w:themeColor="background1" w:val="FFFFFF"/>
       </w:rPr>
       <w:tblPr/>
@@ -13850,11 +14458,13 @@
     </w:tblStylePr>
     <w:tblStylePr w:type="neCell">
       <w:rPr>
+        <w:rFonts w:eastAsia="黑体"/>
         <w:color w:themeColor="text1" w:val="000000"/>
       </w:rPr>
     </w:tblStylePr>
     <w:tblStylePr w:type="nwCell">
       <w:rPr>
+        <w:rFonts w:eastAsia="黑体"/>
         <w:color w:themeColor="text1" w:val="000000"/>
       </w:rPr>
     </w:tblStylePr>
@@ -13868,6 +14478,7 @@
       <w:spacing w:after="0" w:line="240" w:lineRule="auto"/>
     </w:pPr>
     <w:rPr>
+      <w:rFonts w:eastAsia="黑体"/>
       <w:color w:themeColor="text1" w:val="000000"/>
     </w:rPr>
     <w:tblPr>
@@ -13894,6 +14505,7 @@
     </w:tcPr>
     <w:tblStylePr w:type="firstRow">
       <w:rPr>
+        <w:rFonts w:eastAsia="黑体"/>
         <w:b/>
         <w:bCs/>
       </w:rPr>
@@ -13912,6 +14524,7 @@
     </w:tblStylePr>
     <w:tblStylePr w:type="lastRow">
       <w:rPr>
+        <w:rFonts w:eastAsia="黑体"/>
         <w:b/>
         <w:bCs/>
         <w:color w:themeColor="background1" w:val="FFFFFF"/>
@@ -13926,6 +14539,7 @@
     </w:tblStylePr>
     <w:tblStylePr w:type="firstCol">
       <w:rPr>
+        <w:rFonts w:eastAsia="黑体"/>
         <w:color w:themeColor="background1" w:val="FFFFFF"/>
       </w:rPr>
       <w:tblPr/>
@@ -13943,6 +14557,7 @@
     </w:tblStylePr>
     <w:tblStylePr w:type="lastCol">
       <w:rPr>
+        <w:rFonts w:eastAsia="黑体"/>
         <w:color w:themeColor="background1" w:val="FFFFFF"/>
       </w:rPr>
       <w:tblPr/>
@@ -13972,11 +14587,13 @@
     </w:tblStylePr>
     <w:tblStylePr w:type="neCell">
       <w:rPr>
+        <w:rFonts w:eastAsia="黑体"/>
         <w:color w:themeColor="text1" w:val="000000"/>
       </w:rPr>
     </w:tblStylePr>
     <w:tblStylePr w:type="nwCell">
       <w:rPr>
+        <w:rFonts w:eastAsia="黑体"/>
         <w:color w:themeColor="text1" w:val="000000"/>
       </w:rPr>
     </w:tblStylePr>
@@ -13990,6 +14607,7 @@
       <w:spacing w:after="0" w:line="240" w:lineRule="auto"/>
     </w:pPr>
     <w:rPr>
+      <w:rFonts w:eastAsia="黑体"/>
       <w:color w:themeColor="text1" w:val="000000"/>
     </w:rPr>
     <w:tblPr>
@@ -14008,6 +14626,7 @@
     </w:tcPr>
     <w:tblStylePr w:type="firstRow">
       <w:rPr>
+        <w:rFonts w:eastAsia="黑体"/>
         <w:b/>
         <w:bCs/>
         <w:color w:themeColor="background1" w:val="FFFFFF"/>
@@ -14022,6 +14641,7 @@
     </w:tblStylePr>
     <w:tblStylePr w:type="lastRow">
       <w:rPr>
+        <w:rFonts w:eastAsia="黑体"/>
         <w:b/>
         <w:bCs/>
         <w:color w:themeColor="accent2" w:themeShade="CC" w:val="9E3A38"/>
@@ -14036,12 +14656,14 @@
     </w:tblStylePr>
     <w:tblStylePr w:type="firstCol">
       <w:rPr>
+        <w:rFonts w:eastAsia="黑体"/>
         <w:b/>
         <w:bCs/>
       </w:rPr>
     </w:tblStylePr>
     <w:tblStylePr w:type="lastCol">
       <w:rPr>
+        <w:rFonts w:eastAsia="黑体"/>
         <w:b/>
         <w:bCs/>
       </w:rPr>
@@ -14076,6 +14698,7 @@
       <w:spacing w:after="0" w:line="240" w:lineRule="auto"/>
     </w:pPr>
     <w:rPr>
+      <w:rFonts w:eastAsia="黑体"/>
       <w:color w:themeColor="text1" w:val="000000"/>
     </w:rPr>
     <w:tblPr>
@@ -14094,6 +14717,7 @@
     </w:tcPr>
     <w:tblStylePr w:type="firstRow">
       <w:rPr>
+        <w:rFonts w:eastAsia="黑体"/>
         <w:b/>
         <w:bCs/>
         <w:color w:themeColor="background1" w:val="FFFFFF"/>
@@ -14108,6 +14732,7 @@
     </w:tblStylePr>
     <w:tblStylePr w:type="lastRow">
       <w:rPr>
+        <w:rFonts w:eastAsia="黑体"/>
         <w:b/>
         <w:bCs/>
         <w:color w:themeColor="accent2" w:themeShade="CC" w:val="9E3A38"/>
@@ -14122,12 +14747,14 @@
     </w:tblStylePr>
     <w:tblStylePr w:type="firstCol">
       <w:rPr>
+        <w:rFonts w:eastAsia="黑体"/>
         <w:b/>
         <w:bCs/>
       </w:rPr>
     </w:tblStylePr>
     <w:tblStylePr w:type="lastCol">
       <w:rPr>
+        <w:rFonts w:eastAsia="黑体"/>
         <w:b/>
         <w:bCs/>
       </w:rPr>
@@ -14162,6 +14789,7 @@
       <w:spacing w:after="0" w:line="240" w:lineRule="auto"/>
     </w:pPr>
     <w:rPr>
+      <w:rFonts w:eastAsia="黑体"/>
       <w:color w:themeColor="text1" w:val="000000"/>
     </w:rPr>
     <w:tblPr>
@@ -14180,6 +14808,7 @@
     </w:tcPr>
     <w:tblStylePr w:type="firstRow">
       <w:rPr>
+        <w:rFonts w:eastAsia="黑体"/>
         <w:b/>
         <w:bCs/>
         <w:color w:themeColor="background1" w:val="FFFFFF"/>
@@ -14194,6 +14823,7 @@
     </w:tblStylePr>
     <w:tblStylePr w:type="lastRow">
       <w:rPr>
+        <w:rFonts w:eastAsia="黑体"/>
         <w:b/>
         <w:bCs/>
         <w:color w:themeColor="accent2" w:themeShade="CC" w:val="9E3A38"/>
@@ -14208,12 +14838,14 @@
     </w:tblStylePr>
     <w:tblStylePr w:type="firstCol">
       <w:rPr>
+        <w:rFonts w:eastAsia="黑体"/>
         <w:b/>
         <w:bCs/>
       </w:rPr>
     </w:tblStylePr>
     <w:tblStylePr w:type="lastCol">
       <w:rPr>
+        <w:rFonts w:eastAsia="黑体"/>
         <w:b/>
         <w:bCs/>
       </w:rPr>
@@ -14248,6 +14880,7 @@
       <w:spacing w:after="0" w:line="240" w:lineRule="auto"/>
     </w:pPr>
     <w:rPr>
+      <w:rFonts w:eastAsia="黑体"/>
       <w:color w:themeColor="text1" w:val="000000"/>
     </w:rPr>
     <w:tblPr>
@@ -14266,6 +14899,7 @@
     </w:tcPr>
     <w:tblStylePr w:type="firstRow">
       <w:rPr>
+        <w:rFonts w:eastAsia="黑体"/>
         <w:b/>
         <w:bCs/>
         <w:color w:themeColor="background1" w:val="FFFFFF"/>
@@ -14280,6 +14914,7 @@
     </w:tblStylePr>
     <w:tblStylePr w:type="lastRow">
       <w:rPr>
+        <w:rFonts w:eastAsia="黑体"/>
         <w:b/>
         <w:bCs/>
         <w:color w:themeColor="accent4" w:themeShade="CC" w:val="664E82"/>
@@ -14294,12 +14929,14 @@
     </w:tblStylePr>
     <w:tblStylePr w:type="firstCol">
       <w:rPr>
+        <w:rFonts w:eastAsia="黑体"/>
         <w:b/>
         <w:bCs/>
       </w:rPr>
     </w:tblStylePr>
     <w:tblStylePr w:type="lastCol">
       <w:rPr>
+        <w:rFonts w:eastAsia="黑体"/>
         <w:b/>
         <w:bCs/>
       </w:rPr>
@@ -14334,6 +14971,7 @@
       <w:spacing w:after="0" w:line="240" w:lineRule="auto"/>
     </w:pPr>
     <w:rPr>
+      <w:rFonts w:eastAsia="黑体"/>
       <w:color w:themeColor="text1" w:val="000000"/>
     </w:rPr>
     <w:tblPr>
@@ -14352,6 +14990,7 @@
     </w:tcPr>
     <w:tblStylePr w:type="firstRow">
       <w:rPr>
+        <w:rFonts w:eastAsia="黑体"/>
         <w:b/>
         <w:bCs/>
         <w:color w:themeColor="background1" w:val="FFFFFF"/>
@@ -14366,6 +15005,7 @@
     </w:tblStylePr>
     <w:tblStylePr w:type="lastRow">
       <w:rPr>
+        <w:rFonts w:eastAsia="黑体"/>
         <w:b/>
         <w:bCs/>
         <w:color w:themeColor="accent3" w:themeShade="CC" w:val="7E9C40"/>
@@ -14380,12 +15020,14 @@
     </w:tblStylePr>
     <w:tblStylePr w:type="firstCol">
       <w:rPr>
+        <w:rFonts w:eastAsia="黑体"/>
         <w:b/>
         <w:bCs/>
       </w:rPr>
     </w:tblStylePr>
     <w:tblStylePr w:type="lastCol">
       <w:rPr>
+        <w:rFonts w:eastAsia="黑体"/>
         <w:b/>
         <w:bCs/>
       </w:rPr>
@@ -14420,6 +15062,7 @@
       <w:spacing w:after="0" w:line="240" w:lineRule="auto"/>
     </w:pPr>
     <w:rPr>
+      <w:rFonts w:eastAsia="黑体"/>
       <w:color w:themeColor="text1" w:val="000000"/>
     </w:rPr>
     <w:tblPr>
@@ -14438,6 +15081,7 @@
     </w:tcPr>
     <w:tblStylePr w:type="firstRow">
       <w:rPr>
+        <w:rFonts w:eastAsia="黑体"/>
         <w:b/>
         <w:bCs/>
         <w:color w:themeColor="background1" w:val="FFFFFF"/>
@@ -14452,6 +15096,7 @@
     </w:tblStylePr>
     <w:tblStylePr w:type="lastRow">
       <w:rPr>
+        <w:rFonts w:eastAsia="黑体"/>
         <w:b/>
         <w:bCs/>
         <w:color w:themeColor="accent6" w:themeShade="CC" w:val="F2730A"/>
@@ -14466,12 +15111,14 @@
     </w:tblStylePr>
     <w:tblStylePr w:type="firstCol">
       <w:rPr>
+        <w:rFonts w:eastAsia="黑体"/>
         <w:b/>
         <w:bCs/>
       </w:rPr>
     </w:tblStylePr>
     <w:tblStylePr w:type="lastCol">
       <w:rPr>
+        <w:rFonts w:eastAsia="黑体"/>
         <w:b/>
         <w:bCs/>
       </w:rPr>
@@ -14506,6 +15153,7 @@
       <w:spacing w:after="0" w:line="240" w:lineRule="auto"/>
     </w:pPr>
     <w:rPr>
+      <w:rFonts w:eastAsia="黑体"/>
       <w:color w:themeColor="text1" w:val="000000"/>
     </w:rPr>
     <w:tblPr>
@@ -14524,6 +15172,7 @@
     </w:tcPr>
     <w:tblStylePr w:type="firstRow">
       <w:rPr>
+        <w:rFonts w:eastAsia="黑体"/>
         <w:b/>
         <w:bCs/>
         <w:color w:themeColor="background1" w:val="FFFFFF"/>
@@ -14538,6 +15187,7 @@
     </w:tblStylePr>
     <w:tblStylePr w:type="lastRow">
       <w:rPr>
+        <w:rFonts w:eastAsia="黑体"/>
         <w:b/>
         <w:bCs/>
         <w:color w:themeColor="accent5" w:themeShade="CC" w:val="348DA5"/>
@@ -14552,12 +15202,14 @@
     </w:tblStylePr>
     <w:tblStylePr w:type="firstCol">
       <w:rPr>
+        <w:rFonts w:eastAsia="黑体"/>
         <w:b/>
         <w:bCs/>
       </w:rPr>
     </w:tblStylePr>
     <w:tblStylePr w:type="lastCol">
       <w:rPr>
+        <w:rFonts w:eastAsia="黑体"/>
         <w:b/>
         <w:bCs/>
       </w:rPr>
@@ -14592,6 +15244,7 @@
       <w:spacing w:after="0" w:line="240" w:lineRule="auto"/>
     </w:pPr>
     <w:rPr>
+      <w:rFonts w:eastAsia="黑体"/>
       <w:color w:themeColor="text1" w:val="000000"/>
     </w:rPr>
     <w:tblPr>
@@ -14613,6 +15266,7 @@
     </w:tcPr>
     <w:tblStylePr w:type="firstRow">
       <w:rPr>
+        <w:rFonts w:eastAsia="黑体"/>
         <w:b/>
         <w:bCs/>
       </w:rPr>
@@ -14623,6 +15277,7 @@
     </w:tblStylePr>
     <w:tblStylePr w:type="lastRow">
       <w:rPr>
+        <w:rFonts w:eastAsia="黑体"/>
         <w:b/>
         <w:bCs/>
         <w:color w:themeColor="text1" w:val="000000"/>
@@ -14634,6 +15289,7 @@
     </w:tblStylePr>
     <w:tblStylePr w:type="firstCol">
       <w:rPr>
+        <w:rFonts w:eastAsia="黑体"/>
         <w:color w:themeColor="background1" w:val="FFFFFF"/>
       </w:rPr>
       <w:tblPr/>
@@ -14643,6 +15299,7 @@
     </w:tblStylePr>
     <w:tblStylePr w:type="lastCol">
       <w:rPr>
+        <w:rFonts w:eastAsia="黑体"/>
         <w:color w:themeColor="background1" w:val="FFFFFF"/>
       </w:rPr>
       <w:tblPr/>
@@ -14672,6 +15329,7 @@
       <w:spacing w:after="0" w:line="240" w:lineRule="auto"/>
     </w:pPr>
     <w:rPr>
+      <w:rFonts w:eastAsia="黑体"/>
       <w:color w:themeColor="text1" w:val="000000"/>
     </w:rPr>
     <w:tblPr>
@@ -14693,6 +15351,7 @@
     </w:tcPr>
     <w:tblStylePr w:type="firstRow">
       <w:rPr>
+        <w:rFonts w:eastAsia="黑体"/>
         <w:b/>
         <w:bCs/>
       </w:rPr>
@@ -14703,6 +15362,7 @@
     </w:tblStylePr>
     <w:tblStylePr w:type="lastRow">
       <w:rPr>
+        <w:rFonts w:eastAsia="黑体"/>
         <w:b/>
         <w:bCs/>
         <w:color w:themeColor="text1" w:val="000000"/>
@@ -14714,6 +15374,7 @@
     </w:tblStylePr>
     <w:tblStylePr w:type="firstCol">
       <w:rPr>
+        <w:rFonts w:eastAsia="黑体"/>
         <w:color w:themeColor="background1" w:val="FFFFFF"/>
       </w:rPr>
       <w:tblPr/>
@@ -14723,6 +15384,7 @@
     </w:tblStylePr>
     <w:tblStylePr w:type="lastCol">
       <w:rPr>
+        <w:rFonts w:eastAsia="黑体"/>
         <w:color w:themeColor="background1" w:val="FFFFFF"/>
       </w:rPr>
       <w:tblPr/>
@@ -14752,6 +15414,7 @@
       <w:spacing w:after="0" w:line="240" w:lineRule="auto"/>
     </w:pPr>
     <w:rPr>
+      <w:rFonts w:eastAsia="黑体"/>
       <w:color w:themeColor="text1" w:val="000000"/>
     </w:rPr>
     <w:tblPr>
@@ -14773,6 +15436,7 @@
     </w:tcPr>
     <w:tblStylePr w:type="firstRow">
       <w:rPr>
+        <w:rFonts w:eastAsia="黑体"/>
         <w:b/>
         <w:bCs/>
       </w:rPr>
@@ -14783,6 +15447,7 @@
     </w:tblStylePr>
     <w:tblStylePr w:type="lastRow">
       <w:rPr>
+        <w:rFonts w:eastAsia="黑体"/>
         <w:b/>
         <w:bCs/>
         <w:color w:themeColor="text1" w:val="000000"/>
@@ -14794,6 +15459,7 @@
     </w:tblStylePr>
     <w:tblStylePr w:type="firstCol">
       <w:rPr>
+        <w:rFonts w:eastAsia="黑体"/>
         <w:color w:themeColor="background1" w:val="FFFFFF"/>
       </w:rPr>
       <w:tblPr/>
@@ -14803,6 +15469,7 @@
     </w:tblStylePr>
     <w:tblStylePr w:type="lastCol">
       <w:rPr>
+        <w:rFonts w:eastAsia="黑体"/>
         <w:color w:themeColor="background1" w:val="FFFFFF"/>
       </w:rPr>
       <w:tblPr/>
@@ -14832,6 +15499,7 @@
       <w:spacing w:after="0" w:line="240" w:lineRule="auto"/>
     </w:pPr>
     <w:rPr>
+      <w:rFonts w:eastAsia="黑体"/>
       <w:color w:themeColor="text1" w:val="000000"/>
     </w:rPr>
     <w:tblPr>
@@ -14853,6 +15521,7 @@
     </w:tcPr>
     <w:tblStylePr w:type="firstRow">
       <w:rPr>
+        <w:rFonts w:eastAsia="黑体"/>
         <w:b/>
         <w:bCs/>
       </w:rPr>
@@ -14863,6 +15532,7 @@
     </w:tblStylePr>
     <w:tblStylePr w:type="lastRow">
       <w:rPr>
+        <w:rFonts w:eastAsia="黑体"/>
         <w:b/>
         <w:bCs/>
         <w:color w:themeColor="text1" w:val="000000"/>
@@ -14874,6 +15544,7 @@
     </w:tblStylePr>
     <w:tblStylePr w:type="firstCol">
       <w:rPr>
+        <w:rFonts w:eastAsia="黑体"/>
         <w:color w:themeColor="background1" w:val="FFFFFF"/>
       </w:rPr>
       <w:tblPr/>
@@ -14883,6 +15554,7 @@
     </w:tblStylePr>
     <w:tblStylePr w:type="lastCol">
       <w:rPr>
+        <w:rFonts w:eastAsia="黑体"/>
         <w:color w:themeColor="background1" w:val="FFFFFF"/>
       </w:rPr>
       <w:tblPr/>
@@ -14912,6 +15584,7 @@
       <w:spacing w:after="0" w:line="240" w:lineRule="auto"/>
     </w:pPr>
     <w:rPr>
+      <w:rFonts w:eastAsia="黑体"/>
       <w:color w:themeColor="text1" w:val="000000"/>
     </w:rPr>
     <w:tblPr>
@@ -14933,6 +15606,7 @@
     </w:tcPr>
     <w:tblStylePr w:type="firstRow">
       <w:rPr>
+        <w:rFonts w:eastAsia="黑体"/>
         <w:b/>
         <w:bCs/>
       </w:rPr>
@@ -14943,6 +15617,7 @@
     </w:tblStylePr>
     <w:tblStylePr w:type="lastRow">
       <w:rPr>
+        <w:rFonts w:eastAsia="黑体"/>
         <w:b/>
         <w:bCs/>
         <w:color w:themeColor="text1" w:val="000000"/>
@@ -14954,6 +15629,7 @@
     </w:tblStylePr>
     <w:tblStylePr w:type="firstCol">
       <w:rPr>
+        <w:rFonts w:eastAsia="黑体"/>
         <w:color w:themeColor="background1" w:val="FFFFFF"/>
       </w:rPr>
       <w:tblPr/>
@@ -14963,6 +15639,7 @@
     </w:tblStylePr>
     <w:tblStylePr w:type="lastCol">
       <w:rPr>
+        <w:rFonts w:eastAsia="黑体"/>
         <w:color w:themeColor="background1" w:val="FFFFFF"/>
       </w:rPr>
       <w:tblPr/>
@@ -14992,6 +15669,7 @@
       <w:spacing w:after="0" w:line="240" w:lineRule="auto"/>
     </w:pPr>
     <w:rPr>
+      <w:rFonts w:eastAsia="黑体"/>
       <w:color w:themeColor="text1" w:val="000000"/>
     </w:rPr>
     <w:tblPr>
@@ -15013,6 +15691,7 @@
     </w:tcPr>
     <w:tblStylePr w:type="firstRow">
       <w:rPr>
+        <w:rFonts w:eastAsia="黑体"/>
         <w:b/>
         <w:bCs/>
       </w:rPr>
@@ -15023,6 +15702,7 @@
     </w:tblStylePr>
     <w:tblStylePr w:type="lastRow">
       <w:rPr>
+        <w:rFonts w:eastAsia="黑体"/>
         <w:b/>
         <w:bCs/>
         <w:color w:themeColor="text1" w:val="000000"/>
@@ -15034,6 +15714,7 @@
     </w:tblStylePr>
     <w:tblStylePr w:type="firstCol">
       <w:rPr>
+        <w:rFonts w:eastAsia="黑体"/>
         <w:color w:themeColor="background1" w:val="FFFFFF"/>
       </w:rPr>
       <w:tblPr/>
@@ -15043,6 +15724,7 @@
     </w:tblStylePr>
     <w:tblStylePr w:type="lastCol">
       <w:rPr>
+        <w:rFonts w:eastAsia="黑体"/>
         <w:color w:themeColor="background1" w:val="FFFFFF"/>
       </w:rPr>
       <w:tblPr/>
@@ -15072,6 +15754,7 @@
       <w:spacing w:after="0" w:line="240" w:lineRule="auto"/>
     </w:pPr>
     <w:rPr>
+      <w:rFonts w:eastAsia="黑体"/>
       <w:color w:themeColor="text1" w:val="000000"/>
     </w:rPr>
     <w:tblPr>
@@ -15093,6 +15776,7 @@
     </w:tcPr>
     <w:tblStylePr w:type="firstRow">
       <w:rPr>
+        <w:rFonts w:eastAsia="黑体"/>
         <w:b/>
         <w:bCs/>
       </w:rPr>
@@ -15103,6 +15787,7 @@
     </w:tblStylePr>
     <w:tblStylePr w:type="lastRow">
       <w:rPr>
+        <w:rFonts w:eastAsia="黑体"/>
         <w:b/>
         <w:bCs/>
         <w:color w:themeColor="text1" w:val="000000"/>
@@ -15114,6 +15799,7 @@
     </w:tblStylePr>
     <w:tblStylePr w:type="firstCol">
       <w:rPr>
+        <w:rFonts w:eastAsia="黑体"/>
         <w:color w:themeColor="background1" w:val="FFFFFF"/>
       </w:rPr>
       <w:tblPr/>
@@ -15123,6 +15809,7 @@
     </w:tblStylePr>
     <w:tblStylePr w:type="lastCol">
       <w:rPr>
+        <w:rFonts w:eastAsia="黑体"/>
         <w:color w:themeColor="background1" w:val="FFFFFF"/>
       </w:rPr>
       <w:tblPr/>
@@ -15155,6 +15842,7 @@
     <w:name w:val="KeywordTok"/>
     <w:basedOn w:val="VerbatimChar"/>
     <w:rPr>
+      <w:rFonts w:eastAsia="黑体"/>
       <w:b/>
       <w:color w:val="007020"/>
     </w:rPr>
@@ -15163,6 +15851,7 @@
     <w:name w:val="DataTypeTok"/>
     <w:basedOn w:val="VerbatimChar"/>
     <w:rPr>
+      <w:rFonts w:eastAsia="黑体"/>
       <w:color w:val="902000"/>
     </w:rPr>
   </w:style>
@@ -15170,6 +15859,7 @@
     <w:name w:val="DecValTok"/>
     <w:basedOn w:val="VerbatimChar"/>
     <w:rPr>
+      <w:rFonts w:eastAsia="黑体"/>
       <w:color w:val="40a070"/>
     </w:rPr>
   </w:style>
@@ -15177,6 +15867,7 @@
     <w:name w:val="BaseNTok"/>
     <w:basedOn w:val="VerbatimChar"/>
     <w:rPr>
+      <w:rFonts w:eastAsia="黑体"/>
       <w:color w:val="40a070"/>
     </w:rPr>
   </w:style>
@@ -15184,6 +15875,7 @@
     <w:name w:val="FloatTok"/>
     <w:basedOn w:val="VerbatimChar"/>
     <w:rPr>
+      <w:rFonts w:eastAsia="黑体"/>
       <w:color w:val="40a070"/>
     </w:rPr>
   </w:style>
@@ -15191,6 +15883,7 @@
     <w:name w:val="ConstantTok"/>
     <w:basedOn w:val="VerbatimChar"/>
     <w:rPr>
+      <w:rFonts w:eastAsia="黑体"/>
       <w:color w:val="880000"/>
     </w:rPr>
   </w:style>
@@ -15198,6 +15891,7 @@
     <w:name w:val="CharTok"/>
     <w:basedOn w:val="VerbatimChar"/>
     <w:rPr>
+      <w:rFonts w:eastAsia="黑体"/>
       <w:color w:val="4070a0"/>
     </w:rPr>
   </w:style>
@@ -15205,6 +15899,7 @@
     <w:name w:val="SpecialCharTok"/>
     <w:basedOn w:val="VerbatimChar"/>
     <w:rPr>
+      <w:rFonts w:eastAsia="黑体"/>
       <w:color w:val="4070a0"/>
     </w:rPr>
   </w:style>
@@ -15212,6 +15907,7 @@
     <w:name w:val="StringTok"/>
     <w:basedOn w:val="VerbatimChar"/>
     <w:rPr>
+      <w:rFonts w:eastAsia="黑体"/>
       <w:color w:val="4070a0"/>
     </w:rPr>
   </w:style>
@@ -15219,6 +15915,7 @@
     <w:name w:val="VerbatimStringTok"/>
     <w:basedOn w:val="VerbatimChar"/>
     <w:rPr>
+      <w:rFonts w:eastAsia="黑体"/>
       <w:color w:val="4070a0"/>
     </w:rPr>
   </w:style>
@@ -15226,6 +15923,7 @@
     <w:name w:val="SpecialStringTok"/>
     <w:basedOn w:val="VerbatimChar"/>
     <w:rPr>
+      <w:rFonts w:eastAsia="黑体"/>
       <w:color w:val="bb6688"/>
     </w:rPr>
   </w:style>
@@ -15233,6 +15931,7 @@
     <w:name w:val="ImportTok"/>
     <w:basedOn w:val="VerbatimChar"/>
     <w:rPr>
+      <w:rFonts w:eastAsia="黑体"/>
       <w:b/>
       <w:color w:val="008000"/>
     </w:rPr>
@@ -15241,6 +15940,7 @@
     <w:name w:val="CommentTok"/>
     <w:basedOn w:val="VerbatimChar"/>
     <w:rPr>
+      <w:rFonts w:eastAsia="黑体"/>
       <w:i/>
       <w:color w:val="60a0b0"/>
     </w:rPr>
@@ -15249,6 +15949,7 @@
     <w:name w:val="DocumentationTok"/>
     <w:basedOn w:val="VerbatimChar"/>
     <w:rPr>
+      <w:rFonts w:eastAsia="黑体"/>
       <w:i/>
       <w:color w:val="ba2121"/>
     </w:rPr>
@@ -15257,6 +15958,7 @@
     <w:name w:val="AnnotationTok"/>
     <w:basedOn w:val="VerbatimChar"/>
     <w:rPr>
+      <w:rFonts w:eastAsia="黑体"/>
       <w:b/>
       <w:i/>
       <w:color w:val="60a0b0"/>
@@ -15266,6 +15968,7 @@
     <w:name w:val="CommentVarTok"/>
     <w:basedOn w:val="VerbatimChar"/>
     <w:rPr>
+      <w:rFonts w:eastAsia="黑体"/>
       <w:b/>
       <w:i/>
       <w:color w:val="60a0b0"/>
@@ -15275,6 +15978,7 @@
     <w:name w:val="OtherTok"/>
     <w:basedOn w:val="VerbatimChar"/>
     <w:rPr>
+      <w:rFonts w:eastAsia="黑体"/>
       <w:color w:val="007020"/>
     </w:rPr>
   </w:style>
@@ -15282,6 +15986,7 @@
     <w:name w:val="FunctionTok"/>
     <w:basedOn w:val="VerbatimChar"/>
     <w:rPr>
+      <w:rFonts w:eastAsia="黑体"/>
       <w:color w:val="06287e"/>
     </w:rPr>
   </w:style>
@@ -15289,6 +15994,7 @@
     <w:name w:val="VariableTok"/>
     <w:basedOn w:val="VerbatimChar"/>
     <w:rPr>
+      <w:rFonts w:eastAsia="黑体"/>
       <w:color w:val="19177c"/>
     </w:rPr>
   </w:style>
@@ -15296,6 +16002,7 @@
     <w:name w:val="ControlFlowTok"/>
     <w:basedOn w:val="VerbatimChar"/>
     <w:rPr>
+      <w:rFonts w:eastAsia="黑体"/>
       <w:b/>
       <w:color w:val="007020"/>
     </w:rPr>
@@ -15304,6 +16011,7 @@
     <w:name w:val="OperatorTok"/>
     <w:basedOn w:val="VerbatimChar"/>
     <w:rPr>
+      <w:rFonts w:eastAsia="黑体"/>
       <w:color w:val="666666"/>
     </w:rPr>
   </w:style>
@@ -15311,18 +16019,22 @@
     <w:name w:val="BuiltInTok"/>
     <w:basedOn w:val="VerbatimChar"/>
     <w:rPr>
+      <w:rFonts w:eastAsia="黑体"/>
       <w:color w:val="008000"/>
     </w:rPr>
   </w:style>
   <w:style w:type="character" w:customStyle="1" w:styleId="ExtensionTok">
     <w:name w:val="ExtensionTok"/>
     <w:basedOn w:val="VerbatimChar"/>
-    <w:rPr/>
+    <w:rPr>
+      <w:rFonts w:eastAsia="黑体"/>
+    </w:rPr>
   </w:style>
   <w:style w:type="character" w:customStyle="1" w:styleId="PreprocessorTok">
     <w:name w:val="PreprocessorTok"/>
     <w:basedOn w:val="VerbatimChar"/>
     <w:rPr>
+      <w:rFonts w:eastAsia="黑体"/>
       <w:color w:val="bc7a00"/>
     </w:rPr>
   </w:style>
@@ -15330,18 +16042,22 @@
     <w:name w:val="AttributeTok"/>
     <w:basedOn w:val="VerbatimChar"/>
     <w:rPr>
+      <w:rFonts w:eastAsia="黑体"/>
       <w:color w:val="7d9029"/>
     </w:rPr>
   </w:style>
   <w:style w:type="character" w:customStyle="1" w:styleId="RegionMarkerTok">
     <w:name w:val="RegionMarkerTok"/>
     <w:basedOn w:val="VerbatimChar"/>
-    <w:rPr/>
+    <w:rPr>
+      <w:rFonts w:eastAsia="黑体"/>
+    </w:rPr>
   </w:style>
   <w:style w:type="character" w:customStyle="1" w:styleId="InformationTok">
     <w:name w:val="InformationTok"/>
     <w:basedOn w:val="VerbatimChar"/>
     <w:rPr>
+      <w:rFonts w:eastAsia="黑体"/>
       <w:b/>
       <w:i/>
       <w:color w:val="60a0b0"/>
@@ -15351,6 +16067,7 @@
     <w:name w:val="WarningTok"/>
     <w:basedOn w:val="VerbatimChar"/>
     <w:rPr>
+      <w:rFonts w:eastAsia="黑体"/>
       <w:b/>
       <w:i/>
       <w:color w:val="60a0b0"/>
@@ -15360,6 +16077,7 @@
     <w:name w:val="AlertTok"/>
     <w:basedOn w:val="VerbatimChar"/>
     <w:rPr>
+      <w:rFonts w:eastAsia="黑体"/>
       <w:b/>
       <w:color w:val="ff0000"/>
     </w:rPr>
@@ -15368,6 +16086,7 @@
     <w:name w:val="ErrorTok"/>
     <w:basedOn w:val="VerbatimChar"/>
     <w:rPr>
+      <w:rFonts w:eastAsia="黑体"/>
       <w:b/>
       <w:color w:val="ff0000"/>
     </w:rPr>
@@ -15375,7 +16094,9 @@
   <w:style w:type="character" w:customStyle="1" w:styleId="NormalTok">
     <w:name w:val="NormalTok"/>
     <w:basedOn w:val="VerbatimChar"/>
-    <w:rPr/>
+    <w:rPr>
+      <w:rFonts w:eastAsia="黑体"/>
+    </w:rPr>
   </w:style>
 </w:styles>
 </file>
@@ -15424,12 +16145,12 @@
     <a:fontScheme name="Office">
       <a:majorFont>
         <a:latin typeface="Calibri"/>
-        <a:ea typeface=""/>
+        <a:ea typeface="黑体"/>
         <a:cs typeface=""/>
         <a:font script="Jpan" typeface="ＭＳ ゴシック"/>
         <a:font script="Hang" typeface="맑은 고딕"/>
-        <a:font script="Hans" typeface="宋体"/>
-        <a:font script="Hant" typeface="新細明體"/>
+        <a:font script="Hans" typeface="黑体"/>
+        <a:font script="Hant" typeface="黑体"/>
         <a:font script="Arab" typeface="Times New Roman"/>
         <a:font script="Hebr" typeface="Times New Roman"/>
         <a:font script="Thai" typeface="Angsana New"/>
@@ -15459,12 +16180,12 @@
       </a:majorFont>
       <a:minorFont>
         <a:latin typeface="Cambria"/>
-        <a:ea typeface=""/>
+        <a:ea typeface="黑体"/>
         <a:cs typeface=""/>
         <a:font script="Jpan" typeface="ＭＳ 明朝"/>
         <a:font script="Hang" typeface="맑은 고딕"/>
-        <a:font script="Hans" typeface="宋体"/>
-        <a:font script="Hant" typeface="新細明體"/>
+        <a:font script="Hans" typeface="黑体"/>
+        <a:font script="Hant" typeface="黑体"/>
         <a:font script="Arab" typeface="Arial"/>
         <a:font script="Hebr" typeface="Arial"/>
         <a:font script="Thai" typeface="Cordia New"/>

--- a/04-滤波电路/01-低通滤波/开关电容低通滤波电路/开关电容低通滤波电路.docx
+++ b/04-滤波电路/01-低通滤波/开关电容低通滤波电路/开关电容低通滤波电路.docx
@@ -3074,7 +3074,7 @@
           <w:color w:val="555555"/>
           <w:sz w:val="21"/>
         </w:rPr>
-        <w:t>材料收集者：杜文杰，WX手机：19519196569，QQ:3478827729</w:t>
+        <w:t>材料收集者：杜文杰，微信/手机：19519196569，QQ:3478827729</w:t>
       </w:r>
     </w:p>
     <w:sectPr>
